--- a/04-滤波电路/01-低通滤波/有源低通滤波电路/有源低通滤波电路.docx
+++ b/04-滤波电路/01-低通滤波/有源低通滤波电路/有源低通滤波电路.docx
@@ -2981,6 +2981,20 @@
     </w:p>
     <w:bookmarkEnd w:id="28"/>
     <w:bookmarkEnd w:id="29"/>
+    <w:p>
+      <w:pPr>
+        <w:spacing w:before="360"/>
+        <w:jc w:val="center"/>
+      </w:pPr>
+      <w:r>
+        <w:rPr>
+          <w:rFonts w:ascii="Times New Roman" w:hAnsi="Times New Roman"/>
+          <w:color w:val="555555"/>
+          <w:sz w:val="21"/>
+        </w:rPr>
+        <w:t>材料收集者：杜文杰</w:t>
+      </w:r>
+    </w:p>
     <w:sectPr>
       <w:headerReference r:id="rId9" w:type="default"/>
       <w:footerReference r:id="rId10" w:type="default"/>

--- a/04-滤波电路/01-低通滤波/有源低通滤波电路/有源低通滤波电路.docx
+++ b/04-滤波电路/01-低通滤波/有源低通滤波电路/有源低通滤波电路.docx
@@ -1,6 +1,6 @@
 
 <file path=word/document.xml><?xml version="1.0" encoding="utf-8"?>
-<w:document xmlns:w="http://schemas.openxmlformats.org/wordprocessingml/2006/main" xmlns:m="http://schemas.openxmlformats.org/officeDocument/2006/math" xmlns:r="http://schemas.openxmlformats.org/officeDocument/2006/relationships" xmlns:o="urn:schemas-microsoft-com:office:office" xmlns:v="urn:schemas-microsoft-com:vml" xmlns:w10="urn:schemas-microsoft-com:office:word" xmlns:a="http://schemas.openxmlformats.org/drawingml/2006/main" xmlns:pic="http://schemas.openxmlformats.org/drawingml/2006/picture" xmlns:wp="http://schemas.openxmlformats.org/drawingml/2006/wordprocessingDrawing">
+<w:document xmlns:m="http://schemas.openxmlformats.org/officeDocument/2006/math" xmlns:r="http://schemas.openxmlformats.org/officeDocument/2006/relationships" xmlns:w="http://schemas.openxmlformats.org/wordprocessingml/2006/main" xmlns:o="urn:schemas-microsoft-com:office:office" xmlns:v="urn:schemas-microsoft-com:vml" xmlns:w10="urn:schemas-microsoft-com:office:word" xmlns:a="http://schemas.openxmlformats.org/drawingml/2006/main" xmlns:pic="http://schemas.openxmlformats.org/drawingml/2006/picture" xmlns:wp="http://schemas.openxmlformats.org/drawingml/2006/wordprocessingDrawing">
   <w:body>
     <w:bookmarkStart w:id="29" w:name="有源低通滤波电路"/>
     <w:p>
@@ -9,7 +9,7 @@
       </w:pPr>
       <w:r>
         <w:rPr>
-          <w:rFonts w:hint="eastAsia"/>
+          <w:rFonts w:hint="eastAsia" w:eastAsia="黑体"/>
         </w:rPr>
         <w:t xml:space="preserve">有源低通滤波电路</w:t>
       </w:r>
@@ -21,7 +21,7 @@
       </w:pPr>
       <w:r>
         <w:rPr>
-          <w:rFonts w:hint="eastAsia"/>
+          <w:rFonts w:hint="eastAsia" w:eastAsia="黑体"/>
         </w:rPr>
         <w:t xml:space="preserve">拓扑描述</w:t>
       </w:r>
@@ -32,16 +32,19 @@
       </w:pPr>
       <w:r>
         <w:rPr>
-          <w:rFonts w:hint="eastAsia"/>
+          <w:rFonts w:hint="eastAsia" w:eastAsia="黑体"/>
         </w:rPr>
         <w:t xml:space="preserve">由</w:t>
       </w:r>
       <w:r>
+        <w:rPr>
+          <w:rFonts w:eastAsia="黑体"/>
+        </w:rPr>
         <w:t xml:space="preserve"> </w:t>
       </w:r>
       <w:r>
         <w:rPr>
-          <w:rFonts w:hint="eastAsia"/>
+          <w:rFonts w:hint="eastAsia" w:eastAsia="黑体"/>
           <w:b/>
           <w:bCs/>
         </w:rPr>
@@ -49,17 +52,21 @@
       </w:r>
       <w:r>
         <w:rPr>
+          <w:rFonts w:eastAsia="黑体"/>
           <w:b/>
           <w:bCs/>
         </w:rPr>
         <w:t xml:space="preserve"> A1</w:t>
       </w:r>
       <w:r>
+        <w:rPr>
+          <w:rFonts w:eastAsia="黑体"/>
+        </w:rPr>
         <w:t xml:space="preserve">、</w:t>
       </w:r>
       <w:r>
         <w:rPr>
-          <w:rFonts w:hint="eastAsia"/>
+          <w:rFonts w:hint="eastAsia" w:eastAsia="黑体"/>
           <w:b/>
           <w:bCs/>
         </w:rPr>
@@ -67,6 +74,7 @@
       </w:r>
       <w:r>
         <w:rPr>
+          <w:rFonts w:eastAsia="黑体"/>
           <w:b/>
           <w:bCs/>
         </w:rPr>
@@ -78,11 +86,14 @@
         </m:r>
       </m:oMath>
       <w:r>
+        <w:rPr>
+          <w:rFonts w:eastAsia="黑体"/>
+        </w:rPr>
         <w:t xml:space="preserve">、</w:t>
       </w:r>
       <w:r>
         <w:rPr>
-          <w:rFonts w:hint="eastAsia"/>
+          <w:rFonts w:hint="eastAsia" w:eastAsia="黑体"/>
           <w:b/>
           <w:bCs/>
         </w:rPr>
@@ -90,6 +101,7 @@
       </w:r>
       <w:r>
         <w:rPr>
+          <w:rFonts w:eastAsia="黑体"/>
           <w:b/>
           <w:bCs/>
         </w:rPr>
@@ -101,20 +113,26 @@
         </m:r>
       </m:oMath>
       <w:r>
+        <w:rPr>
+          <w:rFonts w:eastAsia="黑体"/>
+        </w:rPr>
         <w:t xml:space="preserve"> </w:t>
       </w:r>
       <w:r>
         <w:rPr>
-          <w:rFonts w:hint="eastAsia"/>
+          <w:rFonts w:hint="eastAsia" w:eastAsia="黑体"/>
         </w:rPr>
         <w:t xml:space="preserve">与</w:t>
       </w:r>
       <w:r>
+        <w:rPr>
+          <w:rFonts w:eastAsia="黑体"/>
+        </w:rPr>
         <w:t xml:space="preserve"> </w:t>
       </w:r>
       <w:r>
         <w:rPr>
-          <w:rFonts w:hint="eastAsia"/>
+          <w:rFonts w:hint="eastAsia" w:eastAsia="黑体"/>
           <w:b/>
           <w:bCs/>
         </w:rPr>
@@ -122,6 +140,7 @@
       </w:r>
       <w:r>
         <w:rPr>
+          <w:rFonts w:eastAsia="黑体"/>
           <w:b/>
           <w:bCs/>
         </w:rPr>
@@ -143,6 +162,7 @@
       </m:oMath>
       <w:r>
         <w:rPr>
+          <w:rFonts w:eastAsia="黑体"/>
           <w:b/>
           <w:bCs/>
         </w:rPr>
@@ -163,15 +183,21 @@
         </m:sSub>
       </m:oMath>
       <w:r>
+        <w:rPr>
+          <w:rFonts w:eastAsia="黑体"/>
+        </w:rPr>
         <w:t xml:space="preserve"> </w:t>
       </w:r>
       <w:r>
         <w:rPr>
-          <w:rFonts w:hint="eastAsia"/>
+          <w:rFonts w:hint="eastAsia" w:eastAsia="黑体"/>
         </w:rPr>
         <w:t xml:space="preserve">组成的一阶有源低通滤波器（同相、带增益</w:t>
       </w:r>
       <w:r>
+        <w:rPr>
+          <w:rFonts w:eastAsia="黑体"/>
+        </w:rPr>
         <w:t xml:space="preserve"> </w:t>
       </w:r>
       <m:oMath>
@@ -180,26 +206,32 @@
         </m:r>
       </m:oMath>
       <w:r>
+        <w:rPr>
+          <w:rFonts w:eastAsia="黑体"/>
+        </w:rPr>
         <w:t xml:space="preserve"> </w:t>
       </w:r>
       <w:r>
         <w:rPr>
-          <w:rFonts w:hint="eastAsia"/>
+          <w:rFonts w:hint="eastAsia" w:eastAsia="黑体"/>
         </w:rPr>
         <w:t xml:space="preserve">形式）。电路共有</w:t>
       </w:r>
       <w:r>
+        <w:rPr>
+          <w:rFonts w:eastAsia="黑体"/>
+        </w:rPr>
         <w:t xml:space="preserve"> 4 </w:t>
       </w:r>
       <w:r>
         <w:rPr>
-          <w:rFonts w:hint="eastAsia"/>
+          <w:rFonts w:hint="eastAsia" w:eastAsia="黑体"/>
         </w:rPr>
         <w:t xml:space="preserve">个关键节点：</w:t>
       </w:r>
       <w:r>
         <w:rPr>
-          <w:rFonts w:hint="eastAsia"/>
+          <w:rFonts w:hint="eastAsia" w:eastAsia="黑体"/>
           <w:b/>
           <w:bCs/>
         </w:rPr>
@@ -207,6 +239,7 @@
       </w:r>
       <w:r>
         <w:rPr>
+          <w:rFonts w:eastAsia="黑体"/>
           <w:b/>
           <w:bCs/>
         </w:rPr>
@@ -214,7 +247,7 @@
       </w:r>
       <w:r>
         <w:rPr>
-          <w:rFonts w:hint="eastAsia"/>
+          <w:rFonts w:hint="eastAsia" w:eastAsia="黑体"/>
           <w:b/>
           <w:bCs/>
         </w:rPr>
@@ -222,11 +255,14 @@
       </w:r>
       <w:r>
         <w:rPr>
-          <w:rFonts w:hint="eastAsia"/>
+          <w:rFonts w:hint="eastAsia" w:eastAsia="黑体"/>
         </w:rPr>
         <w:t xml:space="preserve">（信号源</w:t>
       </w:r>
       <w:r>
+        <w:rPr>
+          <w:rFonts w:eastAsia="黑体"/>
+        </w:rPr>
         <w:t xml:space="preserve"> </w:t>
       </w:r>
       <m:oMath>
@@ -247,15 +283,21 @@
         </m:sSub>
       </m:oMath>
       <w:r>
+        <w:rPr>
+          <w:rFonts w:eastAsia="黑体"/>
+        </w:rPr>
         <w:t xml:space="preserve"> </w:t>
       </w:r>
       <w:r>
         <w:rPr>
-          <w:rFonts w:hint="eastAsia"/>
+          <w:rFonts w:hint="eastAsia" w:eastAsia="黑体"/>
         </w:rPr>
         <w:t xml:space="preserve">正端与</w:t>
       </w:r>
       <w:r>
+        <w:rPr>
+          <w:rFonts w:eastAsia="黑体"/>
+        </w:rPr>
         <w:t xml:space="preserve"> </w:t>
       </w:r>
       <m:oMath>
@@ -264,17 +306,20 @@
         </m:r>
       </m:oMath>
       <w:r>
+        <w:rPr>
+          <w:rFonts w:eastAsia="黑体"/>
+        </w:rPr>
         <w:t xml:space="preserve"> </w:t>
       </w:r>
       <w:r>
         <w:rPr>
-          <w:rFonts w:hint="eastAsia"/>
+          <w:rFonts w:hint="eastAsia" w:eastAsia="黑体"/>
         </w:rPr>
         <w:t xml:space="preserve">一端相连）；</w:t>
       </w:r>
       <w:r>
         <w:rPr>
-          <w:rFonts w:hint="eastAsia"/>
+          <w:rFonts w:hint="eastAsia" w:eastAsia="黑体"/>
           <w:b/>
           <w:bCs/>
         </w:rPr>
@@ -282,6 +327,7 @@
       </w:r>
       <w:r>
         <w:rPr>
+          <w:rFonts w:eastAsia="黑体"/>
           <w:b/>
           <w:bCs/>
         </w:rPr>
@@ -289,7 +335,7 @@
       </w:r>
       <w:r>
         <w:rPr>
-          <w:rFonts w:hint="eastAsia"/>
+          <w:rFonts w:hint="eastAsia" w:eastAsia="黑体"/>
           <w:b/>
           <w:bCs/>
         </w:rPr>
@@ -297,7 +343,7 @@
       </w:r>
       <w:r>
         <w:rPr>
-          <w:rFonts w:hint="eastAsia"/>
+          <w:rFonts w:hint="eastAsia" w:eastAsia="黑体"/>
         </w:rPr>
         <w:t xml:space="preserve">（</w:t>
       </w:r>
@@ -307,11 +353,14 @@
         </m:r>
       </m:oMath>
       <w:r>
+        <w:rPr>
+          <w:rFonts w:eastAsia="黑体"/>
+        </w:rPr>
         <w:t xml:space="preserve"> </w:t>
       </w:r>
       <w:r>
         <w:rPr>
-          <w:rFonts w:hint="eastAsia"/>
+          <w:rFonts w:hint="eastAsia" w:eastAsia="黑体"/>
         </w:rPr>
         <w:t xml:space="preserve">另一端、</w:t>
       </w:r>
@@ -321,35 +370,44 @@
         </m:r>
       </m:oMath>
       <w:r>
+        <w:rPr>
+          <w:rFonts w:eastAsia="黑体"/>
+        </w:rPr>
         <w:t xml:space="preserve"> </w:t>
       </w:r>
       <w:r>
         <w:rPr>
-          <w:rFonts w:hint="eastAsia"/>
+          <w:rFonts w:hint="eastAsia" w:eastAsia="黑体"/>
         </w:rPr>
         <w:t xml:space="preserve">一端与</w:t>
       </w:r>
       <w:r>
+        <w:rPr>
+          <w:rFonts w:eastAsia="黑体"/>
+        </w:rPr>
         <w:t xml:space="preserve"> A1 </w:t>
       </w:r>
       <w:r>
         <w:rPr>
-          <w:rFonts w:hint="eastAsia"/>
+          <w:rFonts w:hint="eastAsia" w:eastAsia="黑体"/>
         </w:rPr>
         <w:t xml:space="preserve">的同相输入端</w:t>
       </w:r>
       <w:r>
+        <w:rPr>
+          <w:rFonts w:eastAsia="黑体"/>
+        </w:rPr>
         <w:t xml:space="preserve"> IN+ </w:t>
       </w:r>
       <w:r>
         <w:rPr>
-          <w:rFonts w:hint="eastAsia"/>
+          <w:rFonts w:hint="eastAsia" w:eastAsia="黑体"/>
         </w:rPr>
         <w:t xml:space="preserve">相连）；</w:t>
       </w:r>
       <w:r>
         <w:rPr>
-          <w:rFonts w:hint="eastAsia"/>
+          <w:rFonts w:hint="eastAsia" w:eastAsia="黑体"/>
           <w:b/>
           <w:bCs/>
         </w:rPr>
@@ -357,6 +415,7 @@
       </w:r>
       <w:r>
         <w:rPr>
+          <w:rFonts w:eastAsia="黑体"/>
           <w:b/>
           <w:bCs/>
         </w:rPr>
@@ -364,7 +423,7 @@
       </w:r>
       <w:r>
         <w:rPr>
-          <w:rFonts w:hint="eastAsia"/>
+          <w:rFonts w:hint="eastAsia" w:eastAsia="黑体"/>
           <w:b/>
           <w:bCs/>
         </w:rPr>
@@ -372,20 +431,26 @@
       </w:r>
       <w:r>
         <w:rPr>
-          <w:rFonts w:hint="eastAsia"/>
+          <w:rFonts w:hint="eastAsia" w:eastAsia="黑体"/>
         </w:rPr>
         <w:t xml:space="preserve">（A1</w:t>
       </w:r>
       <w:r>
+        <w:rPr>
+          <w:rFonts w:eastAsia="黑体"/>
+        </w:rPr>
         <w:t xml:space="preserve"> </w:t>
       </w:r>
       <w:r>
         <w:rPr>
-          <w:rFonts w:hint="eastAsia"/>
+          <w:rFonts w:hint="eastAsia" w:eastAsia="黑体"/>
         </w:rPr>
         <w:t xml:space="preserve">的反相输入端</w:t>
       </w:r>
       <w:r>
+        <w:rPr>
+          <w:rFonts w:eastAsia="黑体"/>
+        </w:rPr>
         <w:t xml:space="preserve"> IN−、</w:t>
       </w:r>
       <m:oMath>
@@ -403,15 +468,21 @@
         </m:sSub>
       </m:oMath>
       <w:r>
+        <w:rPr>
+          <w:rFonts w:eastAsia="黑体"/>
+        </w:rPr>
         <w:t xml:space="preserve"> </w:t>
       </w:r>
       <w:r>
         <w:rPr>
-          <w:rFonts w:hint="eastAsia"/>
+          <w:rFonts w:hint="eastAsia" w:eastAsia="黑体"/>
         </w:rPr>
         <w:t xml:space="preserve">一端与</w:t>
       </w:r>
       <w:r>
+        <w:rPr>
+          <w:rFonts w:eastAsia="黑体"/>
+        </w:rPr>
         <w:t xml:space="preserve"> </w:t>
       </w:r>
       <m:oMath>
@@ -429,17 +500,20 @@
         </m:sSub>
       </m:oMath>
       <w:r>
+        <w:rPr>
+          <w:rFonts w:eastAsia="黑体"/>
+        </w:rPr>
         <w:t xml:space="preserve"> </w:t>
       </w:r>
       <w:r>
         <w:rPr>
-          <w:rFonts w:hint="eastAsia"/>
+          <w:rFonts w:hint="eastAsia" w:eastAsia="黑体"/>
         </w:rPr>
         <w:t xml:space="preserve">一端相连）；</w:t>
       </w:r>
       <w:r>
         <w:rPr>
-          <w:rFonts w:hint="eastAsia"/>
+          <w:rFonts w:hint="eastAsia" w:eastAsia="黑体"/>
           <w:b/>
           <w:bCs/>
         </w:rPr>
@@ -447,6 +521,7 @@
       </w:r>
       <w:r>
         <w:rPr>
+          <w:rFonts w:eastAsia="黑体"/>
           <w:b/>
           <w:bCs/>
         </w:rPr>
@@ -454,7 +529,7 @@
       </w:r>
       <w:r>
         <w:rPr>
-          <w:rFonts w:hint="eastAsia"/>
+          <w:rFonts w:hint="eastAsia" w:eastAsia="黑体"/>
           <w:b/>
           <w:bCs/>
         </w:rPr>
@@ -462,29 +537,38 @@
       </w:r>
       <w:r>
         <w:rPr>
-          <w:rFonts w:hint="eastAsia"/>
+          <w:rFonts w:hint="eastAsia" w:eastAsia="黑体"/>
         </w:rPr>
         <w:t xml:space="preserve">（A1</w:t>
       </w:r>
       <w:r>
+        <w:rPr>
+          <w:rFonts w:eastAsia="黑体"/>
+        </w:rPr>
         <w:t xml:space="preserve"> </w:t>
       </w:r>
       <w:r>
         <w:rPr>
-          <w:rFonts w:hint="eastAsia"/>
+          <w:rFonts w:hint="eastAsia" w:eastAsia="黑体"/>
         </w:rPr>
         <w:t xml:space="preserve">的输出端</w:t>
       </w:r>
       <w:r>
+        <w:rPr>
+          <w:rFonts w:eastAsia="黑体"/>
+        </w:rPr>
         <w:t xml:space="preserve"> OUT </w:t>
       </w:r>
       <w:r>
         <w:rPr>
-          <w:rFonts w:hint="eastAsia"/>
+          <w:rFonts w:hint="eastAsia" w:eastAsia="黑体"/>
         </w:rPr>
         <w:t xml:space="preserve">与</w:t>
       </w:r>
       <w:r>
+        <w:rPr>
+          <w:rFonts w:eastAsia="黑体"/>
+        </w:rPr>
         <w:t xml:space="preserve"> </w:t>
       </w:r>
       <m:oMath>
@@ -502,15 +586,21 @@
         </m:sSub>
       </m:oMath>
       <w:r>
+        <w:rPr>
+          <w:rFonts w:eastAsia="黑体"/>
+        </w:rPr>
         <w:t xml:space="preserve"> </w:t>
       </w:r>
       <w:r>
         <w:rPr>
-          <w:rFonts w:hint="eastAsia"/>
+          <w:rFonts w:hint="eastAsia" w:eastAsia="黑体"/>
         </w:rPr>
         <w:t xml:space="preserve">另一端相连，作为输出</w:t>
       </w:r>
       <w:r>
+        <w:rPr>
+          <w:rFonts w:eastAsia="黑体"/>
+        </w:rPr>
         <w:t xml:space="preserve"> </w:t>
       </w:r>
       <m:oMath>
@@ -535,16 +625,19 @@
       </m:oMath>
       <w:r>
         <w:rPr>
-          <w:rFonts w:hint="eastAsia"/>
+          <w:rFonts w:hint="eastAsia" w:eastAsia="黑体"/>
         </w:rPr>
         <w:t xml:space="preserve">）；另有</w:t>
       </w:r>
       <w:r>
+        <w:rPr>
+          <w:rFonts w:eastAsia="黑体"/>
+        </w:rPr>
         <w:t xml:space="preserve"> </w:t>
       </w:r>
       <w:r>
         <w:rPr>
-          <w:rFonts w:hint="eastAsia"/>
+          <w:rFonts w:hint="eastAsia" w:eastAsia="黑体"/>
           <w:b/>
           <w:bCs/>
         </w:rPr>
@@ -552,6 +645,7 @@
       </w:r>
       <w:r>
         <w:rPr>
+          <w:rFonts w:eastAsia="黑体"/>
           <w:b/>
           <w:bCs/>
         </w:rPr>
@@ -559,7 +653,7 @@
       </w:r>
       <w:r>
         <w:rPr>
-          <w:rFonts w:hint="eastAsia"/>
+          <w:rFonts w:hint="eastAsia" w:eastAsia="黑体"/>
         </w:rPr>
         <w:t xml:space="preserve">（</w:t>
       </w:r>
@@ -569,15 +663,21 @@
         </m:r>
       </m:oMath>
       <w:r>
+        <w:rPr>
+          <w:rFonts w:eastAsia="黑体"/>
+        </w:rPr>
         <w:t xml:space="preserve"> </w:t>
       </w:r>
       <w:r>
         <w:rPr>
-          <w:rFonts w:hint="eastAsia"/>
+          <w:rFonts w:hint="eastAsia" w:eastAsia="黑体"/>
         </w:rPr>
         <w:t xml:space="preserve">另一端与</w:t>
       </w:r>
       <w:r>
+        <w:rPr>
+          <w:rFonts w:eastAsia="黑体"/>
+        </w:rPr>
         <w:t xml:space="preserve"> </w:t>
       </w:r>
       <m:oMath>
@@ -595,11 +695,14 @@
         </m:sSub>
       </m:oMath>
       <w:r>
+        <w:rPr>
+          <w:rFonts w:eastAsia="黑体"/>
+        </w:rPr>
         <w:t xml:space="preserve"> </w:t>
       </w:r>
       <w:r>
         <w:rPr>
-          <w:rFonts w:hint="eastAsia"/>
+          <w:rFonts w:hint="eastAsia" w:eastAsia="黑体"/>
         </w:rPr>
         <w:t xml:space="preserve">另一端接地）。</w:t>
       </w:r>
@@ -608,7 +711,7 @@
       <w:pPr/>
       <w:r>
         <w:rPr>
-          <w:rFonts w:hint="eastAsia"/>
+          <w:rFonts w:hint="eastAsia" w:eastAsia="黑体"/>
         </w:rPr>
         <w:t xml:space="preserve">各元件管脚连接：</w:t>
       </w:r>
@@ -618,11 +721,14 @@
         </m:r>
       </m:oMath>
       <w:r>
+        <w:rPr>
+          <w:rFonts w:eastAsia="黑体"/>
+        </w:rPr>
         <w:t xml:space="preserve"> </w:t>
       </w:r>
       <w:r>
         <w:rPr>
-          <w:rFonts w:hint="eastAsia"/>
+          <w:rFonts w:hint="eastAsia" w:eastAsia="黑体"/>
         </w:rPr>
         <w:t xml:space="preserve">一端接输入节点、另一端接中间节点；</w:t>
       </w:r>
@@ -632,20 +738,26 @@
         </m:r>
       </m:oMath>
       <w:r>
+        <w:rPr>
+          <w:rFonts w:eastAsia="黑体"/>
+        </w:rPr>
         <w:t xml:space="preserve"> </w:t>
       </w:r>
       <w:r>
         <w:rPr>
-          <w:rFonts w:hint="eastAsia"/>
+          <w:rFonts w:hint="eastAsia" w:eastAsia="黑体"/>
         </w:rPr>
         <w:t xml:space="preserve">一端接中间节点、另一端接</w:t>
       </w:r>
       <w:r>
+        <w:rPr>
+          <w:rFonts w:eastAsia="黑体"/>
+        </w:rPr>
         <w:t xml:space="preserve"> </w:t>
       </w:r>
       <w:r>
         <w:rPr>
-          <w:rFonts w:hint="eastAsia"/>
+          <w:rFonts w:hint="eastAsia" w:eastAsia="黑体"/>
         </w:rPr>
         <w:t xml:space="preserve">GND；</w:t>
       </w:r>
@@ -664,11 +776,14 @@
         </m:sSub>
       </m:oMath>
       <w:r>
+        <w:rPr>
+          <w:rFonts w:eastAsia="黑体"/>
+        </w:rPr>
         <w:t xml:space="preserve"> </w:t>
       </w:r>
       <w:r>
         <w:rPr>
-          <w:rFonts w:hint="eastAsia"/>
+          <w:rFonts w:hint="eastAsia" w:eastAsia="黑体"/>
         </w:rPr>
         <w:t xml:space="preserve">一端接输出节点、另一端接反相输入端节点；</w:t>
       </w:r>
@@ -687,94 +802,125 @@
         </m:sSub>
       </m:oMath>
       <w:r>
+        <w:rPr>
+          <w:rFonts w:eastAsia="黑体"/>
+        </w:rPr>
         <w:t xml:space="preserve"> </w:t>
       </w:r>
       <w:r>
         <w:rPr>
-          <w:rFonts w:hint="eastAsia"/>
+          <w:rFonts w:hint="eastAsia" w:eastAsia="黑体"/>
         </w:rPr>
         <w:t xml:space="preserve">一端接反相输入端节点、另一端接</w:t>
       </w:r>
       <w:r>
+        <w:rPr>
+          <w:rFonts w:eastAsia="黑体"/>
+        </w:rPr>
         <w:t xml:space="preserve"> </w:t>
       </w:r>
       <w:r>
         <w:rPr>
-          <w:rFonts w:hint="eastAsia"/>
+          <w:rFonts w:hint="eastAsia" w:eastAsia="黑体"/>
         </w:rPr>
         <w:t xml:space="preserve">GND；</w:t>
       </w:r>
       <w:r>
         <w:rPr>
+          <w:rFonts w:eastAsia="黑体"/>
           <w:b/>
           <w:bCs/>
         </w:rPr>
         <w:t xml:space="preserve">A1</w:t>
       </w:r>
       <w:r>
+        <w:rPr>
+          <w:rFonts w:eastAsia="黑体"/>
+        </w:rPr>
         <w:t xml:space="preserve"> </w:t>
       </w:r>
       <w:r>
         <w:rPr>
-          <w:rFonts w:hint="eastAsia"/>
+          <w:rFonts w:hint="eastAsia" w:eastAsia="黑体"/>
         </w:rPr>
         <w:t xml:space="preserve">的</w:t>
       </w:r>
       <w:r>
+        <w:rPr>
+          <w:rFonts w:eastAsia="黑体"/>
+        </w:rPr>
         <w:t xml:space="preserve"> IN+ </w:t>
       </w:r>
       <w:r>
         <w:rPr>
-          <w:rFonts w:hint="eastAsia"/>
+          <w:rFonts w:hint="eastAsia" w:eastAsia="黑体"/>
         </w:rPr>
         <w:t xml:space="preserve">接中间节点、IN−</w:t>
       </w:r>
       <w:r>
+        <w:rPr>
+          <w:rFonts w:eastAsia="黑体"/>
+        </w:rPr>
         <w:t xml:space="preserve"> </w:t>
       </w:r>
       <w:r>
         <w:rPr>
-          <w:rFonts w:hint="eastAsia"/>
+          <w:rFonts w:hint="eastAsia" w:eastAsia="黑体"/>
         </w:rPr>
         <w:t xml:space="preserve">接反相输入端节点、OUT</w:t>
       </w:r>
       <w:r>
+        <w:rPr>
+          <w:rFonts w:eastAsia="黑体"/>
+        </w:rPr>
         <w:t xml:space="preserve"> </w:t>
       </w:r>
       <w:r>
         <w:rPr>
-          <w:rFonts w:hint="eastAsia"/>
+          <w:rFonts w:hint="eastAsia" w:eastAsia="黑体"/>
         </w:rPr>
         <w:t xml:space="preserve">接输出节点、正电源脚</w:t>
       </w:r>
       <w:r>
+        <w:rPr>
+          <w:rFonts w:eastAsia="黑体"/>
+        </w:rPr>
         <w:t xml:space="preserve"> V+ </w:t>
       </w:r>
       <w:r>
         <w:rPr>
-          <w:rFonts w:hint="eastAsia"/>
+          <w:rFonts w:hint="eastAsia" w:eastAsia="黑体"/>
         </w:rPr>
         <w:t xml:space="preserve">接</w:t>
       </w:r>
       <w:r>
+        <w:rPr>
+          <w:rFonts w:eastAsia="黑体"/>
+        </w:rPr>
         <w:t xml:space="preserve"> </w:t>
       </w:r>
       <w:r>
         <w:rPr>
-          <w:rFonts w:hint="eastAsia"/>
+          <w:rFonts w:hint="eastAsia" w:eastAsia="黑体"/>
         </w:rPr>
         <w:t xml:space="preserve">+VCC、负电源脚</w:t>
       </w:r>
       <w:r>
+        <w:rPr>
+          <w:rFonts w:eastAsia="黑体"/>
+        </w:rPr>
         <w:t xml:space="preserve"> V− </w:t>
       </w:r>
       <w:r>
         <w:rPr>
-          <w:rFonts w:hint="eastAsia"/>
+          <w:rFonts w:hint="eastAsia" w:eastAsia="黑体"/>
         </w:rPr>
         <w:t xml:space="preserve">接</w:t>
       </w:r>
       <w:r>
+        <w:rPr>
+          <w:rFonts w:eastAsia="黑体"/>
+        </w:rPr>
         <w:t xml:space="preserve"> −VEE。</w:t>
       </w:r>
     </w:p>
@@ -782,11 +928,14 @@
       <w:pPr/>
       <w:r>
         <w:rPr>
-          <w:rFonts w:hint="eastAsia"/>
+          <w:rFonts w:hint="eastAsia" w:eastAsia="黑体"/>
         </w:rPr>
         <w:t xml:space="preserve">由此构成”输入经</w:t>
       </w:r>
       <w:r>
+        <w:rPr>
+          <w:rFonts w:eastAsia="黑体"/>
+        </w:rPr>
         <w:t xml:space="preserve"> </w:t>
       </w:r>
       <m:oMath>
@@ -795,11 +944,14 @@
         </m:r>
       </m:oMath>
       <w:r>
+        <w:rPr>
+          <w:rFonts w:eastAsia="黑体"/>
+        </w:rPr>
         <w:t xml:space="preserve"> </w:t>
       </w:r>
       <w:r>
         <w:rPr>
-          <w:rFonts w:hint="eastAsia"/>
+          <w:rFonts w:hint="eastAsia" w:eastAsia="黑体"/>
         </w:rPr>
         <w:t xml:space="preserve">到同相端、</w:t>
       </w:r>
@@ -809,11 +961,14 @@
         </m:r>
       </m:oMath>
       <w:r>
+        <w:rPr>
+          <w:rFonts w:eastAsia="黑体"/>
+        </w:rPr>
         <w:t xml:space="preserve"> </w:t>
       </w:r>
       <w:r>
         <w:rPr>
-          <w:rFonts w:hint="eastAsia"/>
+          <w:rFonts w:hint="eastAsia" w:eastAsia="黑体"/>
         </w:rPr>
         <w:t xml:space="preserve">接同相端到地、</w:t>
       </w:r>
@@ -850,15 +1005,21 @@
         </m:sSub>
       </m:oMath>
       <w:r>
+        <w:rPr>
+          <w:rFonts w:eastAsia="黑体"/>
+        </w:rPr>
         <w:t xml:space="preserve"> </w:t>
       </w:r>
       <w:r>
         <w:rPr>
-          <w:rFonts w:hint="eastAsia"/>
+          <w:rFonts w:hint="eastAsia" w:eastAsia="黑体"/>
         </w:rPr>
         <w:t xml:space="preserve">设定增益”的一阶有源低通组态，通带增益</w:t>
       </w:r>
       <w:r>
+        <w:rPr>
+          <w:rFonts w:eastAsia="黑体"/>
+        </w:rPr>
         <w:t xml:space="preserve"> </w:t>
       </w:r>
       <m:oMath>
@@ -913,11 +1074,14 @@
       </m:oMath>
       <w:r>
         <w:rPr>
-          <w:rFonts w:hint="eastAsia"/>
+          <w:rFonts w:hint="eastAsia" w:eastAsia="黑体"/>
         </w:rPr>
         <w:t xml:space="preserve">，截止频率</w:t>
       </w:r>
       <w:r>
+        <w:rPr>
+          <w:rFonts w:eastAsia="黑体"/>
+        </w:rPr>
         <w:t xml:space="preserve"> </w:t>
       </w:r>
       <m:oMath>
@@ -975,16 +1139,19 @@
       </m:oMath>
       <w:r>
         <w:rPr>
-          <w:rFonts w:hint="eastAsia"/>
+          <w:rFonts w:hint="eastAsia" w:eastAsia="黑体"/>
         </w:rPr>
         <w:t xml:space="preserve">，并提供低输出阻抗缓冲；更高阶可由</w:t>
       </w:r>
       <w:r>
+        <w:rPr>
+          <w:rFonts w:eastAsia="黑体"/>
+        </w:rPr>
         <w:t xml:space="preserve"> Sallen-Key </w:t>
       </w:r>
       <w:r>
         <w:rPr>
-          <w:rFonts w:hint="eastAsia"/>
+          <w:rFonts w:hint="eastAsia" w:eastAsia="黑体"/>
         </w:rPr>
         <w:t xml:space="preserve">或多重反馈（MFB）结构实现。</w:t>
       </w:r>
@@ -997,7 +1164,7 @@
       </w:pPr>
       <w:r>
         <w:rPr>
-          <w:rFonts w:hint="eastAsia"/>
+          <w:rFonts w:hint="eastAsia" w:eastAsia="黑体"/>
         </w:rPr>
         <w:t xml:space="preserve">工作原理</w:t>
       </w:r>
@@ -1007,29 +1174,38 @@
         <w:pStyle w:val="FirstParagraph"/>
       </w:pPr>
       <w:r>
+        <w:rPr>
+          <w:rFonts w:eastAsia="黑体"/>
+        </w:rPr>
         <w:t xml:space="preserve">RC </w:t>
       </w:r>
       <w:r>
         <w:rPr>
-          <w:rFonts w:hint="eastAsia"/>
+          <w:rFonts w:hint="eastAsia" w:eastAsia="黑体"/>
         </w:rPr>
         <w:t xml:space="preserve">阻容网络在高频衰减信号，运放放大量级并为后级提供低阻抗驱动。输入信号经</w:t>
       </w:r>
       <w:r>
+        <w:rPr>
+          <w:rFonts w:eastAsia="黑体"/>
+        </w:rPr>
         <w:t xml:space="preserve"> RC </w:t>
       </w:r>
       <w:r>
         <w:rPr>
-          <w:rFonts w:hint="eastAsia"/>
+          <w:rFonts w:hint="eastAsia" w:eastAsia="黑体"/>
         </w:rPr>
         <w:t xml:space="preserve">整形后由运放输出，通带内维持设定增益，阻带按阶数以</w:t>
       </w:r>
       <w:r>
+        <w:rPr>
+          <w:rFonts w:eastAsia="黑体"/>
+        </w:rPr>
         <w:t xml:space="preserve"> -20N </w:t>
       </w:r>
       <w:r>
         <w:rPr>
-          <w:rFonts w:hint="eastAsia"/>
+          <w:rFonts w:hint="eastAsia" w:eastAsia="黑体"/>
         </w:rPr>
         <w:t xml:space="preserve">dB/十倍频下降。</w:t>
       </w:r>
@@ -1042,7 +1218,7 @@
       </w:pPr>
       <w:r>
         <w:rPr>
-          <w:rFonts w:hint="eastAsia"/>
+          <w:rFonts w:hint="eastAsia" w:eastAsia="黑体"/>
         </w:rPr>
         <w:t xml:space="preserve">关键计算公式</w:t>
       </w:r>
@@ -1054,16 +1230,19 @@
       </w:pPr>
       <w:r>
         <w:rPr>
-          <w:rFonts w:hint="eastAsia"/>
+          <w:rFonts w:hint="eastAsia" w:eastAsia="黑体"/>
         </w:rPr>
         <w:t xml:space="preserve">一阶有源低通（同相，带增益</w:t>
       </w:r>
       <w:r>
+        <w:rPr>
+          <w:rFonts w:eastAsia="黑体"/>
+        </w:rPr>
         <w:t xml:space="preserve"> </w:t>
       </w:r>
       <w:r>
         <w:rPr>
-          <w:rFonts w:hint="eastAsia"/>
+          <w:rFonts w:hint="eastAsia" w:eastAsia="黑体"/>
         </w:rPr>
         <w:t xml:space="preserve">K）</w:t>
       </w:r>
@@ -1077,7 +1256,7 @@
       </w:pPr>
       <w:r>
         <w:rPr>
-          <w:rFonts w:hint="eastAsia"/>
+          <w:rFonts w:hint="eastAsia" w:eastAsia="黑体"/>
         </w:rPr>
         <w:t xml:space="preserve">截止频率：</w:t>
       </w:r>
@@ -1146,7 +1325,7 @@
       </w:pPr>
       <w:r>
         <w:rPr>
-          <w:rFonts w:hint="eastAsia"/>
+          <w:rFonts w:hint="eastAsia" w:eastAsia="黑体"/>
         </w:rPr>
         <w:t xml:space="preserve">传递函数：</w:t>
       </w:r>
@@ -1286,11 +1465,14 @@
       </w:pPr>
       <w:r>
         <w:rPr>
-          <w:rFonts w:hint="eastAsia"/>
+          <w:rFonts w:hint="eastAsia" w:eastAsia="黑体"/>
         </w:rPr>
         <w:t xml:space="preserve">二阶</w:t>
       </w:r>
       <w:r>
+        <w:rPr>
+          <w:rFonts w:eastAsia="黑体"/>
+        </w:rPr>
         <w:t xml:space="preserve"> Sallen-Key</w:t>
       </w:r>
     </w:p>
@@ -1303,7 +1485,7 @@
       </w:pPr>
       <w:r>
         <w:rPr>
-          <w:rFonts w:hint="eastAsia"/>
+          <w:rFonts w:hint="eastAsia" w:eastAsia="黑体"/>
         </w:rPr>
         <w:t xml:space="preserve">截止频率：</w:t>
       </w:r>
@@ -1422,7 +1604,7 @@
       </w:pPr>
       <w:r>
         <w:rPr>
-          <w:rFonts w:hint="eastAsia"/>
+          <w:rFonts w:hint="eastAsia" w:eastAsia="黑体"/>
         </w:rPr>
         <w:t xml:space="preserve">品质因数（</w:t>
       </w:r>
@@ -1469,7 +1651,7 @@
       </m:oMath>
       <w:r>
         <w:rPr>
-          <w:rFonts w:hint="eastAsia"/>
+          <w:rFonts w:hint="eastAsia" w:eastAsia="黑体"/>
         </w:rPr>
         <w:t xml:space="preserve">）：</w:t>
       </w:r>
@@ -1611,7 +1793,7 @@
             </w:pPr>
             <w:r>
               <w:rPr>
-                <w:rFonts w:hint="eastAsia"/>
+                <w:rFonts w:hint="eastAsia" w:eastAsia="黑体"/>
               </w:rPr>
               <w:t xml:space="preserve">符号</w:t>
             </w:r>
@@ -1625,7 +1807,7 @@
             </w:pPr>
             <w:r>
               <w:rPr>
-                <w:rFonts w:hint="eastAsia"/>
+                <w:rFonts w:hint="eastAsia" w:eastAsia="黑体"/>
               </w:rPr>
               <w:t xml:space="preserve">含义</w:t>
             </w:r>
@@ -1639,7 +1821,7 @@
             </w:pPr>
             <w:r>
               <w:rPr>
-                <w:rFonts w:hint="eastAsia"/>
+                <w:rFonts w:hint="eastAsia" w:eastAsia="黑体"/>
               </w:rPr>
               <w:t xml:space="preserve">单位</w:t>
             </w:r>
@@ -1695,6 +1877,9 @@
               </m:sSub>
             </m:oMath>
             <w:r>
+              <w:rPr>
+                <w:rFonts w:eastAsia="黑体"/>
+              </w:rPr>
               <w:t xml:space="preserve">​</w:t>
             </w:r>
           </w:p>
@@ -1707,7 +1892,7 @@
             </w:pPr>
             <w:r>
               <w:rPr>
-                <w:rFonts w:hint="eastAsia"/>
+                <w:rFonts w:hint="eastAsia" w:eastAsia="黑体"/>
               </w:rPr>
               <w:t xml:space="preserve">阻容网络电阻</w:t>
             </w:r>
@@ -1720,6 +1905,9 @@
               <w:pStyle w:val="Compact"/>
             </w:pPr>
             <w:r>
+              <w:rPr>
+                <w:rFonts w:eastAsia="黑体"/>
+              </w:rPr>
               <w:t xml:space="preserve">Ω</w:t>
             </w:r>
           </w:p>
@@ -1774,6 +1962,9 @@
               </m:sSub>
             </m:oMath>
             <w:r>
+              <w:rPr>
+                <w:rFonts w:eastAsia="黑体"/>
+              </w:rPr>
               <w:t xml:space="preserve">​</w:t>
             </w:r>
           </w:p>
@@ -1786,7 +1977,7 @@
             </w:pPr>
             <w:r>
               <w:rPr>
-                <w:rFonts w:hint="eastAsia"/>
+                <w:rFonts w:hint="eastAsia" w:eastAsia="黑体"/>
               </w:rPr>
               <w:t xml:space="preserve">阻容网络电容</w:t>
             </w:r>
@@ -1799,6 +1990,9 @@
               <w:pStyle w:val="Compact"/>
             </w:pPr>
             <w:r>
+              <w:rPr>
+                <w:rFonts w:eastAsia="黑体"/>
+              </w:rPr>
               <w:t xml:space="preserve">F</w:t>
             </w:r>
           </w:p>
@@ -1844,6 +2038,9 @@
               </m:sSub>
             </m:oMath>
             <w:r>
+              <w:rPr>
+                <w:rFonts w:eastAsia="黑体"/>
+              </w:rPr>
               <w:t xml:space="preserve">​</w:t>
             </w:r>
           </w:p>
@@ -1856,7 +2053,7 @@
             </w:pPr>
             <w:r>
               <w:rPr>
-                <w:rFonts w:hint="eastAsia"/>
+                <w:rFonts w:hint="eastAsia" w:eastAsia="黑体"/>
               </w:rPr>
               <w:t xml:space="preserve">增益设定电阻</w:t>
             </w:r>
@@ -1869,6 +2066,9 @@
               <w:pStyle w:val="Compact"/>
             </w:pPr>
             <w:r>
+              <w:rPr>
+                <w:rFonts w:eastAsia="黑体"/>
+              </w:rPr>
               <w:t xml:space="preserve">Ω</w:t>
             </w:r>
           </w:p>
@@ -1887,6 +2087,9 @@
               </m:r>
             </m:oMath>
             <w:r>
+              <w:rPr>
+                <w:rFonts w:eastAsia="黑体"/>
+              </w:rPr>
               <w:t xml:space="preserve">​</w:t>
             </w:r>
           </w:p>
@@ -1899,7 +2102,7 @@
             </w:pPr>
             <w:r>
               <w:rPr>
-                <w:rFonts w:hint="eastAsia"/>
+                <w:rFonts w:hint="eastAsia" w:eastAsia="黑体"/>
               </w:rPr>
               <w:t xml:space="preserve">通带增益</w:t>
             </w:r>
@@ -1913,7 +2116,7 @@
             </w:pPr>
             <w:r>
               <w:rPr>
-                <w:rFonts w:hint="eastAsia"/>
+                <w:rFonts w:hint="eastAsia" w:eastAsia="黑体"/>
               </w:rPr>
               <w:t xml:space="preserve">无量纲</w:t>
             </w:r>
@@ -1933,6 +2136,9 @@
               </m:r>
             </m:oMath>
             <w:r>
+              <w:rPr>
+                <w:rFonts w:eastAsia="黑体"/>
+              </w:rPr>
               <w:t xml:space="preserve">​</w:t>
             </w:r>
           </w:p>
@@ -1945,7 +2151,7 @@
             </w:pPr>
             <w:r>
               <w:rPr>
-                <w:rFonts w:hint="eastAsia"/>
+                <w:rFonts w:hint="eastAsia" w:eastAsia="黑体"/>
               </w:rPr>
               <w:t xml:space="preserve">品质因数</w:t>
             </w:r>
@@ -1959,7 +2165,7 @@
             </w:pPr>
             <w:r>
               <w:rPr>
-                <w:rFonts w:hint="eastAsia"/>
+                <w:rFonts w:hint="eastAsia" w:eastAsia="黑体"/>
               </w:rPr>
               <w:t xml:space="preserve">无量纲</w:t>
             </w:r>
@@ -1988,6 +2194,9 @@
               </m:sSub>
             </m:oMath>
             <w:r>
+              <w:rPr>
+                <w:rFonts w:eastAsia="黑体"/>
+              </w:rPr>
               <w:t xml:space="preserve">​</w:t>
             </w:r>
           </w:p>
@@ -2000,7 +2209,7 @@
             </w:pPr>
             <w:r>
               <w:rPr>
-                <w:rFonts w:hint="eastAsia"/>
+                <w:rFonts w:hint="eastAsia" w:eastAsia="黑体"/>
               </w:rPr>
               <w:t xml:space="preserve">截止频率</w:t>
             </w:r>
@@ -2013,6 +2222,9 @@
               <w:pStyle w:val="Compact"/>
             </w:pPr>
             <w:r>
+              <w:rPr>
+                <w:rFonts w:eastAsia="黑体"/>
+              </w:rPr>
               <w:t xml:space="preserve">Hz</w:t>
             </w:r>
           </w:p>
@@ -2028,7 +2240,7 @@
       </w:pPr>
       <w:r>
         <w:rPr>
-          <w:rFonts w:hint="eastAsia"/>
+          <w:rFonts w:hint="eastAsia" w:eastAsia="黑体"/>
         </w:rPr>
         <w:t xml:space="preserve">元件调整影响</w:t>
       </w:r>
@@ -2043,6 +2255,7 @@
       </w:pPr>
       <w:r>
         <w:rPr>
+          <w:rFonts w:eastAsia="黑体"/>
           <w:b/>
           <w:bCs/>
         </w:rPr>
@@ -2050,19 +2263,28 @@
       </w:r>
       <w:r>
         <w:rPr>
-          <w:rFonts w:hint="eastAsia"/>
+          <w:rFonts w:hint="eastAsia" w:eastAsia="黑体"/>
           <w:b/>
           <w:bCs/>
         </w:rPr>
         <w:t xml:space="preserve">增大</w:t>
       </w:r>
       <w:r>
+        <w:rPr>
+          <w:rFonts w:eastAsia="黑体"/>
+        </w:rPr>
         <w:t xml:space="preserve"> </w:t>
       </w:r>
       <w:r>
+        <w:rPr>
+          <w:rFonts w:eastAsia="黑体"/>
+        </w:rPr>
         <w:t xml:space="preserve">→</w:t>
       </w:r>
       <w:r>
+        <w:rPr>
+          <w:rFonts w:eastAsia="黑体"/>
+        </w:rPr>
         <w:t xml:space="preserve"> </w:t>
       </w:r>
       <m:oMath>
@@ -2080,11 +2302,14 @@
         </m:sSub>
       </m:oMath>
       <w:r>
+        <w:rPr>
+          <w:rFonts w:eastAsia="黑体"/>
+        </w:rPr>
         <w:t xml:space="preserve"> </w:t>
       </w:r>
       <w:r>
         <w:rPr>
-          <w:rFonts w:hint="eastAsia"/>
+          <w:rFonts w:hint="eastAsia" w:eastAsia="黑体"/>
         </w:rPr>
         <w:t xml:space="preserve">下降。</w:t>
       </w:r>
@@ -2099,7 +2324,7 @@
       </w:pPr>
       <w:r>
         <w:rPr>
-          <w:rFonts w:hint="eastAsia"/>
+          <w:rFonts w:hint="eastAsia" w:eastAsia="黑体"/>
           <w:b/>
           <w:bCs/>
         </w:rPr>
@@ -2107,6 +2332,7 @@
       </w:r>
       <w:r>
         <w:rPr>
+          <w:rFonts w:eastAsia="黑体"/>
           <w:b/>
           <w:bCs/>
         </w:rPr>
@@ -2114,21 +2340,27 @@
       </w:r>
       <w:r>
         <w:rPr>
-          <w:rFonts w:hint="eastAsia"/>
+          <w:rFonts w:hint="eastAsia" w:eastAsia="黑体"/>
           <w:b/>
           <w:bCs/>
         </w:rPr>
         <w:t xml:space="preserve">增大</w:t>
       </w:r>
       <w:r>
+        <w:rPr>
+          <w:rFonts w:eastAsia="黑体"/>
+        </w:rPr>
         <w:t xml:space="preserve"> </w:t>
       </w:r>
       <w:r>
+        <w:rPr>
+          <w:rFonts w:eastAsia="黑体"/>
+        </w:rPr>
         <w:t xml:space="preserve">→ Q </w:t>
       </w:r>
       <w:r>
         <w:rPr>
-          <w:rFonts w:hint="eastAsia"/>
+          <w:rFonts w:hint="eastAsia" w:eastAsia="黑体"/>
         </w:rPr>
         <w:t xml:space="preserve">升高，</w:t>
       </w:r>
@@ -2147,24 +2379,33 @@
         </m:sSub>
       </m:oMath>
       <w:r>
+        <w:rPr>
+          <w:rFonts w:eastAsia="黑体"/>
+        </w:rPr>
         <w:t xml:space="preserve"> </w:t>
       </w:r>
       <w:r>
         <w:rPr>
-          <w:rFonts w:hint="eastAsia"/>
+          <w:rFonts w:hint="eastAsia" w:eastAsia="黑体"/>
         </w:rPr>
         <w:t xml:space="preserve">附近峰值增大（Sallen-Key</w:t>
       </w:r>
       <w:r>
+        <w:rPr>
+          <w:rFonts w:eastAsia="黑体"/>
+        </w:rPr>
         <w:t xml:space="preserve"> </w:t>
       </w:r>
       <w:r>
         <w:rPr>
-          <w:rFonts w:hint="eastAsia"/>
+          <w:rFonts w:hint="eastAsia" w:eastAsia="黑体"/>
         </w:rPr>
         <w:t xml:space="preserve">中</w:t>
       </w:r>
       <w:r>
+        <w:rPr>
+          <w:rFonts w:eastAsia="黑体"/>
+        </w:rPr>
         <w:t xml:space="preserve"> </w:t>
       </w:r>
       <m:oMath>
@@ -2182,11 +2423,14 @@
         </m:r>
       </m:oMath>
       <w:r>
+        <w:rPr>
+          <w:rFonts w:eastAsia="黑体"/>
+        </w:rPr>
         <w:t xml:space="preserve"> </w:t>
       </w:r>
       <w:r>
         <w:rPr>
-          <w:rFonts w:hint="eastAsia"/>
+          <w:rFonts w:hint="eastAsia" w:eastAsia="黑体"/>
         </w:rPr>
         <w:t xml:space="preserve">时趋于自激）。</w:t>
       </w:r>
@@ -2215,6 +2459,7 @@
       </m:oMath>
       <w:r>
         <w:rPr>
+          <w:rFonts w:eastAsia="黑体"/>
           <w:b/>
           <w:bCs/>
         </w:rPr>
@@ -2222,7 +2467,7 @@
       </w:r>
       <w:r>
         <w:rPr>
-          <w:rFonts w:hint="eastAsia"/>
+          <w:rFonts w:hint="eastAsia" w:eastAsia="黑体"/>
           <w:b/>
           <w:bCs/>
         </w:rPr>
@@ -2230,6 +2475,7 @@
       </w:r>
       <w:r>
         <w:rPr>
+          <w:rFonts w:eastAsia="黑体"/>
           <w:b/>
           <w:bCs/>
         </w:rPr>
@@ -2237,30 +2483,39 @@
       </w:r>
       <w:r>
         <w:rPr>
-          <w:rFonts w:hint="eastAsia"/>
+          <w:rFonts w:hint="eastAsia" w:eastAsia="黑体"/>
           <w:b/>
           <w:bCs/>
         </w:rPr>
         <w:t xml:space="preserve">增大）</w:t>
       </w:r>
       <w:r>
+        <w:rPr>
+          <w:rFonts w:eastAsia="黑体"/>
+        </w:rPr>
         <w:t xml:space="preserve"> </w:t>
       </w:r>
       <w:r>
+        <w:rPr>
+          <w:rFonts w:eastAsia="黑体"/>
+        </w:rPr>
         <w:t xml:space="preserve">→ </w:t>
       </w:r>
       <w:r>
         <w:rPr>
-          <w:rFonts w:hint="eastAsia"/>
+          <w:rFonts w:hint="eastAsia" w:eastAsia="黑体"/>
         </w:rPr>
         <w:t xml:space="preserve">通带增益升高，但</w:t>
       </w:r>
       <w:r>
+        <w:rPr>
+          <w:rFonts w:eastAsia="黑体"/>
+        </w:rPr>
         <w:t xml:space="preserve"> Q </w:t>
       </w:r>
       <w:r>
         <w:rPr>
-          <w:rFonts w:hint="eastAsia"/>
+          <w:rFonts w:hint="eastAsia" w:eastAsia="黑体"/>
         </w:rPr>
         <w:t xml:space="preserve">同时升高。</w:t>
       </w:r>
@@ -2275,21 +2530,27 @@
       </w:pPr>
       <w:r>
         <w:rPr>
-          <w:rFonts w:hint="eastAsia"/>
+          <w:rFonts w:hint="eastAsia" w:eastAsia="黑体"/>
           <w:b/>
           <w:bCs/>
         </w:rPr>
         <w:t xml:space="preserve">运放增益带宽积不足</w:t>
       </w:r>
       <w:r>
+        <w:rPr>
+          <w:rFonts w:eastAsia="黑体"/>
+        </w:rPr>
         <w:t xml:space="preserve"> </w:t>
       </w:r>
       <w:r>
+        <w:rPr>
+          <w:rFonts w:eastAsia="黑体"/>
+        </w:rPr>
         <w:t xml:space="preserve">→ </w:t>
       </w:r>
       <w:r>
         <w:rPr>
-          <w:rFonts w:hint="eastAsia"/>
+          <w:rFonts w:hint="eastAsia" w:eastAsia="黑体"/>
         </w:rPr>
         <w:t xml:space="preserve">高频实际响应比理想值提前下降。</w:t>
       </w:r>
@@ -2302,7 +2563,7 @@
       </w:pPr>
       <w:r>
         <w:rPr>
-          <w:rFonts w:hint="eastAsia"/>
+          <w:rFonts w:hint="eastAsia" w:eastAsia="黑体"/>
         </w:rPr>
         <w:t xml:space="preserve">典型参数示例</w:t>
       </w:r>
@@ -2317,7 +2578,7 @@
       </w:pPr>
       <w:r>
         <w:rPr>
-          <w:rFonts w:hint="eastAsia"/>
+          <w:rFonts w:hint="eastAsia" w:eastAsia="黑体"/>
         </w:rPr>
         <w:t xml:space="preserve">一阶同相、</w:t>
       </w:r>
@@ -2346,6 +2607,9 @@
         </m:r>
       </m:oMath>
       <w:r>
+        <w:rPr>
+          <w:rFonts w:eastAsia="黑体"/>
+        </w:rPr>
         <w:t xml:space="preserve">、</w:t>
       </w:r>
       <m:oMath>
@@ -2373,6 +2637,9 @@
         </m:r>
       </m:oMath>
       <w:r>
+        <w:rPr>
+          <w:rFonts w:eastAsia="黑体"/>
+        </w:rPr>
         <w:t xml:space="preserve">、</w:t>
       </w:r>
       <m:oMath>
@@ -2391,7 +2658,7 @@
       </m:oMath>
       <w:r>
         <w:rPr>
-          <w:rFonts w:hint="eastAsia"/>
+          <w:rFonts w:hint="eastAsia" w:eastAsia="黑体"/>
         </w:rPr>
         <w:t xml:space="preserve">：</w:t>
       </w:r>
@@ -2496,25 +2763,31 @@
       </m:oMath>
       <w:r>
         <w:rPr>
-          <w:rFonts w:hint="eastAsia"/>
+          <w:rFonts w:hint="eastAsia" w:eastAsia="黑体"/>
         </w:rPr>
         <w:t xml:space="preserve">，通带增益</w:t>
       </w:r>
       <w:r>
+        <w:rPr>
+          <w:rFonts w:eastAsia="黑体"/>
+        </w:rPr>
         <w:t xml:space="preserve"> </w:t>
       </w:r>
       <w:r>
         <w:rPr>
-          <w:rFonts w:hint="eastAsia"/>
+          <w:rFonts w:hint="eastAsia" w:eastAsia="黑体"/>
         </w:rPr>
         <w:t xml:space="preserve">2（约</w:t>
       </w:r>
       <w:r>
+        <w:rPr>
+          <w:rFonts w:eastAsia="黑体"/>
+        </w:rPr>
         <w:t xml:space="preserve"> 6 </w:t>
       </w:r>
       <w:r>
         <w:rPr>
-          <w:rFonts w:hint="eastAsia"/>
+          <w:rFonts w:hint="eastAsia" w:eastAsia="黑体"/>
         </w:rPr>
         <w:t xml:space="preserve">dB）。</w:t>
       </w:r>
@@ -2529,11 +2802,14 @@
       </w:pPr>
       <w:r>
         <w:rPr>
-          <w:rFonts w:hint="eastAsia"/>
+          <w:rFonts w:hint="eastAsia" w:eastAsia="黑体"/>
         </w:rPr>
         <w:t xml:space="preserve">二阶</w:t>
       </w:r>
       <w:r>
+        <w:rPr>
+          <w:rFonts w:eastAsia="黑体"/>
+        </w:rPr>
         <w:t xml:space="preserve"> Sallen-Key、</w:t>
       </w:r>
       <m:oMath>
@@ -2588,6 +2864,9 @@
         </m:r>
       </m:oMath>
       <w:r>
+        <w:rPr>
+          <w:rFonts w:eastAsia="黑体"/>
+        </w:rPr>
         <w:t xml:space="preserve">、</w:t>
       </w:r>
       <m:oMath>
@@ -2642,6 +2921,9 @@
         </m:r>
       </m:oMath>
       <w:r>
+        <w:rPr>
+          <w:rFonts w:eastAsia="黑体"/>
+        </w:rPr>
         <w:t xml:space="preserve">、</w:t>
       </w:r>
       <m:oMath>
@@ -2660,7 +2942,7 @@
       </m:oMath>
       <w:r>
         <w:rPr>
-          <w:rFonts w:hint="eastAsia"/>
+          <w:rFonts w:hint="eastAsia" w:eastAsia="黑体"/>
         </w:rPr>
         <w:t xml:space="preserve">：</w:t>
       </w:r>
@@ -2719,7 +3001,7 @@
       </m:oMath>
       <w:r>
         <w:rPr>
-          <w:rFonts w:hint="eastAsia"/>
+          <w:rFonts w:hint="eastAsia" w:eastAsia="黑体"/>
         </w:rPr>
         <w:t xml:space="preserve">（Butterworth），</w:t>
       </w:r>
@@ -2757,6 +3039,9 @@
         </m:r>
       </m:oMath>
       <w:r>
+        <w:rPr>
+          <w:rFonts w:eastAsia="黑体"/>
+        </w:rPr>
         <w:t xml:space="preserve">。</w:t>
       </w:r>
     </w:p>
@@ -2768,7 +3053,7 @@
       </w:pPr>
       <w:r>
         <w:rPr>
-          <w:rFonts w:hint="eastAsia"/>
+          <w:rFonts w:hint="eastAsia" w:eastAsia="黑体"/>
         </w:rPr>
         <w:t xml:space="preserve">常见器件型号</w:t>
       </w:r>
@@ -2783,7 +3068,7 @@
       </w:pPr>
       <w:r>
         <w:rPr>
-          <w:rFonts w:hint="eastAsia"/>
+          <w:rFonts w:hint="eastAsia" w:eastAsia="黑体"/>
         </w:rPr>
         <w:t xml:space="preserve">运放：TL072、LM358、NE5532、OPA2134。</w:t>
       </w:r>
@@ -2798,25 +3083,31 @@
       </w:pPr>
       <w:r>
         <w:rPr>
-          <w:rFonts w:hint="eastAsia"/>
+          <w:rFonts w:hint="eastAsia" w:eastAsia="黑体"/>
         </w:rPr>
         <w:t xml:space="preserve">电阻/电容：1%</w:t>
       </w:r>
       <w:r>
+        <w:rPr>
+          <w:rFonts w:eastAsia="黑体"/>
+        </w:rPr>
         <w:t xml:space="preserve"> </w:t>
       </w:r>
       <w:r>
         <w:rPr>
-          <w:rFonts w:hint="eastAsia"/>
+          <w:rFonts w:hint="eastAsia" w:eastAsia="黑体"/>
         </w:rPr>
         <w:t xml:space="preserve">金属膜电阻、C0G/NP0</w:t>
       </w:r>
       <w:r>
+        <w:rPr>
+          <w:rFonts w:eastAsia="黑体"/>
+        </w:rPr>
         <w:t xml:space="preserve"> </w:t>
       </w:r>
       <w:r>
         <w:rPr>
-          <w:rFonts w:hint="eastAsia"/>
+          <w:rFonts w:hint="eastAsia" w:eastAsia="黑体"/>
         </w:rPr>
         <w:t xml:space="preserve">电容。</w:t>
       </w:r>
@@ -2831,7 +3122,7 @@
       </w:pPr>
       <w:r>
         <w:rPr>
-          <w:rFonts w:hint="eastAsia"/>
+          <w:rFonts w:hint="eastAsia" w:eastAsia="黑体"/>
         </w:rPr>
         <w:t xml:space="preserve">常用：按需选型。</w:t>
       </w:r>
@@ -2844,7 +3135,7 @@
       </w:pPr>
       <w:r>
         <w:rPr>
-          <w:rFonts w:hint="eastAsia"/>
+          <w:rFonts w:hint="eastAsia" w:eastAsia="黑体"/>
         </w:rPr>
         <w:t xml:space="preserve">注意事项</w:t>
       </w:r>
@@ -2859,16 +3150,19 @@
       </w:pPr>
       <w:r>
         <w:rPr>
-          <w:rFonts w:hint="eastAsia"/>
+          <w:rFonts w:hint="eastAsia" w:eastAsia="黑体"/>
         </w:rPr>
         <w:t xml:space="preserve">有源结构比无源</w:t>
       </w:r>
       <w:r>
+        <w:rPr>
+          <w:rFonts w:eastAsia="黑体"/>
+        </w:rPr>
         <w:t xml:space="preserve"> RC </w:t>
       </w:r>
       <w:r>
         <w:rPr>
-          <w:rFonts w:hint="eastAsia"/>
+          <w:rFonts w:hint="eastAsia" w:eastAsia="黑体"/>
         </w:rPr>
         <w:t xml:space="preserve">具有功耗，且需单/双电源供电。</w:t>
       </w:r>
@@ -2883,16 +3177,19 @@
       </w:pPr>
       <w:r>
         <w:rPr>
-          <w:rFonts w:hint="eastAsia"/>
+          <w:rFonts w:hint="eastAsia" w:eastAsia="黑体"/>
         </w:rPr>
         <w:t xml:space="preserve">高</w:t>
       </w:r>
       <w:r>
+        <w:rPr>
+          <w:rFonts w:eastAsia="黑体"/>
+        </w:rPr>
         <w:t xml:space="preserve"> </w:t>
       </w:r>
       <w:r>
         <w:rPr>
-          <w:rFonts w:hint="eastAsia"/>
+          <w:rFonts w:hint="eastAsia" w:eastAsia="黑体"/>
         </w:rPr>
         <w:t xml:space="preserve">Q、高增益设计对元件容差敏感。</w:t>
       </w:r>
@@ -2907,7 +3204,7 @@
       </w:pPr>
       <w:r>
         <w:rPr>
-          <w:rFonts w:hint="eastAsia"/>
+          <w:rFonts w:hint="eastAsia" w:eastAsia="黑体"/>
         </w:rPr>
         <w:t xml:space="preserve">运放带宽需远高于截止频率，否则特性偏离。</w:t>
       </w:r>
@@ -2920,7 +3217,7 @@
       </w:pPr>
       <w:r>
         <w:rPr>
-          <w:rFonts w:hint="eastAsia"/>
+          <w:rFonts w:hint="eastAsia" w:eastAsia="黑体"/>
         </w:rPr>
         <w:t xml:space="preserve">参考资料</w:t>
       </w:r>
@@ -2934,6 +3231,9 @@
         </w:numPr>
       </w:pPr>
       <w:r>
+        <w:rPr>
+          <w:rFonts w:eastAsia="黑体"/>
+        </w:rPr>
         <w:t xml:space="preserve">Wikipedia: Sallen–Key topology。</w:t>
       </w:r>
     </w:p>
@@ -2946,20 +3246,26 @@
         </w:numPr>
       </w:pPr>
       <w:r>
+        <w:rPr>
+          <w:rFonts w:eastAsia="黑体"/>
+        </w:rPr>
         <w:t xml:space="preserve">TI </w:t>
       </w:r>
       <w:r>
         <w:rPr>
-          <w:rFonts w:hint="eastAsia"/>
+          <w:rFonts w:hint="eastAsia" w:eastAsia="黑体"/>
         </w:rPr>
         <w:t xml:space="preserve">应用笔记</w:t>
       </w:r>
       <w:r>
+        <w:rPr>
+          <w:rFonts w:eastAsia="黑体"/>
+        </w:rPr>
         <w:t xml:space="preserve"> </w:t>
       </w:r>
       <w:r>
         <w:rPr>
-          <w:rFonts w:hint="eastAsia"/>
+          <w:rFonts w:hint="eastAsia" w:eastAsia="黑体"/>
         </w:rPr>
         <w:t xml:space="preserve">SLOA049（有源滤波器设计）。</w:t>
       </w:r>
@@ -2974,7 +3280,7 @@
       </w:pPr>
       <w:r>
         <w:rPr>
-          <w:rFonts w:hint="eastAsia"/>
+          <w:rFonts w:hint="eastAsia" w:eastAsia="黑体"/>
         </w:rPr>
         <w:t xml:space="preserve">《模拟电子技术基础》（童诗白、华成英）。</w:t>
       </w:r>
@@ -2988,11 +3294,11 @@
       </w:pPr>
       <w:r>
         <w:rPr>
-          <w:rFonts w:ascii="Times New Roman" w:hAnsi="Times New Roman"/>
+          <w:rFonts w:ascii="Times New Roman" w:hAnsi="Times New Roman" w:eastAsia="黑体"/>
           <w:color w:val="555555"/>
           <w:sz w:val="21"/>
         </w:rPr>
-        <w:t>材料收集者：杜文杰</w:t>
+        <w:t>材料收集者：杜文杰，WX手机：19519196569，QQ:3478827729</w:t>
       </w:r>
     </w:p>
     <w:sectPr>
@@ -3012,7 +3318,7 @@
 </file>
 
 <file path=word/footer1.xml><?xml version="1.0" encoding="utf-8"?>
-<w:ftr xmlns:m="http://schemas.openxmlformats.org/officeDocument/2006/math" xmlns:mc="http://schemas.openxmlformats.org/markup-compatibility/2006" xmlns:mo="http://schemas.microsoft.com/office/mac/office/2008/main" xmlns:mv="urn:schemas-microsoft-com:mac:vml" xmlns:o="urn:schemas-microsoft-com:office:office" xmlns:r="http://schemas.openxmlformats.org/officeDocument/2006/relationships" xmlns:v="urn:schemas-microsoft-com:vml" xmlns:w10="urn:schemas-microsoft-com:office:word" xmlns:w14="http://schemas.microsoft.com/office/word/2010/wordml" xmlns:w="http://schemas.openxmlformats.org/wordprocessingml/2006/main" xmlns:wne="http://schemas.microsoft.com/office/word/2006/wordml" xmlns:wp14="http://schemas.microsoft.com/office/word/2010/wordprocessingDrawing" xmlns:wp="http://schemas.openxmlformats.org/drawingml/2006/wordprocessingDrawing" xmlns:wpc="http://schemas.microsoft.com/office/word/2010/wordprocessingCanvas" xmlns:wpg="http://schemas.microsoft.com/office/word/2010/wordprocessingGroup" xmlns:wpi="http://schemas.microsoft.com/office/word/2010/wordprocessingInk" xmlns:wps="http://schemas.microsoft.com/office/word/2010/wordprocessingShape" mc:Ignorable="w14 wp14">
+<w:ftr xmlns:mc="http://schemas.openxmlformats.org/markup-compatibility/2006" xmlns:w="http://schemas.openxmlformats.org/wordprocessingml/2006/main" xmlns:m="http://schemas.openxmlformats.org/officeDocument/2006/math" xmlns:mo="http://schemas.microsoft.com/office/mac/office/2008/main" xmlns:mv="urn:schemas-microsoft-com:mac:vml" xmlns:o="urn:schemas-microsoft-com:office:office" xmlns:r="http://schemas.openxmlformats.org/officeDocument/2006/relationships" xmlns:v="urn:schemas-microsoft-com:vml" xmlns:w10="urn:schemas-microsoft-com:office:word" xmlns:w14="http://schemas.microsoft.com/office/word/2010/wordml" xmlns:wne="http://schemas.microsoft.com/office/word/2006/wordml" xmlns:wp14="http://schemas.microsoft.com/office/word/2010/wordprocessingDrawing" xmlns:wp="http://schemas.openxmlformats.org/drawingml/2006/wordprocessingDrawing" xmlns:wpc="http://schemas.microsoft.com/office/word/2010/wordprocessingCanvas" xmlns:wpg="http://schemas.microsoft.com/office/word/2010/wordprocessingGroup" xmlns:wpi="http://schemas.microsoft.com/office/word/2010/wordprocessingInk" xmlns:wps="http://schemas.microsoft.com/office/word/2010/wordprocessingShape" mc:Ignorable="w14 wp14">
   <w:p>
     <w:pPr>
       <w:pStyle w:val="Footer"/>
@@ -3020,12 +3326,14 @@
     </w:pPr>
     <w:r>
       <w:rPr>
+        <w:rFonts w:eastAsia="黑体"/>
         <w:sz w:val="18"/>
       </w:rPr>
       <w:t xml:space="preserve">第 </w:t>
     </w:r>
     <w:r>
       <w:rPr>
+        <w:rFonts w:eastAsia="黑体"/>
         <w:sz w:val="18"/>
       </w:rPr>
       <w:fldChar w:fldCharType="begin"/>
@@ -3034,6 +3342,7 @@
     </w:r>
     <w:r>
       <w:rPr>
+        <w:rFonts w:eastAsia="黑体"/>
         <w:sz w:val="18"/>
       </w:rPr>
       <w:t xml:space="preserve"> 页</w:t>
@@ -3047,6 +3356,9 @@
   <w:footnote w:type="continuationSeparator" w:id="0">
     <w:p>
       <w:r>
+        <w:rPr>
+          <w:rFonts w:eastAsia="黑体"/>
+        </w:rPr>
         <w:continuationSeparator/>
       </w:r>
     </w:p>
@@ -3054,6 +3366,9 @@
   <w:footnote w:type="separator" w:id="-1">
     <w:p>
       <w:r>
+        <w:rPr>
+          <w:rFonts w:eastAsia="黑体"/>
+        </w:rPr>
         <w:separator/>
       </w:r>
     </w:p>
@@ -3062,7 +3377,7 @@
 </file>
 
 <file path=word/header1.xml><?xml version="1.0" encoding="utf-8"?>
-<w:hdr xmlns:m="http://schemas.openxmlformats.org/officeDocument/2006/math" xmlns:mc="http://schemas.openxmlformats.org/markup-compatibility/2006" xmlns:mo="http://schemas.microsoft.com/office/mac/office/2008/main" xmlns:mv="urn:schemas-microsoft-com:mac:vml" xmlns:o="urn:schemas-microsoft-com:office:office" xmlns:r="http://schemas.openxmlformats.org/officeDocument/2006/relationships" xmlns:v="urn:schemas-microsoft-com:vml" xmlns:w10="urn:schemas-microsoft-com:office:word" xmlns:w14="http://schemas.microsoft.com/office/word/2010/wordml" xmlns:w="http://schemas.openxmlformats.org/wordprocessingml/2006/main" xmlns:wne="http://schemas.microsoft.com/office/word/2006/wordml" xmlns:wp14="http://schemas.microsoft.com/office/word/2010/wordprocessingDrawing" xmlns:wp="http://schemas.openxmlformats.org/drawingml/2006/wordprocessingDrawing" xmlns:wpc="http://schemas.microsoft.com/office/word/2010/wordprocessingCanvas" xmlns:wpg="http://schemas.microsoft.com/office/word/2010/wordprocessingGroup" xmlns:wpi="http://schemas.microsoft.com/office/word/2010/wordprocessingInk" xmlns:wps="http://schemas.microsoft.com/office/word/2010/wordprocessingShape" mc:Ignorable="w14 wp14">
+<w:hdr xmlns:mc="http://schemas.openxmlformats.org/markup-compatibility/2006" xmlns:w="http://schemas.openxmlformats.org/wordprocessingml/2006/main" xmlns:m="http://schemas.openxmlformats.org/officeDocument/2006/math" xmlns:mo="http://schemas.microsoft.com/office/mac/office/2008/main" xmlns:mv="urn:schemas-microsoft-com:mac:vml" xmlns:o="urn:schemas-microsoft-com:office:office" xmlns:r="http://schemas.openxmlformats.org/officeDocument/2006/relationships" xmlns:v="urn:schemas-microsoft-com:vml" xmlns:w10="urn:schemas-microsoft-com:office:word" xmlns:w14="http://schemas.microsoft.com/office/word/2010/wordml" xmlns:wne="http://schemas.microsoft.com/office/word/2006/wordml" xmlns:wp14="http://schemas.microsoft.com/office/word/2010/wordprocessingDrawing" xmlns:wp="http://schemas.openxmlformats.org/drawingml/2006/wordprocessingDrawing" xmlns:wpc="http://schemas.microsoft.com/office/word/2010/wordprocessingCanvas" xmlns:wpg="http://schemas.microsoft.com/office/word/2010/wordprocessingGroup" xmlns:wpi="http://schemas.microsoft.com/office/word/2010/wordprocessingInk" xmlns:wps="http://schemas.microsoft.com/office/word/2010/wordprocessingShape" mc:Ignorable="w14 wp14">
   <w:p>
     <w:pPr>
       <w:pStyle w:val="Header"/>
@@ -3070,7 +3385,7 @@
     </w:pPr>
     <w:r>
       <w:rPr>
-        <w:rFonts w:ascii="Times New Roman" w:hAnsi="Times New Roman"/>
+        <w:rFonts w:ascii="Times New Roman" w:hAnsi="Times New Roman" w:eastAsia="黑体"/>
         <w:sz w:val="18"/>
         <w:rFonts w:eastAsia="黑体"/>
         <w:rFonts w:eastAsia="黑体"/>
@@ -3082,7 +3397,7 @@
 </file>
 
 <file path=word/numbering.xml><?xml version="1.0" encoding="utf-8"?>
-<w:numbering xmlns:m="http://schemas.openxmlformats.org/officeDocument/2006/math" xmlns:mc="http://schemas.openxmlformats.org/markup-compatibility/2006" xmlns:mo="http://schemas.microsoft.com/office/mac/office/2008/main" xmlns:mv="urn:schemas-microsoft-com:mac:vml" xmlns:o="urn:schemas-microsoft-com:office:office" xmlns:r="http://schemas.openxmlformats.org/officeDocument/2006/relationships" xmlns:v="urn:schemas-microsoft-com:vml" xmlns:w="http://schemas.openxmlformats.org/wordprocessingml/2006/main" xmlns:w10="urn:schemas-microsoft-com:office:word" xmlns:w14="http://schemas.microsoft.com/office/word/2010/wordml" xmlns:wne="http://schemas.microsoft.com/office/word/2006/wordml" xmlns:wp="http://schemas.openxmlformats.org/drawingml/2006/wordprocessingDrawing" xmlns:wp14="http://schemas.microsoft.com/office/word/2010/wordprocessingDrawing" xmlns:wpc="http://schemas.microsoft.com/office/word/2010/wordprocessingCanvas" xmlns:wpg="http://schemas.microsoft.com/office/word/2010/wordprocessingGroup" xmlns:wpi="http://schemas.microsoft.com/office/word/2010/wordprocessingInk" xmlns:wps="http://schemas.microsoft.com/office/word/2010/wordprocessingShape" mc:Ignorable="w14 wp14">
+<w:numbering xmlns:mc="http://schemas.openxmlformats.org/markup-compatibility/2006" xmlns:w="http://schemas.openxmlformats.org/wordprocessingml/2006/main" xmlns:m="http://schemas.openxmlformats.org/officeDocument/2006/math" xmlns:mo="http://schemas.microsoft.com/office/mac/office/2008/main" xmlns:mv="urn:schemas-microsoft-com:mac:vml" xmlns:o="urn:schemas-microsoft-com:office:office" xmlns:r="http://schemas.openxmlformats.org/officeDocument/2006/relationships" xmlns:v="urn:schemas-microsoft-com:vml" xmlns:w10="urn:schemas-microsoft-com:office:word" xmlns:w14="http://schemas.microsoft.com/office/word/2010/wordml" xmlns:wne="http://schemas.microsoft.com/office/word/2006/wordml" xmlns:wp="http://schemas.openxmlformats.org/drawingml/2006/wordprocessingDrawing" xmlns:wp14="http://schemas.microsoft.com/office/word/2010/wordprocessingDrawing" xmlns:wpc="http://schemas.microsoft.com/office/word/2010/wordprocessingCanvas" xmlns:wpg="http://schemas.microsoft.com/office/word/2010/wordprocessingGroup" xmlns:wpi="http://schemas.microsoft.com/office/word/2010/wordprocessingInk" xmlns:wps="http://schemas.microsoft.com/office/word/2010/wordprocessingShape" mc:Ignorable="w14 wp14">
   <w:abstractNum w:abstractNumId="0">
     <w:nsid w:val="FFFFFF7C"/>
     <w:multiLevelType w:val="singleLevel"/>
@@ -3169,7 +3484,7 @@
         <w:ind w:hanging="360" w:left="1440"/>
       </w:pPr>
       <w:rPr>
-        <w:rFonts w:ascii="Symbol" w:hAnsi="Symbol" w:hint="default"/>
+        <w:rFonts w:ascii="Symbol" w:hAnsi="Symbol" w:hint="default" w:eastAsia="黑体"/>
       </w:rPr>
     </w:lvl>
   </w:abstractNum>
@@ -3190,7 +3505,7 @@
         <w:ind w:hanging="360" w:left="1080"/>
       </w:pPr>
       <w:rPr>
-        <w:rFonts w:ascii="Symbol" w:hAnsi="Symbol" w:hint="default"/>
+        <w:rFonts w:ascii="Symbol" w:hAnsi="Symbol" w:hint="default" w:eastAsia="黑体"/>
       </w:rPr>
     </w:lvl>
   </w:abstractNum>
@@ -3211,7 +3526,7 @@
         <w:ind w:hanging="360" w:left="720"/>
       </w:pPr>
       <w:rPr>
-        <w:rFonts w:ascii="Symbol" w:hAnsi="Symbol" w:hint="default"/>
+        <w:rFonts w:ascii="Symbol" w:hAnsi="Symbol" w:hint="default" w:eastAsia="黑体"/>
       </w:rPr>
     </w:lvl>
   </w:abstractNum>
@@ -3250,7 +3565,7 @@
         <w:ind w:hanging="360" w:left="360"/>
       </w:pPr>
       <w:rPr>
-        <w:rFonts w:ascii="Symbol" w:hAnsi="Symbol" w:hint="default"/>
+        <w:rFonts w:ascii="Symbol" w:hAnsi="Symbol" w:hint="default" w:eastAsia="黑体"/>
       </w:rPr>
     </w:lvl>
   </w:abstractNum>
@@ -3341,7 +3656,7 @@
         <w:ind w:left="720" w:hanging="360"/>
       </w:pPr>
       <w:rPr>
-        <w:rFonts w:ascii="Symbol" w:hAnsi="Symbol" w:cs="Symbol" w:hint="default"/>
+        <w:rFonts w:ascii="Symbol" w:hAnsi="Symbol" w:cs="Symbol" w:hint="default" w:eastAsia="黑体"/>
       </w:rPr>
     </w:lvl>
     <w:lvl w:ilvl="1">
@@ -3352,7 +3667,7 @@
         <w:ind w:left="1440" w:hanging="360"/>
       </w:pPr>
       <w:rPr>
-        <w:rFonts w:ascii="Courier New" w:hAnsi="Courier New" w:cs="Courier New" w:hint="default"/>
+        <w:rFonts w:ascii="Courier New" w:hAnsi="Courier New" w:cs="Courier New" w:hint="default" w:eastAsia="黑体"/>
       </w:rPr>
     </w:lvl>
     <w:lvl w:ilvl="2">
@@ -3363,7 +3678,7 @@
         <w:ind w:left="2160" w:hanging="360"/>
       </w:pPr>
       <w:rPr>
-        <w:rFonts w:ascii="Wingdings" w:hAnsi="Wingdings" w:cs="Wingdings" w:hint="default"/>
+        <w:rFonts w:ascii="Wingdings" w:hAnsi="Wingdings" w:cs="Wingdings" w:hint="default" w:eastAsia="黑体"/>
       </w:rPr>
     </w:lvl>
     <w:lvl w:ilvl="3">
@@ -3374,7 +3689,7 @@
         <w:ind w:left="2880" w:hanging="360"/>
       </w:pPr>
       <w:rPr>
-        <w:rFonts w:ascii="Symbol" w:hAnsi="Symbol" w:cs="Symbol" w:hint="default"/>
+        <w:rFonts w:ascii="Symbol" w:hAnsi="Symbol" w:cs="Symbol" w:hint="default" w:eastAsia="黑体"/>
       </w:rPr>
     </w:lvl>
     <w:lvl w:ilvl="4">
@@ -3385,7 +3700,7 @@
         <w:ind w:left="3600" w:hanging="360"/>
       </w:pPr>
       <w:rPr>
-        <w:rFonts w:ascii="Courier New" w:hAnsi="Courier New" w:cs="Courier New" w:hint="default"/>
+        <w:rFonts w:ascii="Courier New" w:hAnsi="Courier New" w:cs="Courier New" w:hint="default" w:eastAsia="黑体"/>
       </w:rPr>
     </w:lvl>
     <w:lvl w:ilvl="5">
@@ -3396,7 +3711,7 @@
         <w:ind w:left="4320" w:hanging="360"/>
       </w:pPr>
       <w:rPr>
-        <w:rFonts w:ascii="Wingdings" w:hAnsi="Wingdings" w:cs="Wingdings" w:hint="default"/>
+        <w:rFonts w:ascii="Wingdings" w:hAnsi="Wingdings" w:cs="Wingdings" w:hint="default" w:eastAsia="黑体"/>
       </w:rPr>
     </w:lvl>
     <w:lvl w:ilvl="6">
@@ -3407,7 +3722,7 @@
         <w:ind w:left="5040" w:hanging="360"/>
       </w:pPr>
       <w:rPr>
-        <w:rFonts w:ascii="Symbol" w:hAnsi="Symbol" w:cs="Symbol" w:hint="default"/>
+        <w:rFonts w:ascii="Symbol" w:hAnsi="Symbol" w:cs="Symbol" w:hint="default" w:eastAsia="黑体"/>
       </w:rPr>
     </w:lvl>
     <w:lvl w:ilvl="7">
@@ -3418,7 +3733,7 @@
         <w:ind w:left="5760" w:hanging="360"/>
       </w:pPr>
       <w:rPr>
-        <w:rFonts w:ascii="Courier New" w:hAnsi="Courier New" w:cs="Courier New" w:hint="default"/>
+        <w:rFonts w:ascii="Courier New" w:hAnsi="Courier New" w:cs="Courier New" w:hint="default" w:eastAsia="黑体"/>
       </w:rPr>
     </w:lvl>
     <w:lvl w:ilvl="8">
@@ -3429,7 +3744,7 @@
         <w:ind w:left="6480" w:hanging="360"/>
       </w:pPr>
       <w:rPr>
-        <w:rFonts w:ascii="Wingdings" w:hAnsi="Wingdings" w:cs="Wingdings" w:hint="default"/>
+        <w:rFonts w:ascii="Wingdings" w:hAnsi="Wingdings" w:cs="Wingdings" w:hint="default" w:eastAsia="黑体"/>
       </w:rPr>
     </w:lvl>
   </w:abstractNum>
@@ -3488,11 +3803,11 @@
 </file>
 
 <file path=word/styles.xml><?xml version="1.0" encoding="utf-8"?>
-<w:styles xmlns:mc="http://schemas.openxmlformats.org/markup-compatibility/2006" xmlns:r="http://schemas.openxmlformats.org/officeDocument/2006/relationships" xmlns:w="http://schemas.openxmlformats.org/wordprocessingml/2006/main" xmlns:w14="http://schemas.microsoft.com/office/word/2010/wordml" mc:Ignorable="w14">
+<w:styles xmlns:mc="http://schemas.openxmlformats.org/markup-compatibility/2006" xmlns:w="http://schemas.openxmlformats.org/wordprocessingml/2006/main" xmlns:r="http://schemas.openxmlformats.org/officeDocument/2006/relationships" xmlns:w14="http://schemas.microsoft.com/office/word/2010/wordml" mc:Ignorable="w14">
   <w:docDefaults>
     <w:rPrDefault>
       <w:rPr>
-        <w:rFonts w:asciiTheme="minorHAnsi" w:cstheme="minorBidi" w:eastAsiaTheme="minorEastAsia" w:hAnsiTheme="minorHAnsi"/>
+        <w:rFonts w:asciiTheme="minorHAnsi" w:cstheme="minorBidi" w:hAnsiTheme="minorHAnsi" w:eastAsia="黑体"/>
         <w:sz w:val="22"/>
         <w:szCs w:val="22"/>
         <w:lang w:bidi="ar-SA" w:eastAsia="en-US" w:val="en-US"/>
@@ -3714,7 +4029,7 @@
       <w:outlineLvl w:val="0"/>
     </w:pPr>
     <w:rPr>
-      <w:rFonts w:ascii="Times New Roman" w:asciiTheme="majorHAnsi" w:cstheme="majorBidi" w:eastAsia="黑体" w:eastAsiaTheme="majorEastAsia" w:hAnsi="Times New Roman" w:hAnsiTheme="majorHAnsi"/>
+      <w:rFonts w:ascii="Times New Roman" w:asciiTheme="majorHAnsi" w:cstheme="majorBidi" w:eastAsia="黑体" w:hAnsi="Times New Roman" w:hAnsiTheme="majorHAnsi"/>
       <w:b/>
       <w:bCs/>
       <w:color w:val="1F3864"/>
@@ -3738,7 +4053,7 @@
       <w:outlineLvl w:val="1"/>
     </w:pPr>
     <w:rPr>
-      <w:rFonts w:ascii="Times New Roman" w:asciiTheme="majorHAnsi" w:cstheme="majorBidi" w:eastAsia="黑体" w:eastAsiaTheme="majorEastAsia" w:hAnsi="Times New Roman" w:hAnsiTheme="majorHAnsi"/>
+      <w:rFonts w:ascii="Times New Roman" w:asciiTheme="majorHAnsi" w:cstheme="majorBidi" w:eastAsia="黑体" w:hAnsi="Times New Roman" w:hAnsiTheme="majorHAnsi"/>
       <w:b/>
       <w:bCs/>
       <w:color w:val="2E4E7E"/>
@@ -3762,7 +4077,7 @@
       <w:outlineLvl w:val="2"/>
     </w:pPr>
     <w:rPr>
-      <w:rFonts w:ascii="Times New Roman" w:asciiTheme="majorHAnsi" w:cstheme="majorBidi" w:eastAsia="黑体" w:eastAsiaTheme="majorEastAsia" w:hAnsi="Times New Roman" w:hAnsiTheme="majorHAnsi"/>
+      <w:rFonts w:ascii="Times New Roman" w:asciiTheme="majorHAnsi" w:cstheme="majorBidi" w:eastAsia="黑体" w:hAnsi="Times New Roman" w:hAnsiTheme="majorHAnsi"/>
       <w:b/>
       <w:bCs/>
       <w:color w:val="2E4E7E"/>
@@ -3786,7 +4101,7 @@
       <w:outlineLvl w:val="3"/>
     </w:pPr>
     <w:rPr>
-      <w:rFonts w:ascii="Times New Roman" w:asciiTheme="majorHAnsi" w:cstheme="majorBidi" w:eastAsia="黑体" w:eastAsiaTheme="majorEastAsia" w:hAnsi="Times New Roman" w:hAnsiTheme="majorHAnsi"/>
+      <w:rFonts w:ascii="Times New Roman" w:asciiTheme="majorHAnsi" w:cstheme="majorBidi" w:eastAsia="黑体" w:hAnsi="Times New Roman" w:hAnsiTheme="majorHAnsi"/>
       <w:b/>
       <w:bCs/>
       <w:i/>
@@ -3812,7 +4127,7 @@
       <w:outlineLvl w:val="4"/>
     </w:pPr>
     <w:rPr>
-      <w:rFonts w:ascii="Times New Roman" w:asciiTheme="majorHAnsi" w:cstheme="majorBidi" w:eastAsia="黑体" w:eastAsiaTheme="majorEastAsia" w:hAnsi="Times New Roman" w:hAnsiTheme="majorHAnsi"/>
+      <w:rFonts w:ascii="Times New Roman" w:asciiTheme="majorHAnsi" w:cstheme="majorBidi" w:eastAsia="黑体" w:hAnsi="Times New Roman" w:hAnsiTheme="majorHAnsi"/>
       <w:b/>
       <w:color w:val="333333"/>
       <w:sz w:val="22"/>
@@ -3835,7 +4150,7 @@
       <w:outlineLvl w:val="5"/>
     </w:pPr>
     <w:rPr>
-      <w:rFonts w:asciiTheme="majorHAnsi" w:cstheme="majorBidi" w:eastAsiaTheme="majorEastAsia" w:hAnsiTheme="majorHAnsi"/>
+      <w:rFonts w:asciiTheme="majorHAnsi" w:cstheme="majorBidi" w:hAnsiTheme="majorHAnsi" w:eastAsia="黑体"/>
       <w:i/>
       <w:iCs/>
       <w:color w:themeColor="accent1" w:themeShade="7F" w:val="243F60"/>
@@ -3858,7 +4173,7 @@
       <w:outlineLvl w:val="6"/>
     </w:pPr>
     <w:rPr>
-      <w:rFonts w:asciiTheme="majorHAnsi" w:cstheme="majorBidi" w:eastAsiaTheme="majorEastAsia" w:hAnsiTheme="majorHAnsi"/>
+      <w:rFonts w:asciiTheme="majorHAnsi" w:cstheme="majorBidi" w:hAnsiTheme="majorHAnsi" w:eastAsia="黑体"/>
       <w:i/>
       <w:iCs/>
       <w:color w:themeColor="text1" w:themeTint="BF" w:val="404040"/>
@@ -3881,7 +4196,7 @@
       <w:outlineLvl w:val="7"/>
     </w:pPr>
     <w:rPr>
-      <w:rFonts w:asciiTheme="majorHAnsi" w:cstheme="majorBidi" w:eastAsiaTheme="majorEastAsia" w:hAnsiTheme="majorHAnsi"/>
+      <w:rFonts w:asciiTheme="majorHAnsi" w:cstheme="majorBidi" w:hAnsiTheme="majorHAnsi" w:eastAsia="黑体"/>
       <w:color w:themeColor="accent1" w:val="4F81BD"/>
       <w:sz w:val="20"/>
       <w:szCs w:val="20"/>
@@ -3904,7 +4219,7 @@
       <w:outlineLvl w:val="8"/>
     </w:pPr>
     <w:rPr>
-      <w:rFonts w:asciiTheme="majorHAnsi" w:cstheme="majorBidi" w:eastAsiaTheme="majorEastAsia" w:hAnsiTheme="majorHAnsi"/>
+      <w:rFonts w:asciiTheme="majorHAnsi" w:cstheme="majorBidi" w:hAnsiTheme="majorHAnsi" w:eastAsia="黑体"/>
       <w:i/>
       <w:iCs/>
       <w:color w:themeColor="text1" w:themeTint="BF" w:val="404040"/>
@@ -3955,7 +4270,7 @@
     <w:uiPriority w:val="9"/>
     <w:rsid w:val="00FC693F"/>
     <w:rPr>
-      <w:rFonts w:asciiTheme="majorHAnsi" w:cstheme="majorBidi" w:eastAsiaTheme="majorEastAsia" w:hAnsiTheme="majorHAnsi"/>
+      <w:rFonts w:asciiTheme="majorHAnsi" w:cstheme="majorBidi" w:hAnsiTheme="majorHAnsi" w:eastAsia="黑体"/>
       <w:b/>
       <w:bCs/>
       <w:color w:themeColor="accent1" w:themeShade="BF" w:val="365F91"/>
@@ -3970,7 +4285,7 @@
     <w:uiPriority w:val="9"/>
     <w:rsid w:val="00FC693F"/>
     <w:rPr>
-      <w:rFonts w:asciiTheme="majorHAnsi" w:cstheme="majorBidi" w:eastAsiaTheme="majorEastAsia" w:hAnsiTheme="majorHAnsi"/>
+      <w:rFonts w:asciiTheme="majorHAnsi" w:cstheme="majorBidi" w:hAnsiTheme="majorHAnsi" w:eastAsia="黑体"/>
       <w:b/>
       <w:bCs/>
       <w:color w:themeColor="accent1" w:val="4F81BD"/>
@@ -3985,7 +4300,7 @@
     <w:uiPriority w:val="9"/>
     <w:rsid w:val="00FC693F"/>
     <w:rPr>
-      <w:rFonts w:asciiTheme="majorHAnsi" w:cstheme="majorBidi" w:eastAsiaTheme="majorEastAsia" w:hAnsiTheme="majorHAnsi"/>
+      <w:rFonts w:asciiTheme="majorHAnsi" w:cstheme="majorBidi" w:hAnsiTheme="majorHAnsi" w:eastAsia="黑体"/>
       <w:b/>
       <w:bCs/>
       <w:color w:themeColor="accent1" w:val="4F81BD"/>
@@ -4008,7 +4323,7 @@
       <w:contextualSpacing/>
     </w:pPr>
     <w:rPr>
-      <w:rFonts w:ascii="Times New Roman" w:asciiTheme="majorHAnsi" w:cstheme="majorBidi" w:eastAsia="黑体" w:eastAsiaTheme="majorEastAsia" w:hAnsi="Times New Roman" w:hAnsiTheme="majorHAnsi"/>
+      <w:rFonts w:ascii="Times New Roman" w:asciiTheme="majorHAnsi" w:cstheme="majorBidi" w:eastAsia="黑体" w:hAnsi="Times New Roman" w:hAnsiTheme="majorHAnsi"/>
       <w:b/>
       <w:color w:val="1F3864"/>
       <w:spacing w:val="5"/>
@@ -4024,7 +4339,7 @@
     <w:uiPriority w:val="10"/>
     <w:rsid w:val="00FC693F"/>
     <w:rPr>
-      <w:rFonts w:asciiTheme="majorHAnsi" w:cstheme="majorBidi" w:eastAsiaTheme="majorEastAsia" w:hAnsiTheme="majorHAnsi"/>
+      <w:rFonts w:asciiTheme="majorHAnsi" w:cstheme="majorBidi" w:hAnsiTheme="majorHAnsi" w:eastAsia="黑体"/>
       <w:color w:themeColor="text2" w:themeShade="BF" w:val="17365D"/>
       <w:spacing w:val="5"/>
       <w:kern w:val="28"/>
@@ -4046,7 +4361,7 @@
       </w:numPr>
     </w:pPr>
     <w:rPr>
-      <w:rFonts w:asciiTheme="majorHAnsi" w:cstheme="majorBidi" w:eastAsiaTheme="majorEastAsia" w:hAnsiTheme="majorHAnsi"/>
+      <w:rFonts w:asciiTheme="majorHAnsi" w:cstheme="majorBidi" w:hAnsiTheme="majorHAnsi" w:eastAsia="黑体"/>
       <w:i/>
       <w:iCs/>
       <w:color w:themeColor="accent1" w:val="4F81BD"/>
@@ -4062,7 +4377,7 @@
     <w:uiPriority w:val="11"/>
     <w:rsid w:val="00FC693F"/>
     <w:rPr>
-      <w:rFonts w:asciiTheme="majorHAnsi" w:cstheme="majorBidi" w:eastAsiaTheme="majorEastAsia" w:hAnsiTheme="majorHAnsi"/>
+      <w:rFonts w:asciiTheme="majorHAnsi" w:cstheme="majorBidi" w:hAnsiTheme="majorHAnsi" w:eastAsia="黑体"/>
       <w:i/>
       <w:iCs/>
       <w:color w:themeColor="accent1" w:val="4F81BD"/>
@@ -4129,6 +4444,7 @@
       <w:spacing w:after="120"/>
     </w:pPr>
     <w:rPr>
+      <w:rFonts w:eastAsia="黑体"/>
       <w:sz w:val="16"/>
       <w:szCs w:val="16"/>
     </w:rPr>
@@ -4140,6 +4456,7 @@
     <w:uiPriority w:val="99"/>
     <w:rsid w:val="00AA1D8D"/>
     <w:rPr>
+      <w:rFonts w:eastAsia="黑体"/>
       <w:sz w:val="16"/>
       <w:szCs w:val="16"/>
     </w:rPr>
@@ -4309,7 +4626,7 @@
       </w:tabs>
     </w:pPr>
     <w:rPr>
-      <w:rFonts w:ascii="Courier" w:hAnsi="Courier"/>
+      <w:rFonts w:ascii="Courier" w:hAnsi="Courier" w:eastAsia="黑体"/>
       <w:sz w:val="20"/>
       <w:szCs w:val="20"/>
     </w:rPr>
@@ -4321,7 +4638,7 @@
     <w:uiPriority w:val="99"/>
     <w:rsid w:val="0029639D"/>
     <w:rPr>
-      <w:rFonts w:ascii="Courier" w:hAnsi="Courier"/>
+      <w:rFonts w:ascii="Courier" w:hAnsi="Courier" w:eastAsia="黑体"/>
       <w:sz w:val="20"/>
       <w:szCs w:val="20"/>
     </w:rPr>
@@ -4357,6 +4674,7 @@
     <w:uiPriority w:val="29"/>
     <w:rsid w:val="00FC693F"/>
     <w:rPr>
+      <w:rFonts w:eastAsia="黑体"/>
       <w:i/>
       <w:iCs/>
       <w:color w:themeColor="text1" w:val="000000"/>
@@ -4370,7 +4688,7 @@
     <w:semiHidden/>
     <w:rsid w:val="00FC693F"/>
     <w:rPr>
-      <w:rFonts w:asciiTheme="majorHAnsi" w:cstheme="majorBidi" w:eastAsiaTheme="majorEastAsia" w:hAnsiTheme="majorHAnsi"/>
+      <w:rFonts w:asciiTheme="majorHAnsi" w:cstheme="majorBidi" w:hAnsiTheme="majorHAnsi" w:eastAsia="黑体"/>
       <w:b/>
       <w:bCs/>
       <w:i/>
@@ -4386,7 +4704,7 @@
     <w:semiHidden/>
     <w:rsid w:val="00FC693F"/>
     <w:rPr>
-      <w:rFonts w:asciiTheme="majorHAnsi" w:cstheme="majorBidi" w:eastAsiaTheme="majorEastAsia" w:hAnsiTheme="majorHAnsi"/>
+      <w:rFonts w:asciiTheme="majorHAnsi" w:cstheme="majorBidi" w:hAnsiTheme="majorHAnsi" w:eastAsia="黑体"/>
       <w:color w:themeColor="accent1" w:themeShade="7F" w:val="243F60"/>
     </w:rPr>
   </w:style>
@@ -4398,7 +4716,7 @@
     <w:semiHidden/>
     <w:rsid w:val="00FC693F"/>
     <w:rPr>
-      <w:rFonts w:asciiTheme="majorHAnsi" w:cstheme="majorBidi" w:eastAsiaTheme="majorEastAsia" w:hAnsiTheme="majorHAnsi"/>
+      <w:rFonts w:asciiTheme="majorHAnsi" w:cstheme="majorBidi" w:hAnsiTheme="majorHAnsi" w:eastAsia="黑体"/>
       <w:i/>
       <w:iCs/>
       <w:color w:themeColor="accent1" w:themeShade="7F" w:val="243F60"/>
@@ -4412,7 +4730,7 @@
     <w:semiHidden/>
     <w:rsid w:val="00FC693F"/>
     <w:rPr>
-      <w:rFonts w:asciiTheme="majorHAnsi" w:cstheme="majorBidi" w:eastAsiaTheme="majorEastAsia" w:hAnsiTheme="majorHAnsi"/>
+      <w:rFonts w:asciiTheme="majorHAnsi" w:cstheme="majorBidi" w:hAnsiTheme="majorHAnsi" w:eastAsia="黑体"/>
       <w:i/>
       <w:iCs/>
       <w:color w:themeColor="text1" w:themeTint="BF" w:val="404040"/>
@@ -4426,7 +4744,7 @@
     <w:semiHidden/>
     <w:rsid w:val="00FC693F"/>
     <w:rPr>
-      <w:rFonts w:asciiTheme="majorHAnsi" w:cstheme="majorBidi" w:eastAsiaTheme="majorEastAsia" w:hAnsiTheme="majorHAnsi"/>
+      <w:rFonts w:asciiTheme="majorHAnsi" w:cstheme="majorBidi" w:hAnsiTheme="majorHAnsi" w:eastAsia="黑体"/>
       <w:color w:themeColor="accent1" w:val="4F81BD"/>
       <w:sz w:val="20"/>
       <w:szCs w:val="20"/>
@@ -4440,7 +4758,7 @@
     <w:semiHidden/>
     <w:rsid w:val="00FC693F"/>
     <w:rPr>
-      <w:rFonts w:asciiTheme="majorHAnsi" w:cstheme="majorBidi" w:eastAsiaTheme="majorEastAsia" w:hAnsiTheme="majorHAnsi"/>
+      <w:rFonts w:asciiTheme="majorHAnsi" w:cstheme="majorBidi" w:hAnsiTheme="majorHAnsi" w:eastAsia="黑体"/>
       <w:i/>
       <w:iCs/>
       <w:color w:themeColor="text1" w:themeTint="BF" w:val="404040"/>
@@ -4461,6 +4779,7 @@
       <w:spacing w:line="240" w:lineRule="auto"/>
     </w:pPr>
     <w:rPr>
+      <w:rFonts w:eastAsia="黑体"/>
       <w:b/>
       <w:bCs/>
       <w:color w:themeColor="accent1" w:val="4F81BD"/>
@@ -4475,6 +4794,7 @@
     <w:qFormat/>
     <w:rsid w:val="00FC693F"/>
     <w:rPr>
+      <w:rFonts w:eastAsia="黑体"/>
       <w:b/>
       <w:bCs/>
     </w:rPr>
@@ -4486,6 +4806,7 @@
     <w:qFormat/>
     <w:rsid w:val="00FC693F"/>
     <w:rPr>
+      <w:rFonts w:eastAsia="黑体"/>
       <w:i/>
       <w:iCs/>
     </w:rPr>
@@ -4506,6 +4827,7 @@
       <w:ind w:left="936" w:right="936"/>
     </w:pPr>
     <w:rPr>
+      <w:rFonts w:eastAsia="黑体"/>
       <w:b/>
       <w:bCs/>
       <w:i/>
@@ -4520,6 +4842,7 @@
     <w:uiPriority w:val="30"/>
     <w:rsid w:val="00FC693F"/>
     <w:rPr>
+      <w:rFonts w:eastAsia="黑体"/>
       <w:b/>
       <w:bCs/>
       <w:i/>
@@ -4534,6 +4857,7 @@
     <w:qFormat/>
     <w:rsid w:val="00FC693F"/>
     <w:rPr>
+      <w:rFonts w:eastAsia="黑体"/>
       <w:i/>
       <w:iCs/>
       <w:color w:themeColor="text1" w:themeTint="7F" w:val="808080"/>
@@ -4546,6 +4870,7 @@
     <w:qFormat/>
     <w:rsid w:val="00FC693F"/>
     <w:rPr>
+      <w:rFonts w:eastAsia="黑体"/>
       <w:b/>
       <w:bCs/>
       <w:i/>
@@ -4560,6 +4885,7 @@
     <w:qFormat/>
     <w:rsid w:val="00FC693F"/>
     <w:rPr>
+      <w:rFonts w:eastAsia="黑体"/>
       <w:smallCaps/>
       <w:color w:themeColor="accent2" w:val="C0504D"/>
       <w:u w:val="single"/>
@@ -4572,6 +4898,7 @@
     <w:qFormat/>
     <w:rsid w:val="00FC693F"/>
     <w:rPr>
+      <w:rFonts w:eastAsia="黑体"/>
       <w:b/>
       <w:bCs/>
       <w:smallCaps/>
@@ -4587,6 +4914,7 @@
     <w:qFormat/>
     <w:rsid w:val="00FC693F"/>
     <w:rPr>
+      <w:rFonts w:eastAsia="黑体"/>
       <w:b/>
       <w:bCs/>
       <w:smallCaps/>
@@ -4641,6 +4969,7 @@
       <w:spacing w:after="0" w:line="240" w:lineRule="auto"/>
     </w:pPr>
     <w:rPr>
+      <w:rFonts w:eastAsia="黑体"/>
       <w:color w:themeColor="text1" w:themeShade="BF" w:val="000000"/>
     </w:rPr>
     <w:tblPr>
@@ -4663,6 +4992,7 @@
         <w:spacing w:after="0" w:before="0" w:line="240" w:lineRule="auto"/>
       </w:pPr>
       <w:rPr>
+        <w:rFonts w:eastAsia="黑体"/>
         <w:b/>
         <w:bCs/>
       </w:rPr>
@@ -4683,6 +5013,7 @@
         <w:spacing w:after="0" w:before="0" w:line="240" w:lineRule="auto"/>
       </w:pPr>
       <w:rPr>
+        <w:rFonts w:eastAsia="黑体"/>
         <w:b/>
         <w:bCs/>
       </w:rPr>
@@ -4700,12 +5031,14 @@
     </w:tblStylePr>
     <w:tblStylePr w:type="firstCol">
       <w:rPr>
+        <w:rFonts w:eastAsia="黑体"/>
         <w:b/>
         <w:bCs/>
       </w:rPr>
     </w:tblStylePr>
     <w:tblStylePr w:type="lastCol">
       <w:rPr>
+        <w:rFonts w:eastAsia="黑体"/>
         <w:b/>
         <w:bCs/>
       </w:rPr>
@@ -4744,6 +5077,7 @@
       <w:spacing w:after="0" w:line="240" w:lineRule="auto"/>
     </w:pPr>
     <w:rPr>
+      <w:rFonts w:eastAsia="黑体"/>
       <w:color w:themeColor="accent1" w:themeShade="BF" w:val="365F91"/>
     </w:rPr>
     <w:tblPr>
@@ -4766,6 +5100,7 @@
         <w:spacing w:after="0" w:before="0" w:line="240" w:lineRule="auto"/>
       </w:pPr>
       <w:rPr>
+        <w:rFonts w:eastAsia="黑体"/>
         <w:b/>
         <w:bCs/>
       </w:rPr>
@@ -4786,6 +5121,7 @@
         <w:spacing w:after="0" w:before="0" w:line="240" w:lineRule="auto"/>
       </w:pPr>
       <w:rPr>
+        <w:rFonts w:eastAsia="黑体"/>
         <w:b/>
         <w:bCs/>
       </w:rPr>
@@ -4803,12 +5139,14 @@
     </w:tblStylePr>
     <w:tblStylePr w:type="firstCol">
       <w:rPr>
+        <w:rFonts w:eastAsia="黑体"/>
         <w:b/>
         <w:bCs/>
       </w:rPr>
     </w:tblStylePr>
     <w:tblStylePr w:type="lastCol">
       <w:rPr>
+        <w:rFonts w:eastAsia="黑体"/>
         <w:b/>
         <w:bCs/>
       </w:rPr>
@@ -4847,6 +5185,7 @@
       <w:spacing w:after="0" w:line="240" w:lineRule="auto"/>
     </w:pPr>
     <w:rPr>
+      <w:rFonts w:eastAsia="黑体"/>
       <w:color w:themeColor="accent2" w:themeShade="BF" w:val="943634"/>
     </w:rPr>
     <w:tblPr>
@@ -4869,6 +5208,7 @@
         <w:spacing w:after="0" w:before="0" w:line="240" w:lineRule="auto"/>
       </w:pPr>
       <w:rPr>
+        <w:rFonts w:eastAsia="黑体"/>
         <w:b/>
         <w:bCs/>
       </w:rPr>
@@ -4889,6 +5229,7 @@
         <w:spacing w:after="0" w:before="0" w:line="240" w:lineRule="auto"/>
       </w:pPr>
       <w:rPr>
+        <w:rFonts w:eastAsia="黑体"/>
         <w:b/>
         <w:bCs/>
       </w:rPr>
@@ -4906,12 +5247,14 @@
     </w:tblStylePr>
     <w:tblStylePr w:type="firstCol">
       <w:rPr>
+        <w:rFonts w:eastAsia="黑体"/>
         <w:b/>
         <w:bCs/>
       </w:rPr>
     </w:tblStylePr>
     <w:tblStylePr w:type="lastCol">
       <w:rPr>
+        <w:rFonts w:eastAsia="黑体"/>
         <w:b/>
         <w:bCs/>
       </w:rPr>
@@ -4950,6 +5293,7 @@
       <w:spacing w:after="0" w:line="240" w:lineRule="auto"/>
     </w:pPr>
     <w:rPr>
+      <w:rFonts w:eastAsia="黑体"/>
       <w:color w:themeColor="accent3" w:themeShade="BF" w:val="76923C"/>
     </w:rPr>
     <w:tblPr>
@@ -4972,6 +5316,7 @@
         <w:spacing w:after="0" w:before="0" w:line="240" w:lineRule="auto"/>
       </w:pPr>
       <w:rPr>
+        <w:rFonts w:eastAsia="黑体"/>
         <w:b/>
         <w:bCs/>
       </w:rPr>
@@ -4992,6 +5337,7 @@
         <w:spacing w:after="0" w:before="0" w:line="240" w:lineRule="auto"/>
       </w:pPr>
       <w:rPr>
+        <w:rFonts w:eastAsia="黑体"/>
         <w:b/>
         <w:bCs/>
       </w:rPr>
@@ -5009,12 +5355,14 @@
     </w:tblStylePr>
     <w:tblStylePr w:type="firstCol">
       <w:rPr>
+        <w:rFonts w:eastAsia="黑体"/>
         <w:b/>
         <w:bCs/>
       </w:rPr>
     </w:tblStylePr>
     <w:tblStylePr w:type="lastCol">
       <w:rPr>
+        <w:rFonts w:eastAsia="黑体"/>
         <w:b/>
         <w:bCs/>
       </w:rPr>
@@ -5053,6 +5401,7 @@
       <w:spacing w:after="0" w:line="240" w:lineRule="auto"/>
     </w:pPr>
     <w:rPr>
+      <w:rFonts w:eastAsia="黑体"/>
       <w:color w:themeColor="accent4" w:themeShade="BF" w:val="5F497A"/>
     </w:rPr>
     <w:tblPr>
@@ -5075,6 +5424,7 @@
         <w:spacing w:after="0" w:before="0" w:line="240" w:lineRule="auto"/>
       </w:pPr>
       <w:rPr>
+        <w:rFonts w:eastAsia="黑体"/>
         <w:b/>
         <w:bCs/>
       </w:rPr>
@@ -5095,6 +5445,7 @@
         <w:spacing w:after="0" w:before="0" w:line="240" w:lineRule="auto"/>
       </w:pPr>
       <w:rPr>
+        <w:rFonts w:eastAsia="黑体"/>
         <w:b/>
         <w:bCs/>
       </w:rPr>
@@ -5112,12 +5463,14 @@
     </w:tblStylePr>
     <w:tblStylePr w:type="firstCol">
       <w:rPr>
+        <w:rFonts w:eastAsia="黑体"/>
         <w:b/>
         <w:bCs/>
       </w:rPr>
     </w:tblStylePr>
     <w:tblStylePr w:type="lastCol">
       <w:rPr>
+        <w:rFonts w:eastAsia="黑体"/>
         <w:b/>
         <w:bCs/>
       </w:rPr>
@@ -5156,6 +5509,7 @@
       <w:spacing w:after="0" w:line="240" w:lineRule="auto"/>
     </w:pPr>
     <w:rPr>
+      <w:rFonts w:eastAsia="黑体"/>
       <w:color w:themeColor="accent5" w:themeShade="BF" w:val="31849B"/>
     </w:rPr>
     <w:tblPr>
@@ -5178,6 +5532,7 @@
         <w:spacing w:after="0" w:before="0" w:line="240" w:lineRule="auto"/>
       </w:pPr>
       <w:rPr>
+        <w:rFonts w:eastAsia="黑体"/>
         <w:b/>
         <w:bCs/>
       </w:rPr>
@@ -5198,6 +5553,7 @@
         <w:spacing w:after="0" w:before="0" w:line="240" w:lineRule="auto"/>
       </w:pPr>
       <w:rPr>
+        <w:rFonts w:eastAsia="黑体"/>
         <w:b/>
         <w:bCs/>
       </w:rPr>
@@ -5215,12 +5571,14 @@
     </w:tblStylePr>
     <w:tblStylePr w:type="firstCol">
       <w:rPr>
+        <w:rFonts w:eastAsia="黑体"/>
         <w:b/>
         <w:bCs/>
       </w:rPr>
     </w:tblStylePr>
     <w:tblStylePr w:type="lastCol">
       <w:rPr>
+        <w:rFonts w:eastAsia="黑体"/>
         <w:b/>
         <w:bCs/>
       </w:rPr>
@@ -5259,6 +5617,7 @@
       <w:spacing w:after="0" w:line="240" w:lineRule="auto"/>
     </w:pPr>
     <w:rPr>
+      <w:rFonts w:eastAsia="黑体"/>
       <w:color w:themeColor="accent6" w:themeShade="BF" w:val="E36C0A"/>
     </w:rPr>
     <w:tblPr>
@@ -5281,6 +5640,7 @@
         <w:spacing w:after="0" w:before="0" w:line="240" w:lineRule="auto"/>
       </w:pPr>
       <w:rPr>
+        <w:rFonts w:eastAsia="黑体"/>
         <w:b/>
         <w:bCs/>
       </w:rPr>
@@ -5301,6 +5661,7 @@
         <w:spacing w:after="0" w:before="0" w:line="240" w:lineRule="auto"/>
       </w:pPr>
       <w:rPr>
+        <w:rFonts w:eastAsia="黑体"/>
         <w:b/>
         <w:bCs/>
       </w:rPr>
@@ -5318,12 +5679,14 @@
     </w:tblStylePr>
     <w:tblStylePr w:type="firstCol">
       <w:rPr>
+        <w:rFonts w:eastAsia="黑体"/>
         <w:b/>
         <w:bCs/>
       </w:rPr>
     </w:tblStylePr>
     <w:tblStylePr w:type="lastCol">
       <w:rPr>
+        <w:rFonts w:eastAsia="黑体"/>
         <w:b/>
         <w:bCs/>
       </w:rPr>
@@ -5383,6 +5746,7 @@
         <w:spacing w:after="0" w:before="0" w:line="240" w:lineRule="auto"/>
       </w:pPr>
       <w:rPr>
+        <w:rFonts w:eastAsia="黑体"/>
         <w:b/>
         <w:bCs/>
         <w:color w:themeColor="background1" w:val="FFFFFF"/>
@@ -5397,6 +5761,7 @@
         <w:spacing w:after="0" w:before="0" w:line="240" w:lineRule="auto"/>
       </w:pPr>
       <w:rPr>
+        <w:rFonts w:eastAsia="黑体"/>
         <w:b/>
         <w:bCs/>
       </w:rPr>
@@ -5412,12 +5777,14 @@
     </w:tblStylePr>
     <w:tblStylePr w:type="firstCol">
       <w:rPr>
+        <w:rFonts w:eastAsia="黑体"/>
         <w:b/>
         <w:bCs/>
       </w:rPr>
     </w:tblStylePr>
     <w:tblStylePr w:type="lastCol">
       <w:rPr>
+        <w:rFonts w:eastAsia="黑体"/>
         <w:b/>
         <w:bCs/>
       </w:rPr>
@@ -5475,6 +5842,7 @@
         <w:spacing w:after="0" w:before="0" w:line="240" w:lineRule="auto"/>
       </w:pPr>
       <w:rPr>
+        <w:rFonts w:eastAsia="黑体"/>
         <w:b/>
         <w:bCs/>
         <w:color w:themeColor="background1" w:val="FFFFFF"/>
@@ -5489,6 +5857,7 @@
         <w:spacing w:after="0" w:before="0" w:line="240" w:lineRule="auto"/>
       </w:pPr>
       <w:rPr>
+        <w:rFonts w:eastAsia="黑体"/>
         <w:b/>
         <w:bCs/>
       </w:rPr>
@@ -5504,12 +5873,14 @@
     </w:tblStylePr>
     <w:tblStylePr w:type="firstCol">
       <w:rPr>
+        <w:rFonts w:eastAsia="黑体"/>
         <w:b/>
         <w:bCs/>
       </w:rPr>
     </w:tblStylePr>
     <w:tblStylePr w:type="lastCol">
       <w:rPr>
+        <w:rFonts w:eastAsia="黑体"/>
         <w:b/>
         <w:bCs/>
       </w:rPr>
@@ -5567,6 +5938,7 @@
         <w:spacing w:after="0" w:before="0" w:line="240" w:lineRule="auto"/>
       </w:pPr>
       <w:rPr>
+        <w:rFonts w:eastAsia="黑体"/>
         <w:b/>
         <w:bCs/>
         <w:color w:themeColor="background1" w:val="FFFFFF"/>
@@ -5581,6 +5953,7 @@
         <w:spacing w:after="0" w:before="0" w:line="240" w:lineRule="auto"/>
       </w:pPr>
       <w:rPr>
+        <w:rFonts w:eastAsia="黑体"/>
         <w:b/>
         <w:bCs/>
       </w:rPr>
@@ -5596,12 +5969,14 @@
     </w:tblStylePr>
     <w:tblStylePr w:type="firstCol">
       <w:rPr>
+        <w:rFonts w:eastAsia="黑体"/>
         <w:b/>
         <w:bCs/>
       </w:rPr>
     </w:tblStylePr>
     <w:tblStylePr w:type="lastCol">
       <w:rPr>
+        <w:rFonts w:eastAsia="黑体"/>
         <w:b/>
         <w:bCs/>
       </w:rPr>
@@ -5659,6 +6034,7 @@
         <w:spacing w:after="0" w:before="0" w:line="240" w:lineRule="auto"/>
       </w:pPr>
       <w:rPr>
+        <w:rFonts w:eastAsia="黑体"/>
         <w:b/>
         <w:bCs/>
         <w:color w:themeColor="background1" w:val="FFFFFF"/>
@@ -5673,6 +6049,7 @@
         <w:spacing w:after="0" w:before="0" w:line="240" w:lineRule="auto"/>
       </w:pPr>
       <w:rPr>
+        <w:rFonts w:eastAsia="黑体"/>
         <w:b/>
         <w:bCs/>
       </w:rPr>
@@ -5688,12 +6065,14 @@
     </w:tblStylePr>
     <w:tblStylePr w:type="firstCol">
       <w:rPr>
+        <w:rFonts w:eastAsia="黑体"/>
         <w:b/>
         <w:bCs/>
       </w:rPr>
     </w:tblStylePr>
     <w:tblStylePr w:type="lastCol">
       <w:rPr>
+        <w:rFonts w:eastAsia="黑体"/>
         <w:b/>
         <w:bCs/>
       </w:rPr>
@@ -5751,6 +6130,7 @@
         <w:spacing w:after="0" w:before="0" w:line="240" w:lineRule="auto"/>
       </w:pPr>
       <w:rPr>
+        <w:rFonts w:eastAsia="黑体"/>
         <w:b/>
         <w:bCs/>
         <w:color w:themeColor="background1" w:val="FFFFFF"/>
@@ -5765,6 +6145,7 @@
         <w:spacing w:after="0" w:before="0" w:line="240" w:lineRule="auto"/>
       </w:pPr>
       <w:rPr>
+        <w:rFonts w:eastAsia="黑体"/>
         <w:b/>
         <w:bCs/>
       </w:rPr>
@@ -5780,12 +6161,14 @@
     </w:tblStylePr>
     <w:tblStylePr w:type="firstCol">
       <w:rPr>
+        <w:rFonts w:eastAsia="黑体"/>
         <w:b/>
         <w:bCs/>
       </w:rPr>
     </w:tblStylePr>
     <w:tblStylePr w:type="lastCol">
       <w:rPr>
+        <w:rFonts w:eastAsia="黑体"/>
         <w:b/>
         <w:bCs/>
       </w:rPr>
@@ -5843,6 +6226,7 @@
         <w:spacing w:after="0" w:before="0" w:line="240" w:lineRule="auto"/>
       </w:pPr>
       <w:rPr>
+        <w:rFonts w:eastAsia="黑体"/>
         <w:b/>
         <w:bCs/>
         <w:color w:themeColor="background1" w:val="FFFFFF"/>
@@ -5857,6 +6241,7 @@
         <w:spacing w:after="0" w:before="0" w:line="240" w:lineRule="auto"/>
       </w:pPr>
       <w:rPr>
+        <w:rFonts w:eastAsia="黑体"/>
         <w:b/>
         <w:bCs/>
       </w:rPr>
@@ -5872,12 +6257,14 @@
     </w:tblStylePr>
     <w:tblStylePr w:type="firstCol">
       <w:rPr>
+        <w:rFonts w:eastAsia="黑体"/>
         <w:b/>
         <w:bCs/>
       </w:rPr>
     </w:tblStylePr>
     <w:tblStylePr w:type="lastCol">
       <w:rPr>
+        <w:rFonts w:eastAsia="黑体"/>
         <w:b/>
         <w:bCs/>
       </w:rPr>
@@ -5935,6 +6322,7 @@
         <w:spacing w:after="0" w:before="0" w:line="240" w:lineRule="auto"/>
       </w:pPr>
       <w:rPr>
+        <w:rFonts w:eastAsia="黑体"/>
         <w:b/>
         <w:bCs/>
         <w:color w:themeColor="background1" w:val="FFFFFF"/>
@@ -5949,6 +6337,7 @@
         <w:spacing w:after="0" w:before="0" w:line="240" w:lineRule="auto"/>
       </w:pPr>
       <w:rPr>
+        <w:rFonts w:eastAsia="黑体"/>
         <w:b/>
         <w:bCs/>
       </w:rPr>
@@ -5964,12 +6353,14 @@
     </w:tblStylePr>
     <w:tblStylePr w:type="firstCol">
       <w:rPr>
+        <w:rFonts w:eastAsia="黑体"/>
         <w:b/>
         <w:bCs/>
       </w:rPr>
     </w:tblStylePr>
     <w:tblStylePr w:type="lastCol">
       <w:rPr>
+        <w:rFonts w:eastAsia="黑体"/>
         <w:b/>
         <w:bCs/>
       </w:rPr>
@@ -6029,7 +6420,7 @@
         <w:spacing w:after="0" w:before="0" w:line="240" w:lineRule="auto"/>
       </w:pPr>
       <w:rPr>
-        <w:rFonts w:asciiTheme="majorHAnsi" w:cstheme="majorBidi" w:eastAsiaTheme="majorEastAsia" w:hAnsiTheme="majorHAnsi"/>
+        <w:rFonts w:asciiTheme="majorHAnsi" w:cstheme="majorBidi" w:hAnsiTheme="majorHAnsi" w:eastAsia="黑体"/>
         <w:b/>
         <w:bCs/>
       </w:rPr>
@@ -6050,7 +6441,7 @@
         <w:spacing w:after="0" w:before="0" w:line="240" w:lineRule="auto"/>
       </w:pPr>
       <w:rPr>
-        <w:rFonts w:asciiTheme="majorHAnsi" w:cstheme="majorBidi" w:eastAsiaTheme="majorEastAsia" w:hAnsiTheme="majorHAnsi"/>
+        <w:rFonts w:asciiTheme="majorHAnsi" w:cstheme="majorBidi" w:hAnsiTheme="majorHAnsi" w:eastAsia="黑体"/>
         <w:b/>
         <w:bCs/>
       </w:rPr>
@@ -6068,14 +6459,14 @@
     </w:tblStylePr>
     <w:tblStylePr w:type="firstCol">
       <w:rPr>
-        <w:rFonts w:asciiTheme="majorHAnsi" w:cstheme="majorBidi" w:eastAsiaTheme="majorEastAsia" w:hAnsiTheme="majorHAnsi"/>
+        <w:rFonts w:asciiTheme="majorHAnsi" w:cstheme="majorBidi" w:hAnsiTheme="majorHAnsi" w:eastAsia="黑体"/>
         <w:b/>
         <w:bCs/>
       </w:rPr>
     </w:tblStylePr>
     <w:tblStylePr w:type="lastCol">
       <w:rPr>
-        <w:rFonts w:asciiTheme="majorHAnsi" w:cstheme="majorBidi" w:eastAsiaTheme="majorEastAsia" w:hAnsiTheme="majorHAnsi"/>
+        <w:rFonts w:asciiTheme="majorHAnsi" w:cstheme="majorBidi" w:hAnsiTheme="majorHAnsi" w:eastAsia="黑体"/>
         <w:b/>
         <w:bCs/>
       </w:rPr>
@@ -6159,7 +6550,7 @@
         <w:spacing w:after="0" w:before="0" w:line="240" w:lineRule="auto"/>
       </w:pPr>
       <w:rPr>
-        <w:rFonts w:asciiTheme="majorHAnsi" w:cstheme="majorBidi" w:eastAsiaTheme="majorEastAsia" w:hAnsiTheme="majorHAnsi"/>
+        <w:rFonts w:asciiTheme="majorHAnsi" w:cstheme="majorBidi" w:hAnsiTheme="majorHAnsi" w:eastAsia="黑体"/>
         <w:b/>
         <w:bCs/>
       </w:rPr>
@@ -6180,7 +6571,7 @@
         <w:spacing w:after="0" w:before="0" w:line="240" w:lineRule="auto"/>
       </w:pPr>
       <w:rPr>
-        <w:rFonts w:asciiTheme="majorHAnsi" w:cstheme="majorBidi" w:eastAsiaTheme="majorEastAsia" w:hAnsiTheme="majorHAnsi"/>
+        <w:rFonts w:asciiTheme="majorHAnsi" w:cstheme="majorBidi" w:hAnsiTheme="majorHAnsi" w:eastAsia="黑体"/>
         <w:b/>
         <w:bCs/>
       </w:rPr>
@@ -6198,14 +6589,14 @@
     </w:tblStylePr>
     <w:tblStylePr w:type="firstCol">
       <w:rPr>
-        <w:rFonts w:asciiTheme="majorHAnsi" w:cstheme="majorBidi" w:eastAsiaTheme="majorEastAsia" w:hAnsiTheme="majorHAnsi"/>
+        <w:rFonts w:asciiTheme="majorHAnsi" w:cstheme="majorBidi" w:hAnsiTheme="majorHAnsi" w:eastAsia="黑体"/>
         <w:b/>
         <w:bCs/>
       </w:rPr>
     </w:tblStylePr>
     <w:tblStylePr w:type="lastCol">
       <w:rPr>
-        <w:rFonts w:asciiTheme="majorHAnsi" w:cstheme="majorBidi" w:eastAsiaTheme="majorEastAsia" w:hAnsiTheme="majorHAnsi"/>
+        <w:rFonts w:asciiTheme="majorHAnsi" w:cstheme="majorBidi" w:hAnsiTheme="majorHAnsi" w:eastAsia="黑体"/>
         <w:b/>
         <w:bCs/>
       </w:rPr>
@@ -6289,7 +6680,7 @@
         <w:spacing w:after="0" w:before="0" w:line="240" w:lineRule="auto"/>
       </w:pPr>
       <w:rPr>
-        <w:rFonts w:asciiTheme="majorHAnsi" w:cstheme="majorBidi" w:eastAsiaTheme="majorEastAsia" w:hAnsiTheme="majorHAnsi"/>
+        <w:rFonts w:asciiTheme="majorHAnsi" w:cstheme="majorBidi" w:hAnsiTheme="majorHAnsi" w:eastAsia="黑体"/>
         <w:b/>
         <w:bCs/>
       </w:rPr>
@@ -6310,7 +6701,7 @@
         <w:spacing w:after="0" w:before="0" w:line="240" w:lineRule="auto"/>
       </w:pPr>
       <w:rPr>
-        <w:rFonts w:asciiTheme="majorHAnsi" w:cstheme="majorBidi" w:eastAsiaTheme="majorEastAsia" w:hAnsiTheme="majorHAnsi"/>
+        <w:rFonts w:asciiTheme="majorHAnsi" w:cstheme="majorBidi" w:hAnsiTheme="majorHAnsi" w:eastAsia="黑体"/>
         <w:b/>
         <w:bCs/>
       </w:rPr>
@@ -6328,14 +6719,14 @@
     </w:tblStylePr>
     <w:tblStylePr w:type="firstCol">
       <w:rPr>
-        <w:rFonts w:asciiTheme="majorHAnsi" w:cstheme="majorBidi" w:eastAsiaTheme="majorEastAsia" w:hAnsiTheme="majorHAnsi"/>
+        <w:rFonts w:asciiTheme="majorHAnsi" w:cstheme="majorBidi" w:hAnsiTheme="majorHAnsi" w:eastAsia="黑体"/>
         <w:b/>
         <w:bCs/>
       </w:rPr>
     </w:tblStylePr>
     <w:tblStylePr w:type="lastCol">
       <w:rPr>
-        <w:rFonts w:asciiTheme="majorHAnsi" w:cstheme="majorBidi" w:eastAsiaTheme="majorEastAsia" w:hAnsiTheme="majorHAnsi"/>
+        <w:rFonts w:asciiTheme="majorHAnsi" w:cstheme="majorBidi" w:hAnsiTheme="majorHAnsi" w:eastAsia="黑体"/>
         <w:b/>
         <w:bCs/>
       </w:rPr>
@@ -6419,7 +6810,7 @@
         <w:spacing w:after="0" w:before="0" w:line="240" w:lineRule="auto"/>
       </w:pPr>
       <w:rPr>
-        <w:rFonts w:asciiTheme="majorHAnsi" w:cstheme="majorBidi" w:eastAsiaTheme="majorEastAsia" w:hAnsiTheme="majorHAnsi"/>
+        <w:rFonts w:asciiTheme="majorHAnsi" w:cstheme="majorBidi" w:hAnsiTheme="majorHAnsi" w:eastAsia="黑体"/>
         <w:b/>
         <w:bCs/>
       </w:rPr>
@@ -6440,7 +6831,7 @@
         <w:spacing w:after="0" w:before="0" w:line="240" w:lineRule="auto"/>
       </w:pPr>
       <w:rPr>
-        <w:rFonts w:asciiTheme="majorHAnsi" w:cstheme="majorBidi" w:eastAsiaTheme="majorEastAsia" w:hAnsiTheme="majorHAnsi"/>
+        <w:rFonts w:asciiTheme="majorHAnsi" w:cstheme="majorBidi" w:hAnsiTheme="majorHAnsi" w:eastAsia="黑体"/>
         <w:b/>
         <w:bCs/>
       </w:rPr>
@@ -6458,14 +6849,14 @@
     </w:tblStylePr>
     <w:tblStylePr w:type="firstCol">
       <w:rPr>
-        <w:rFonts w:asciiTheme="majorHAnsi" w:cstheme="majorBidi" w:eastAsiaTheme="majorEastAsia" w:hAnsiTheme="majorHAnsi"/>
+        <w:rFonts w:asciiTheme="majorHAnsi" w:cstheme="majorBidi" w:hAnsiTheme="majorHAnsi" w:eastAsia="黑体"/>
         <w:b/>
         <w:bCs/>
       </w:rPr>
     </w:tblStylePr>
     <w:tblStylePr w:type="lastCol">
       <w:rPr>
-        <w:rFonts w:asciiTheme="majorHAnsi" w:cstheme="majorBidi" w:eastAsiaTheme="majorEastAsia" w:hAnsiTheme="majorHAnsi"/>
+        <w:rFonts w:asciiTheme="majorHAnsi" w:cstheme="majorBidi" w:hAnsiTheme="majorHAnsi" w:eastAsia="黑体"/>
         <w:b/>
         <w:bCs/>
       </w:rPr>
@@ -6549,7 +6940,7 @@
         <w:spacing w:after="0" w:before="0" w:line="240" w:lineRule="auto"/>
       </w:pPr>
       <w:rPr>
-        <w:rFonts w:asciiTheme="majorHAnsi" w:cstheme="majorBidi" w:eastAsiaTheme="majorEastAsia" w:hAnsiTheme="majorHAnsi"/>
+        <w:rFonts w:asciiTheme="majorHAnsi" w:cstheme="majorBidi" w:hAnsiTheme="majorHAnsi" w:eastAsia="黑体"/>
         <w:b/>
         <w:bCs/>
       </w:rPr>
@@ -6570,7 +6961,7 @@
         <w:spacing w:after="0" w:before="0" w:line="240" w:lineRule="auto"/>
       </w:pPr>
       <w:rPr>
-        <w:rFonts w:asciiTheme="majorHAnsi" w:cstheme="majorBidi" w:eastAsiaTheme="majorEastAsia" w:hAnsiTheme="majorHAnsi"/>
+        <w:rFonts w:asciiTheme="majorHAnsi" w:cstheme="majorBidi" w:hAnsiTheme="majorHAnsi" w:eastAsia="黑体"/>
         <w:b/>
         <w:bCs/>
       </w:rPr>
@@ -6588,14 +6979,14 @@
     </w:tblStylePr>
     <w:tblStylePr w:type="firstCol">
       <w:rPr>
-        <w:rFonts w:asciiTheme="majorHAnsi" w:cstheme="majorBidi" w:eastAsiaTheme="majorEastAsia" w:hAnsiTheme="majorHAnsi"/>
+        <w:rFonts w:asciiTheme="majorHAnsi" w:cstheme="majorBidi" w:hAnsiTheme="majorHAnsi" w:eastAsia="黑体"/>
         <w:b/>
         <w:bCs/>
       </w:rPr>
     </w:tblStylePr>
     <w:tblStylePr w:type="lastCol">
       <w:rPr>
-        <w:rFonts w:asciiTheme="majorHAnsi" w:cstheme="majorBidi" w:eastAsiaTheme="majorEastAsia" w:hAnsiTheme="majorHAnsi"/>
+        <w:rFonts w:asciiTheme="majorHAnsi" w:cstheme="majorBidi" w:hAnsiTheme="majorHAnsi" w:eastAsia="黑体"/>
         <w:b/>
         <w:bCs/>
       </w:rPr>
@@ -6679,7 +7070,7 @@
         <w:spacing w:after="0" w:before="0" w:line="240" w:lineRule="auto"/>
       </w:pPr>
       <w:rPr>
-        <w:rFonts w:asciiTheme="majorHAnsi" w:cstheme="majorBidi" w:eastAsiaTheme="majorEastAsia" w:hAnsiTheme="majorHAnsi"/>
+        <w:rFonts w:asciiTheme="majorHAnsi" w:cstheme="majorBidi" w:hAnsiTheme="majorHAnsi" w:eastAsia="黑体"/>
         <w:b/>
         <w:bCs/>
       </w:rPr>
@@ -6700,7 +7091,7 @@
         <w:spacing w:after="0" w:before="0" w:line="240" w:lineRule="auto"/>
       </w:pPr>
       <w:rPr>
-        <w:rFonts w:asciiTheme="majorHAnsi" w:cstheme="majorBidi" w:eastAsiaTheme="majorEastAsia" w:hAnsiTheme="majorHAnsi"/>
+        <w:rFonts w:asciiTheme="majorHAnsi" w:cstheme="majorBidi" w:hAnsiTheme="majorHAnsi" w:eastAsia="黑体"/>
         <w:b/>
         <w:bCs/>
       </w:rPr>
@@ -6718,14 +7109,14 @@
     </w:tblStylePr>
     <w:tblStylePr w:type="firstCol">
       <w:rPr>
-        <w:rFonts w:asciiTheme="majorHAnsi" w:cstheme="majorBidi" w:eastAsiaTheme="majorEastAsia" w:hAnsiTheme="majorHAnsi"/>
+        <w:rFonts w:asciiTheme="majorHAnsi" w:cstheme="majorBidi" w:hAnsiTheme="majorHAnsi" w:eastAsia="黑体"/>
         <w:b/>
         <w:bCs/>
       </w:rPr>
     </w:tblStylePr>
     <w:tblStylePr w:type="lastCol">
       <w:rPr>
-        <w:rFonts w:asciiTheme="majorHAnsi" w:cstheme="majorBidi" w:eastAsiaTheme="majorEastAsia" w:hAnsiTheme="majorHAnsi"/>
+        <w:rFonts w:asciiTheme="majorHAnsi" w:cstheme="majorBidi" w:hAnsiTheme="majorHAnsi" w:eastAsia="黑体"/>
         <w:b/>
         <w:bCs/>
       </w:rPr>
@@ -6809,7 +7200,7 @@
         <w:spacing w:after="0" w:before="0" w:line="240" w:lineRule="auto"/>
       </w:pPr>
       <w:rPr>
-        <w:rFonts w:asciiTheme="majorHAnsi" w:cstheme="majorBidi" w:eastAsiaTheme="majorEastAsia" w:hAnsiTheme="majorHAnsi"/>
+        <w:rFonts w:asciiTheme="majorHAnsi" w:cstheme="majorBidi" w:hAnsiTheme="majorHAnsi" w:eastAsia="黑体"/>
         <w:b/>
         <w:bCs/>
       </w:rPr>
@@ -6830,7 +7221,7 @@
         <w:spacing w:after="0" w:before="0" w:line="240" w:lineRule="auto"/>
       </w:pPr>
       <w:rPr>
-        <w:rFonts w:asciiTheme="majorHAnsi" w:cstheme="majorBidi" w:eastAsiaTheme="majorEastAsia" w:hAnsiTheme="majorHAnsi"/>
+        <w:rFonts w:asciiTheme="majorHAnsi" w:cstheme="majorBidi" w:hAnsiTheme="majorHAnsi" w:eastAsia="黑体"/>
         <w:b/>
         <w:bCs/>
       </w:rPr>
@@ -6848,14 +7239,14 @@
     </w:tblStylePr>
     <w:tblStylePr w:type="firstCol">
       <w:rPr>
-        <w:rFonts w:asciiTheme="majorHAnsi" w:cstheme="majorBidi" w:eastAsiaTheme="majorEastAsia" w:hAnsiTheme="majorHAnsi"/>
+        <w:rFonts w:asciiTheme="majorHAnsi" w:cstheme="majorBidi" w:hAnsiTheme="majorHAnsi" w:eastAsia="黑体"/>
         <w:b/>
         <w:bCs/>
       </w:rPr>
     </w:tblStylePr>
     <w:tblStylePr w:type="lastCol">
       <w:rPr>
-        <w:rFonts w:asciiTheme="majorHAnsi" w:cstheme="majorBidi" w:eastAsiaTheme="majorEastAsia" w:hAnsiTheme="majorHAnsi"/>
+        <w:rFonts w:asciiTheme="majorHAnsi" w:cstheme="majorBidi" w:hAnsiTheme="majorHAnsi" w:eastAsia="黑体"/>
         <w:b/>
         <w:bCs/>
       </w:rPr>
@@ -6938,6 +7329,7 @@
         <w:spacing w:after="0" w:before="0" w:line="240" w:lineRule="auto"/>
       </w:pPr>
       <w:rPr>
+        <w:rFonts w:eastAsia="黑体"/>
         <w:b/>
         <w:bCs/>
         <w:color w:themeColor="background1" w:val="FFFFFF"/>
@@ -6960,6 +7352,7 @@
         <w:spacing w:after="0" w:before="0" w:line="240" w:lineRule="auto"/>
       </w:pPr>
       <w:rPr>
+        <w:rFonts w:eastAsia="黑体"/>
         <w:b/>
         <w:bCs/>
       </w:rPr>
@@ -6977,12 +7370,14 @@
     </w:tblStylePr>
     <w:tblStylePr w:type="firstCol">
       <w:rPr>
+        <w:rFonts w:eastAsia="黑体"/>
         <w:b/>
         <w:bCs/>
       </w:rPr>
     </w:tblStylePr>
     <w:tblStylePr w:type="lastCol">
       <w:rPr>
+        <w:rFonts w:eastAsia="黑体"/>
         <w:b/>
         <w:bCs/>
       </w:rPr>
@@ -7044,6 +7439,7 @@
         <w:spacing w:after="0" w:before="0" w:line="240" w:lineRule="auto"/>
       </w:pPr>
       <w:rPr>
+        <w:rFonts w:eastAsia="黑体"/>
         <w:b/>
         <w:bCs/>
         <w:color w:themeColor="background1" w:val="FFFFFF"/>
@@ -7066,6 +7462,7 @@
         <w:spacing w:after="0" w:before="0" w:line="240" w:lineRule="auto"/>
       </w:pPr>
       <w:rPr>
+        <w:rFonts w:eastAsia="黑体"/>
         <w:b/>
         <w:bCs/>
       </w:rPr>
@@ -7083,12 +7480,14 @@
     </w:tblStylePr>
     <w:tblStylePr w:type="firstCol">
       <w:rPr>
+        <w:rFonts w:eastAsia="黑体"/>
         <w:b/>
         <w:bCs/>
       </w:rPr>
     </w:tblStylePr>
     <w:tblStylePr w:type="lastCol">
       <w:rPr>
+        <w:rFonts w:eastAsia="黑体"/>
         <w:b/>
         <w:bCs/>
       </w:rPr>
@@ -7150,6 +7549,7 @@
         <w:spacing w:after="0" w:before="0" w:line="240" w:lineRule="auto"/>
       </w:pPr>
       <w:rPr>
+        <w:rFonts w:eastAsia="黑体"/>
         <w:b/>
         <w:bCs/>
         <w:color w:themeColor="background1" w:val="FFFFFF"/>
@@ -7172,6 +7572,7 @@
         <w:spacing w:after="0" w:before="0" w:line="240" w:lineRule="auto"/>
       </w:pPr>
       <w:rPr>
+        <w:rFonts w:eastAsia="黑体"/>
         <w:b/>
         <w:bCs/>
       </w:rPr>
@@ -7189,12 +7590,14 @@
     </w:tblStylePr>
     <w:tblStylePr w:type="firstCol">
       <w:rPr>
+        <w:rFonts w:eastAsia="黑体"/>
         <w:b/>
         <w:bCs/>
       </w:rPr>
     </w:tblStylePr>
     <w:tblStylePr w:type="lastCol">
       <w:rPr>
+        <w:rFonts w:eastAsia="黑体"/>
         <w:b/>
         <w:bCs/>
       </w:rPr>
@@ -7256,6 +7659,7 @@
         <w:spacing w:after="0" w:before="0" w:line="240" w:lineRule="auto"/>
       </w:pPr>
       <w:rPr>
+        <w:rFonts w:eastAsia="黑体"/>
         <w:b/>
         <w:bCs/>
         <w:color w:themeColor="background1" w:val="FFFFFF"/>
@@ -7278,6 +7682,7 @@
         <w:spacing w:after="0" w:before="0" w:line="240" w:lineRule="auto"/>
       </w:pPr>
       <w:rPr>
+        <w:rFonts w:eastAsia="黑体"/>
         <w:b/>
         <w:bCs/>
       </w:rPr>
@@ -7295,12 +7700,14 @@
     </w:tblStylePr>
     <w:tblStylePr w:type="firstCol">
       <w:rPr>
+        <w:rFonts w:eastAsia="黑体"/>
         <w:b/>
         <w:bCs/>
       </w:rPr>
     </w:tblStylePr>
     <w:tblStylePr w:type="lastCol">
       <w:rPr>
+        <w:rFonts w:eastAsia="黑体"/>
         <w:b/>
         <w:bCs/>
       </w:rPr>
@@ -7362,6 +7769,7 @@
         <w:spacing w:after="0" w:before="0" w:line="240" w:lineRule="auto"/>
       </w:pPr>
       <w:rPr>
+        <w:rFonts w:eastAsia="黑体"/>
         <w:b/>
         <w:bCs/>
         <w:color w:themeColor="background1" w:val="FFFFFF"/>
@@ -7384,6 +7792,7 @@
         <w:spacing w:after="0" w:before="0" w:line="240" w:lineRule="auto"/>
       </w:pPr>
       <w:rPr>
+        <w:rFonts w:eastAsia="黑体"/>
         <w:b/>
         <w:bCs/>
       </w:rPr>
@@ -7401,12 +7810,14 @@
     </w:tblStylePr>
     <w:tblStylePr w:type="firstCol">
       <w:rPr>
+        <w:rFonts w:eastAsia="黑体"/>
         <w:b/>
         <w:bCs/>
       </w:rPr>
     </w:tblStylePr>
     <w:tblStylePr w:type="lastCol">
       <w:rPr>
+        <w:rFonts w:eastAsia="黑体"/>
         <w:b/>
         <w:bCs/>
       </w:rPr>
@@ -7468,6 +7879,7 @@
         <w:spacing w:after="0" w:before="0" w:line="240" w:lineRule="auto"/>
       </w:pPr>
       <w:rPr>
+        <w:rFonts w:eastAsia="黑体"/>
         <w:b/>
         <w:bCs/>
         <w:color w:themeColor="background1" w:val="FFFFFF"/>
@@ -7490,6 +7902,7 @@
         <w:spacing w:after="0" w:before="0" w:line="240" w:lineRule="auto"/>
       </w:pPr>
       <w:rPr>
+        <w:rFonts w:eastAsia="黑体"/>
         <w:b/>
         <w:bCs/>
       </w:rPr>
@@ -7507,12 +7920,14 @@
     </w:tblStylePr>
     <w:tblStylePr w:type="firstCol">
       <w:rPr>
+        <w:rFonts w:eastAsia="黑体"/>
         <w:b/>
         <w:bCs/>
       </w:rPr>
     </w:tblStylePr>
     <w:tblStylePr w:type="lastCol">
       <w:rPr>
+        <w:rFonts w:eastAsia="黑体"/>
         <w:b/>
         <w:bCs/>
       </w:rPr>
@@ -7574,6 +7989,7 @@
         <w:spacing w:after="0" w:before="0" w:line="240" w:lineRule="auto"/>
       </w:pPr>
       <w:rPr>
+        <w:rFonts w:eastAsia="黑体"/>
         <w:b/>
         <w:bCs/>
         <w:color w:themeColor="background1" w:val="FFFFFF"/>
@@ -7596,6 +8012,7 @@
         <w:spacing w:after="0" w:before="0" w:line="240" w:lineRule="auto"/>
       </w:pPr>
       <w:rPr>
+        <w:rFonts w:eastAsia="黑体"/>
         <w:b/>
         <w:bCs/>
       </w:rPr>
@@ -7613,12 +8030,14 @@
     </w:tblStylePr>
     <w:tblStylePr w:type="firstCol">
       <w:rPr>
+        <w:rFonts w:eastAsia="黑体"/>
         <w:b/>
         <w:bCs/>
       </w:rPr>
     </w:tblStylePr>
     <w:tblStylePr w:type="lastCol">
       <w:rPr>
+        <w:rFonts w:eastAsia="黑体"/>
         <w:b/>
         <w:bCs/>
       </w:rPr>
@@ -7677,6 +8096,7 @@
         <w:spacing w:after="0" w:before="0" w:line="240" w:lineRule="auto"/>
       </w:pPr>
       <w:rPr>
+        <w:rFonts w:eastAsia="黑体"/>
         <w:b/>
         <w:bCs/>
         <w:color w:themeColor="background1" w:val="FFFFFF"/>
@@ -7699,6 +8119,7 @@
         <w:spacing w:after="0" w:before="0" w:line="240" w:lineRule="auto"/>
       </w:pPr>
       <w:rPr>
+        <w:rFonts w:eastAsia="黑体"/>
         <w:color w:val="auto"/>
       </w:rPr>
       <w:tblPr/>
@@ -7716,6 +8137,7 @@
     </w:tblStylePr>
     <w:tblStylePr w:type="firstCol">
       <w:rPr>
+        <w:rFonts w:eastAsia="黑体"/>
         <w:b/>
         <w:bCs/>
         <w:color w:themeColor="background1" w:val="FFFFFF"/>
@@ -7735,6 +8157,7 @@
     </w:tblStylePr>
     <w:tblStylePr w:type="lastCol">
       <w:rPr>
+        <w:rFonts w:eastAsia="黑体"/>
         <w:b/>
         <w:bCs/>
         <w:color w:themeColor="background1" w:val="FFFFFF"/>
@@ -7783,6 +8206,7 @@
     </w:tblStylePr>
     <w:tblStylePr w:type="nwCell">
       <w:rPr>
+        <w:rFonts w:eastAsia="黑体"/>
         <w:color w:themeColor="background1" w:val="FFFFFF"/>
       </w:rPr>
       <w:tblPr/>
@@ -7826,6 +8250,7 @@
         <w:spacing w:after="0" w:before="0" w:line="240" w:lineRule="auto"/>
       </w:pPr>
       <w:rPr>
+        <w:rFonts w:eastAsia="黑体"/>
         <w:b/>
         <w:bCs/>
         <w:color w:themeColor="background1" w:val="FFFFFF"/>
@@ -7848,6 +8273,7 @@
         <w:spacing w:after="0" w:before="0" w:line="240" w:lineRule="auto"/>
       </w:pPr>
       <w:rPr>
+        <w:rFonts w:eastAsia="黑体"/>
         <w:color w:val="auto"/>
       </w:rPr>
       <w:tblPr/>
@@ -7865,6 +8291,7 @@
     </w:tblStylePr>
     <w:tblStylePr w:type="firstCol">
       <w:rPr>
+        <w:rFonts w:eastAsia="黑体"/>
         <w:b/>
         <w:bCs/>
         <w:color w:themeColor="background1" w:val="FFFFFF"/>
@@ -7884,6 +8311,7 @@
     </w:tblStylePr>
     <w:tblStylePr w:type="lastCol">
       <w:rPr>
+        <w:rFonts w:eastAsia="黑体"/>
         <w:b/>
         <w:bCs/>
         <w:color w:themeColor="background1" w:val="FFFFFF"/>
@@ -7932,6 +8360,7 @@
     </w:tblStylePr>
     <w:tblStylePr w:type="nwCell">
       <w:rPr>
+        <w:rFonts w:eastAsia="黑体"/>
         <w:color w:themeColor="background1" w:val="FFFFFF"/>
       </w:rPr>
       <w:tblPr/>
@@ -7975,6 +8404,7 @@
         <w:spacing w:after="0" w:before="0" w:line="240" w:lineRule="auto"/>
       </w:pPr>
       <w:rPr>
+        <w:rFonts w:eastAsia="黑体"/>
         <w:b/>
         <w:bCs/>
         <w:color w:themeColor="background1" w:val="FFFFFF"/>
@@ -7997,6 +8427,7 @@
         <w:spacing w:after="0" w:before="0" w:line="240" w:lineRule="auto"/>
       </w:pPr>
       <w:rPr>
+        <w:rFonts w:eastAsia="黑体"/>
         <w:color w:val="auto"/>
       </w:rPr>
       <w:tblPr/>
@@ -8014,6 +8445,7 @@
     </w:tblStylePr>
     <w:tblStylePr w:type="firstCol">
       <w:rPr>
+        <w:rFonts w:eastAsia="黑体"/>
         <w:b/>
         <w:bCs/>
         <w:color w:themeColor="background1" w:val="FFFFFF"/>
@@ -8033,6 +8465,7 @@
     </w:tblStylePr>
     <w:tblStylePr w:type="lastCol">
       <w:rPr>
+        <w:rFonts w:eastAsia="黑体"/>
         <w:b/>
         <w:bCs/>
         <w:color w:themeColor="background1" w:val="FFFFFF"/>
@@ -8081,6 +8514,7 @@
     </w:tblStylePr>
     <w:tblStylePr w:type="nwCell">
       <w:rPr>
+        <w:rFonts w:eastAsia="黑体"/>
         <w:color w:themeColor="background1" w:val="FFFFFF"/>
       </w:rPr>
       <w:tblPr/>
@@ -8124,6 +8558,7 @@
         <w:spacing w:after="0" w:before="0" w:line="240" w:lineRule="auto"/>
       </w:pPr>
       <w:rPr>
+        <w:rFonts w:eastAsia="黑体"/>
         <w:b/>
         <w:bCs/>
         <w:color w:themeColor="background1" w:val="FFFFFF"/>
@@ -8146,6 +8581,7 @@
         <w:spacing w:after="0" w:before="0" w:line="240" w:lineRule="auto"/>
       </w:pPr>
       <w:rPr>
+        <w:rFonts w:eastAsia="黑体"/>
         <w:color w:val="auto"/>
       </w:rPr>
       <w:tblPr/>
@@ -8163,6 +8599,7 @@
     </w:tblStylePr>
     <w:tblStylePr w:type="firstCol">
       <w:rPr>
+        <w:rFonts w:eastAsia="黑体"/>
         <w:b/>
         <w:bCs/>
         <w:color w:themeColor="background1" w:val="FFFFFF"/>
@@ -8182,6 +8619,7 @@
     </w:tblStylePr>
     <w:tblStylePr w:type="lastCol">
       <w:rPr>
+        <w:rFonts w:eastAsia="黑体"/>
         <w:b/>
         <w:bCs/>
         <w:color w:themeColor="background1" w:val="FFFFFF"/>
@@ -8230,6 +8668,7 @@
     </w:tblStylePr>
     <w:tblStylePr w:type="nwCell">
       <w:rPr>
+        <w:rFonts w:eastAsia="黑体"/>
         <w:color w:themeColor="background1" w:val="FFFFFF"/>
       </w:rPr>
       <w:tblPr/>
@@ -8273,6 +8712,7 @@
         <w:spacing w:after="0" w:before="0" w:line="240" w:lineRule="auto"/>
       </w:pPr>
       <w:rPr>
+        <w:rFonts w:eastAsia="黑体"/>
         <w:b/>
         <w:bCs/>
         <w:color w:themeColor="background1" w:val="FFFFFF"/>
@@ -8295,6 +8735,7 @@
         <w:spacing w:after="0" w:before="0" w:line="240" w:lineRule="auto"/>
       </w:pPr>
       <w:rPr>
+        <w:rFonts w:eastAsia="黑体"/>
         <w:color w:val="auto"/>
       </w:rPr>
       <w:tblPr/>
@@ -8312,6 +8753,7 @@
     </w:tblStylePr>
     <w:tblStylePr w:type="firstCol">
       <w:rPr>
+        <w:rFonts w:eastAsia="黑体"/>
         <w:b/>
         <w:bCs/>
         <w:color w:themeColor="background1" w:val="FFFFFF"/>
@@ -8331,6 +8773,7 @@
     </w:tblStylePr>
     <w:tblStylePr w:type="lastCol">
       <w:rPr>
+        <w:rFonts w:eastAsia="黑体"/>
         <w:b/>
         <w:bCs/>
         <w:color w:themeColor="background1" w:val="FFFFFF"/>
@@ -8379,6 +8822,7 @@
     </w:tblStylePr>
     <w:tblStylePr w:type="nwCell">
       <w:rPr>
+        <w:rFonts w:eastAsia="黑体"/>
         <w:color w:themeColor="background1" w:val="FFFFFF"/>
       </w:rPr>
       <w:tblPr/>
@@ -8422,6 +8866,7 @@
         <w:spacing w:after="0" w:before="0" w:line="240" w:lineRule="auto"/>
       </w:pPr>
       <w:rPr>
+        <w:rFonts w:eastAsia="黑体"/>
         <w:b/>
         <w:bCs/>
         <w:color w:themeColor="background1" w:val="FFFFFF"/>
@@ -8444,6 +8889,7 @@
         <w:spacing w:after="0" w:before="0" w:line="240" w:lineRule="auto"/>
       </w:pPr>
       <w:rPr>
+        <w:rFonts w:eastAsia="黑体"/>
         <w:color w:val="auto"/>
       </w:rPr>
       <w:tblPr/>
@@ -8461,6 +8907,7 @@
     </w:tblStylePr>
     <w:tblStylePr w:type="firstCol">
       <w:rPr>
+        <w:rFonts w:eastAsia="黑体"/>
         <w:b/>
         <w:bCs/>
         <w:color w:themeColor="background1" w:val="FFFFFF"/>
@@ -8480,6 +8927,7 @@
     </w:tblStylePr>
     <w:tblStylePr w:type="lastCol">
       <w:rPr>
+        <w:rFonts w:eastAsia="黑体"/>
         <w:b/>
         <w:bCs/>
         <w:color w:themeColor="background1" w:val="FFFFFF"/>
@@ -8528,6 +8976,7 @@
     </w:tblStylePr>
     <w:tblStylePr w:type="nwCell">
       <w:rPr>
+        <w:rFonts w:eastAsia="黑体"/>
         <w:color w:themeColor="background1" w:val="FFFFFF"/>
       </w:rPr>
       <w:tblPr/>
@@ -8571,6 +9020,7 @@
         <w:spacing w:after="0" w:before="0" w:line="240" w:lineRule="auto"/>
       </w:pPr>
       <w:rPr>
+        <w:rFonts w:eastAsia="黑体"/>
         <w:b/>
         <w:bCs/>
         <w:color w:themeColor="background1" w:val="FFFFFF"/>
@@ -8593,6 +9043,7 @@
         <w:spacing w:after="0" w:before="0" w:line="240" w:lineRule="auto"/>
       </w:pPr>
       <w:rPr>
+        <w:rFonts w:eastAsia="黑体"/>
         <w:color w:val="auto"/>
       </w:rPr>
       <w:tblPr/>
@@ -8610,6 +9061,7 @@
     </w:tblStylePr>
     <w:tblStylePr w:type="firstCol">
       <w:rPr>
+        <w:rFonts w:eastAsia="黑体"/>
         <w:b/>
         <w:bCs/>
         <w:color w:themeColor="background1" w:val="FFFFFF"/>
@@ -8629,6 +9081,7 @@
     </w:tblStylePr>
     <w:tblStylePr w:type="lastCol">
       <w:rPr>
+        <w:rFonts w:eastAsia="黑体"/>
         <w:b/>
         <w:bCs/>
         <w:color w:themeColor="background1" w:val="FFFFFF"/>
@@ -8677,6 +9130,7 @@
     </w:tblStylePr>
     <w:tblStylePr w:type="nwCell">
       <w:rPr>
+        <w:rFonts w:eastAsia="黑体"/>
         <w:color w:themeColor="background1" w:val="FFFFFF"/>
       </w:rPr>
       <w:tblPr/>
@@ -8701,6 +9155,7 @@
       <w:spacing w:after="0" w:line="240" w:lineRule="auto"/>
     </w:pPr>
     <w:rPr>
+      <w:rFonts w:eastAsia="黑体"/>
       <w:color w:themeColor="text1" w:val="000000"/>
     </w:rPr>
     <w:tblPr>
@@ -8720,7 +9175,7 @@
     </w:tblPr>
     <w:tblStylePr w:type="firstRow">
       <w:rPr>
-        <w:rFonts w:asciiTheme="majorHAnsi" w:cstheme="majorBidi" w:eastAsiaTheme="majorEastAsia" w:hAnsiTheme="majorHAnsi"/>
+        <w:rFonts w:asciiTheme="majorHAnsi" w:cstheme="majorBidi" w:hAnsiTheme="majorHAnsi" w:eastAsia="黑体"/>
       </w:rPr>
       <w:tblPr/>
       <w:tcPr>
@@ -8732,6 +9187,7 @@
     </w:tblStylePr>
     <w:tblStylePr w:type="lastRow">
       <w:rPr>
+        <w:rFonts w:eastAsia="黑体"/>
         <w:b/>
         <w:bCs/>
         <w:color w:themeColor="text2" w:val="1F497D"/>
@@ -8746,12 +9202,14 @@
     </w:tblStylePr>
     <w:tblStylePr w:type="firstCol">
       <w:rPr>
+        <w:rFonts w:eastAsia="黑体"/>
         <w:b/>
         <w:bCs/>
       </w:rPr>
     </w:tblStylePr>
     <w:tblStylePr w:type="lastCol">
       <w:rPr>
+        <w:rFonts w:eastAsia="黑体"/>
         <w:b/>
         <w:bCs/>
       </w:rPr>
@@ -8785,6 +9243,7 @@
       <w:spacing w:after="0" w:line="240" w:lineRule="auto"/>
     </w:pPr>
     <w:rPr>
+      <w:rFonts w:eastAsia="黑体"/>
       <w:color w:themeColor="text1" w:val="000000"/>
     </w:rPr>
     <w:tblPr>
@@ -8804,7 +9263,7 @@
     </w:tblPr>
     <w:tblStylePr w:type="firstRow">
       <w:rPr>
-        <w:rFonts w:asciiTheme="majorHAnsi" w:cstheme="majorBidi" w:eastAsiaTheme="majorEastAsia" w:hAnsiTheme="majorHAnsi"/>
+        <w:rFonts w:asciiTheme="majorHAnsi" w:cstheme="majorBidi" w:hAnsiTheme="majorHAnsi" w:eastAsia="黑体"/>
       </w:rPr>
       <w:tblPr/>
       <w:tcPr>
@@ -8816,6 +9275,7 @@
     </w:tblStylePr>
     <w:tblStylePr w:type="lastRow">
       <w:rPr>
+        <w:rFonts w:eastAsia="黑体"/>
         <w:b/>
         <w:bCs/>
         <w:color w:themeColor="text2" w:val="1F497D"/>
@@ -8830,12 +9290,14 @@
     </w:tblStylePr>
     <w:tblStylePr w:type="firstCol">
       <w:rPr>
+        <w:rFonts w:eastAsia="黑体"/>
         <w:b/>
         <w:bCs/>
       </w:rPr>
     </w:tblStylePr>
     <w:tblStylePr w:type="lastCol">
       <w:rPr>
+        <w:rFonts w:eastAsia="黑体"/>
         <w:b/>
         <w:bCs/>
       </w:rPr>
@@ -8869,6 +9331,7 @@
       <w:spacing w:after="0" w:line="240" w:lineRule="auto"/>
     </w:pPr>
     <w:rPr>
+      <w:rFonts w:eastAsia="黑体"/>
       <w:color w:themeColor="text1" w:val="000000"/>
     </w:rPr>
     <w:tblPr>
@@ -8888,7 +9351,7 @@
     </w:tblPr>
     <w:tblStylePr w:type="firstRow">
       <w:rPr>
-        <w:rFonts w:asciiTheme="majorHAnsi" w:cstheme="majorBidi" w:eastAsiaTheme="majorEastAsia" w:hAnsiTheme="majorHAnsi"/>
+        <w:rFonts w:asciiTheme="majorHAnsi" w:cstheme="majorBidi" w:hAnsiTheme="majorHAnsi" w:eastAsia="黑体"/>
       </w:rPr>
       <w:tblPr/>
       <w:tcPr>
@@ -8900,6 +9363,7 @@
     </w:tblStylePr>
     <w:tblStylePr w:type="lastRow">
       <w:rPr>
+        <w:rFonts w:eastAsia="黑体"/>
         <w:b/>
         <w:bCs/>
         <w:color w:themeColor="text2" w:val="1F497D"/>
@@ -8914,12 +9378,14 @@
     </w:tblStylePr>
     <w:tblStylePr w:type="firstCol">
       <w:rPr>
+        <w:rFonts w:eastAsia="黑体"/>
         <w:b/>
         <w:bCs/>
       </w:rPr>
     </w:tblStylePr>
     <w:tblStylePr w:type="lastCol">
       <w:rPr>
+        <w:rFonts w:eastAsia="黑体"/>
         <w:b/>
         <w:bCs/>
       </w:rPr>
@@ -8953,6 +9419,7 @@
       <w:spacing w:after="0" w:line="240" w:lineRule="auto"/>
     </w:pPr>
     <w:rPr>
+      <w:rFonts w:eastAsia="黑体"/>
       <w:color w:themeColor="text1" w:val="000000"/>
     </w:rPr>
     <w:tblPr>
@@ -8972,7 +9439,7 @@
     </w:tblPr>
     <w:tblStylePr w:type="firstRow">
       <w:rPr>
-        <w:rFonts w:asciiTheme="majorHAnsi" w:cstheme="majorBidi" w:eastAsiaTheme="majorEastAsia" w:hAnsiTheme="majorHAnsi"/>
+        <w:rFonts w:asciiTheme="majorHAnsi" w:cstheme="majorBidi" w:hAnsiTheme="majorHAnsi" w:eastAsia="黑体"/>
       </w:rPr>
       <w:tblPr/>
       <w:tcPr>
@@ -8984,6 +9451,7 @@
     </w:tblStylePr>
     <w:tblStylePr w:type="lastRow">
       <w:rPr>
+        <w:rFonts w:eastAsia="黑体"/>
         <w:b/>
         <w:bCs/>
         <w:color w:themeColor="text2" w:val="1F497D"/>
@@ -8998,12 +9466,14 @@
     </w:tblStylePr>
     <w:tblStylePr w:type="firstCol">
       <w:rPr>
+        <w:rFonts w:eastAsia="黑体"/>
         <w:b/>
         <w:bCs/>
       </w:rPr>
     </w:tblStylePr>
     <w:tblStylePr w:type="lastCol">
       <w:rPr>
+        <w:rFonts w:eastAsia="黑体"/>
         <w:b/>
         <w:bCs/>
       </w:rPr>
@@ -9037,6 +9507,7 @@
       <w:spacing w:after="0" w:line="240" w:lineRule="auto"/>
     </w:pPr>
     <w:rPr>
+      <w:rFonts w:eastAsia="黑体"/>
       <w:color w:themeColor="text1" w:val="000000"/>
     </w:rPr>
     <w:tblPr>
@@ -9056,7 +9527,7 @@
     </w:tblPr>
     <w:tblStylePr w:type="firstRow">
       <w:rPr>
-        <w:rFonts w:asciiTheme="majorHAnsi" w:cstheme="majorBidi" w:eastAsiaTheme="majorEastAsia" w:hAnsiTheme="majorHAnsi"/>
+        <w:rFonts w:asciiTheme="majorHAnsi" w:cstheme="majorBidi" w:hAnsiTheme="majorHAnsi" w:eastAsia="黑体"/>
       </w:rPr>
       <w:tblPr/>
       <w:tcPr>
@@ -9068,6 +9539,7 @@
     </w:tblStylePr>
     <w:tblStylePr w:type="lastRow">
       <w:rPr>
+        <w:rFonts w:eastAsia="黑体"/>
         <w:b/>
         <w:bCs/>
         <w:color w:themeColor="text2" w:val="1F497D"/>
@@ -9082,12 +9554,14 @@
     </w:tblStylePr>
     <w:tblStylePr w:type="firstCol">
       <w:rPr>
+        <w:rFonts w:eastAsia="黑体"/>
         <w:b/>
         <w:bCs/>
       </w:rPr>
     </w:tblStylePr>
     <w:tblStylePr w:type="lastCol">
       <w:rPr>
+        <w:rFonts w:eastAsia="黑体"/>
         <w:b/>
         <w:bCs/>
       </w:rPr>
@@ -9121,6 +9595,7 @@
       <w:spacing w:after="0" w:line="240" w:lineRule="auto"/>
     </w:pPr>
     <w:rPr>
+      <w:rFonts w:eastAsia="黑体"/>
       <w:color w:themeColor="text1" w:val="000000"/>
     </w:rPr>
     <w:tblPr>
@@ -9140,7 +9615,7 @@
     </w:tblPr>
     <w:tblStylePr w:type="firstRow">
       <w:rPr>
-        <w:rFonts w:asciiTheme="majorHAnsi" w:cstheme="majorBidi" w:eastAsiaTheme="majorEastAsia" w:hAnsiTheme="majorHAnsi"/>
+        <w:rFonts w:asciiTheme="majorHAnsi" w:cstheme="majorBidi" w:hAnsiTheme="majorHAnsi" w:eastAsia="黑体"/>
       </w:rPr>
       <w:tblPr/>
       <w:tcPr>
@@ -9152,6 +9627,7 @@
     </w:tblStylePr>
     <w:tblStylePr w:type="lastRow">
       <w:rPr>
+        <w:rFonts w:eastAsia="黑体"/>
         <w:b/>
         <w:bCs/>
         <w:color w:themeColor="text2" w:val="1F497D"/>
@@ -9166,12 +9642,14 @@
     </w:tblStylePr>
     <w:tblStylePr w:type="firstCol">
       <w:rPr>
+        <w:rFonts w:eastAsia="黑体"/>
         <w:b/>
         <w:bCs/>
       </w:rPr>
     </w:tblStylePr>
     <w:tblStylePr w:type="lastCol">
       <w:rPr>
+        <w:rFonts w:eastAsia="黑体"/>
         <w:b/>
         <w:bCs/>
       </w:rPr>
@@ -9205,6 +9683,7 @@
       <w:spacing w:after="0" w:line="240" w:lineRule="auto"/>
     </w:pPr>
     <w:rPr>
+      <w:rFonts w:eastAsia="黑体"/>
       <w:color w:themeColor="text1" w:val="000000"/>
     </w:rPr>
     <w:tblPr>
@@ -9224,7 +9703,7 @@
     </w:tblPr>
     <w:tblStylePr w:type="firstRow">
       <w:rPr>
-        <w:rFonts w:asciiTheme="majorHAnsi" w:cstheme="majorBidi" w:eastAsiaTheme="majorEastAsia" w:hAnsiTheme="majorHAnsi"/>
+        <w:rFonts w:asciiTheme="majorHAnsi" w:cstheme="majorBidi" w:hAnsiTheme="majorHAnsi" w:eastAsia="黑体"/>
       </w:rPr>
       <w:tblPr/>
       <w:tcPr>
@@ -9236,6 +9715,7 @@
     </w:tblStylePr>
     <w:tblStylePr w:type="lastRow">
       <w:rPr>
+        <w:rFonts w:eastAsia="黑体"/>
         <w:b/>
         <w:bCs/>
         <w:color w:themeColor="text2" w:val="1F497D"/>
@@ -9250,12 +9730,14 @@
     </w:tblStylePr>
     <w:tblStylePr w:type="firstCol">
       <w:rPr>
+        <w:rFonts w:eastAsia="黑体"/>
         <w:b/>
         <w:bCs/>
       </w:rPr>
     </w:tblStylePr>
     <w:tblStylePr w:type="lastCol">
       <w:rPr>
+        <w:rFonts w:eastAsia="黑体"/>
         <w:b/>
         <w:bCs/>
       </w:rPr>
@@ -9289,7 +9771,7 @@
       <w:spacing w:after="0" w:line="240" w:lineRule="auto"/>
     </w:pPr>
     <w:rPr>
-      <w:rFonts w:asciiTheme="majorHAnsi" w:cstheme="majorBidi" w:eastAsiaTheme="majorEastAsia" w:hAnsiTheme="majorHAnsi"/>
+      <w:rFonts w:asciiTheme="majorHAnsi" w:cstheme="majorBidi" w:hAnsiTheme="majorHAnsi" w:eastAsia="黑体"/>
       <w:color w:themeColor="text1" w:val="000000"/>
     </w:rPr>
     <w:tblPr>
@@ -9311,6 +9793,7 @@
     </w:tblPr>
     <w:tblStylePr w:type="firstRow">
       <w:rPr>
+        <w:rFonts w:eastAsia="黑体"/>
         <w:sz w:val="24"/>
         <w:szCs w:val="24"/>
       </w:rPr>
@@ -9417,7 +9900,7 @@
       <w:spacing w:after="0" w:line="240" w:lineRule="auto"/>
     </w:pPr>
     <w:rPr>
-      <w:rFonts w:asciiTheme="majorHAnsi" w:cstheme="majorBidi" w:eastAsiaTheme="majorEastAsia" w:hAnsiTheme="majorHAnsi"/>
+      <w:rFonts w:asciiTheme="majorHAnsi" w:cstheme="majorBidi" w:hAnsiTheme="majorHAnsi" w:eastAsia="黑体"/>
       <w:color w:themeColor="text1" w:val="000000"/>
     </w:rPr>
     <w:tblPr>
@@ -9439,6 +9922,7 @@
     </w:tblPr>
     <w:tblStylePr w:type="firstRow">
       <w:rPr>
+        <w:rFonts w:eastAsia="黑体"/>
         <w:sz w:val="24"/>
         <w:szCs w:val="24"/>
       </w:rPr>
@@ -9545,7 +10029,7 @@
       <w:spacing w:after="0" w:line="240" w:lineRule="auto"/>
     </w:pPr>
     <w:rPr>
-      <w:rFonts w:asciiTheme="majorHAnsi" w:cstheme="majorBidi" w:eastAsiaTheme="majorEastAsia" w:hAnsiTheme="majorHAnsi"/>
+      <w:rFonts w:asciiTheme="majorHAnsi" w:cstheme="majorBidi" w:hAnsiTheme="majorHAnsi" w:eastAsia="黑体"/>
       <w:color w:themeColor="text1" w:val="000000"/>
     </w:rPr>
     <w:tblPr>
@@ -9567,6 +10051,7 @@
     </w:tblPr>
     <w:tblStylePr w:type="firstRow">
       <w:rPr>
+        <w:rFonts w:eastAsia="黑体"/>
         <w:sz w:val="24"/>
         <w:szCs w:val="24"/>
       </w:rPr>
@@ -9673,7 +10158,7 @@
       <w:spacing w:after="0" w:line="240" w:lineRule="auto"/>
     </w:pPr>
     <w:rPr>
-      <w:rFonts w:asciiTheme="majorHAnsi" w:cstheme="majorBidi" w:eastAsiaTheme="majorEastAsia" w:hAnsiTheme="majorHAnsi"/>
+      <w:rFonts w:asciiTheme="majorHAnsi" w:cstheme="majorBidi" w:hAnsiTheme="majorHAnsi" w:eastAsia="黑体"/>
       <w:color w:themeColor="text1" w:val="000000"/>
     </w:rPr>
     <w:tblPr>
@@ -9695,6 +10180,7 @@
     </w:tblPr>
     <w:tblStylePr w:type="firstRow">
       <w:rPr>
+        <w:rFonts w:eastAsia="黑体"/>
         <w:sz w:val="24"/>
         <w:szCs w:val="24"/>
       </w:rPr>
@@ -9801,7 +10287,7 @@
       <w:spacing w:after="0" w:line="240" w:lineRule="auto"/>
     </w:pPr>
     <w:rPr>
-      <w:rFonts w:asciiTheme="majorHAnsi" w:cstheme="majorBidi" w:eastAsiaTheme="majorEastAsia" w:hAnsiTheme="majorHAnsi"/>
+      <w:rFonts w:asciiTheme="majorHAnsi" w:cstheme="majorBidi" w:hAnsiTheme="majorHAnsi" w:eastAsia="黑体"/>
       <w:color w:themeColor="text1" w:val="000000"/>
     </w:rPr>
     <w:tblPr>
@@ -9823,6 +10309,7 @@
     </w:tblPr>
     <w:tblStylePr w:type="firstRow">
       <w:rPr>
+        <w:rFonts w:eastAsia="黑体"/>
         <w:sz w:val="24"/>
         <w:szCs w:val="24"/>
       </w:rPr>
@@ -9929,7 +10416,7 @@
       <w:spacing w:after="0" w:line="240" w:lineRule="auto"/>
     </w:pPr>
     <w:rPr>
-      <w:rFonts w:asciiTheme="majorHAnsi" w:cstheme="majorBidi" w:eastAsiaTheme="majorEastAsia" w:hAnsiTheme="majorHAnsi"/>
+      <w:rFonts w:asciiTheme="majorHAnsi" w:cstheme="majorBidi" w:hAnsiTheme="majorHAnsi" w:eastAsia="黑体"/>
       <w:color w:themeColor="text1" w:val="000000"/>
     </w:rPr>
     <w:tblPr>
@@ -9951,6 +10438,7 @@
     </w:tblPr>
     <w:tblStylePr w:type="firstRow">
       <w:rPr>
+        <w:rFonts w:eastAsia="黑体"/>
         <w:sz w:val="24"/>
         <w:szCs w:val="24"/>
       </w:rPr>
@@ -10057,7 +10545,7 @@
       <w:spacing w:after="0" w:line="240" w:lineRule="auto"/>
     </w:pPr>
     <w:rPr>
-      <w:rFonts w:asciiTheme="majorHAnsi" w:cstheme="majorBidi" w:eastAsiaTheme="majorEastAsia" w:hAnsiTheme="majorHAnsi"/>
+      <w:rFonts w:asciiTheme="majorHAnsi" w:cstheme="majorBidi" w:hAnsiTheme="majorHAnsi" w:eastAsia="黑体"/>
       <w:color w:themeColor="text1" w:val="000000"/>
     </w:rPr>
     <w:tblPr>
@@ -10079,6 +10567,7 @@
     </w:tblPr>
     <w:tblStylePr w:type="firstRow">
       <w:rPr>
+        <w:rFonts w:eastAsia="黑体"/>
         <w:sz w:val="24"/>
         <w:szCs w:val="24"/>
       </w:rPr>
@@ -10208,12 +10697,14 @@
     </w:tcPr>
     <w:tblStylePr w:type="firstRow">
       <w:rPr>
+        <w:rFonts w:eastAsia="黑体"/>
         <w:b/>
         <w:bCs/>
       </w:rPr>
     </w:tblStylePr>
     <w:tblStylePr w:type="lastRow">
       <w:rPr>
+        <w:rFonts w:eastAsia="黑体"/>
         <w:b/>
         <w:bCs/>
       </w:rPr>
@@ -10226,12 +10717,14 @@
     </w:tblStylePr>
     <w:tblStylePr w:type="firstCol">
       <w:rPr>
+        <w:rFonts w:eastAsia="黑体"/>
         <w:b/>
         <w:bCs/>
       </w:rPr>
     </w:tblStylePr>
     <w:tblStylePr w:type="lastCol">
       <w:rPr>
+        <w:rFonts w:eastAsia="黑体"/>
         <w:b/>
         <w:bCs/>
       </w:rPr>
@@ -10281,12 +10774,14 @@
     </w:tcPr>
     <w:tblStylePr w:type="firstRow">
       <w:rPr>
+        <w:rFonts w:eastAsia="黑体"/>
         <w:b/>
         <w:bCs/>
       </w:rPr>
     </w:tblStylePr>
     <w:tblStylePr w:type="lastRow">
       <w:rPr>
+        <w:rFonts w:eastAsia="黑体"/>
         <w:b/>
         <w:bCs/>
       </w:rPr>
@@ -10299,12 +10794,14 @@
     </w:tblStylePr>
     <w:tblStylePr w:type="firstCol">
       <w:rPr>
+        <w:rFonts w:eastAsia="黑体"/>
         <w:b/>
         <w:bCs/>
       </w:rPr>
     </w:tblStylePr>
     <w:tblStylePr w:type="lastCol">
       <w:rPr>
+        <w:rFonts w:eastAsia="黑体"/>
         <w:b/>
         <w:bCs/>
       </w:rPr>
@@ -10354,12 +10851,14 @@
     </w:tcPr>
     <w:tblStylePr w:type="firstRow">
       <w:rPr>
+        <w:rFonts w:eastAsia="黑体"/>
         <w:b/>
         <w:bCs/>
       </w:rPr>
     </w:tblStylePr>
     <w:tblStylePr w:type="lastRow">
       <w:rPr>
+        <w:rFonts w:eastAsia="黑体"/>
         <w:b/>
         <w:bCs/>
       </w:rPr>
@@ -10372,12 +10871,14 @@
     </w:tblStylePr>
     <w:tblStylePr w:type="firstCol">
       <w:rPr>
+        <w:rFonts w:eastAsia="黑体"/>
         <w:b/>
         <w:bCs/>
       </w:rPr>
     </w:tblStylePr>
     <w:tblStylePr w:type="lastCol">
       <w:rPr>
+        <w:rFonts w:eastAsia="黑体"/>
         <w:b/>
         <w:bCs/>
       </w:rPr>
@@ -10427,12 +10928,14 @@
     </w:tcPr>
     <w:tblStylePr w:type="firstRow">
       <w:rPr>
+        <w:rFonts w:eastAsia="黑体"/>
         <w:b/>
         <w:bCs/>
       </w:rPr>
     </w:tblStylePr>
     <w:tblStylePr w:type="lastRow">
       <w:rPr>
+        <w:rFonts w:eastAsia="黑体"/>
         <w:b/>
         <w:bCs/>
       </w:rPr>
@@ -10445,12 +10948,14 @@
     </w:tblStylePr>
     <w:tblStylePr w:type="firstCol">
       <w:rPr>
+        <w:rFonts w:eastAsia="黑体"/>
         <w:b/>
         <w:bCs/>
       </w:rPr>
     </w:tblStylePr>
     <w:tblStylePr w:type="lastCol">
       <w:rPr>
+        <w:rFonts w:eastAsia="黑体"/>
         <w:b/>
         <w:bCs/>
       </w:rPr>
@@ -10500,12 +11005,14 @@
     </w:tcPr>
     <w:tblStylePr w:type="firstRow">
       <w:rPr>
+        <w:rFonts w:eastAsia="黑体"/>
         <w:b/>
         <w:bCs/>
       </w:rPr>
     </w:tblStylePr>
     <w:tblStylePr w:type="lastRow">
       <w:rPr>
+        <w:rFonts w:eastAsia="黑体"/>
         <w:b/>
         <w:bCs/>
       </w:rPr>
@@ -10518,12 +11025,14 @@
     </w:tblStylePr>
     <w:tblStylePr w:type="firstCol">
       <w:rPr>
+        <w:rFonts w:eastAsia="黑体"/>
         <w:b/>
         <w:bCs/>
       </w:rPr>
     </w:tblStylePr>
     <w:tblStylePr w:type="lastCol">
       <w:rPr>
+        <w:rFonts w:eastAsia="黑体"/>
         <w:b/>
         <w:bCs/>
       </w:rPr>
@@ -10573,12 +11082,14 @@
     </w:tcPr>
     <w:tblStylePr w:type="firstRow">
       <w:rPr>
+        <w:rFonts w:eastAsia="黑体"/>
         <w:b/>
         <w:bCs/>
       </w:rPr>
     </w:tblStylePr>
     <w:tblStylePr w:type="lastRow">
       <w:rPr>
+        <w:rFonts w:eastAsia="黑体"/>
         <w:b/>
         <w:bCs/>
       </w:rPr>
@@ -10591,12 +11102,14 @@
     </w:tblStylePr>
     <w:tblStylePr w:type="firstCol">
       <w:rPr>
+        <w:rFonts w:eastAsia="黑体"/>
         <w:b/>
         <w:bCs/>
       </w:rPr>
     </w:tblStylePr>
     <w:tblStylePr w:type="lastCol">
       <w:rPr>
+        <w:rFonts w:eastAsia="黑体"/>
         <w:b/>
         <w:bCs/>
       </w:rPr>
@@ -10646,12 +11159,14 @@
     </w:tcPr>
     <w:tblStylePr w:type="firstRow">
       <w:rPr>
+        <w:rFonts w:eastAsia="黑体"/>
         <w:b/>
         <w:bCs/>
       </w:rPr>
     </w:tblStylePr>
     <w:tblStylePr w:type="lastRow">
       <w:rPr>
+        <w:rFonts w:eastAsia="黑体"/>
         <w:b/>
         <w:bCs/>
       </w:rPr>
@@ -10664,12 +11179,14 @@
     </w:tblStylePr>
     <w:tblStylePr w:type="firstCol">
       <w:rPr>
+        <w:rFonts w:eastAsia="黑体"/>
         <w:b/>
         <w:bCs/>
       </w:rPr>
     </w:tblStylePr>
     <w:tblStylePr w:type="lastCol">
       <w:rPr>
+        <w:rFonts w:eastAsia="黑体"/>
         <w:b/>
         <w:bCs/>
       </w:rPr>
@@ -10696,7 +11213,7 @@
       <w:spacing w:after="0" w:line="240" w:lineRule="auto"/>
     </w:pPr>
     <w:rPr>
-      <w:rFonts w:asciiTheme="majorHAnsi" w:cstheme="majorBidi" w:eastAsiaTheme="majorEastAsia" w:hAnsiTheme="majorHAnsi"/>
+      <w:rFonts w:asciiTheme="majorHAnsi" w:cstheme="majorBidi" w:hAnsiTheme="majorHAnsi" w:eastAsia="黑体"/>
       <w:color w:themeColor="text1" w:val="000000"/>
     </w:rPr>
     <w:tblPr>
@@ -10723,6 +11240,7 @@
     </w:tcPr>
     <w:tblStylePr w:type="firstRow">
       <w:rPr>
+        <w:rFonts w:eastAsia="黑体"/>
         <w:b/>
         <w:bCs/>
         <w:color w:themeColor="text1" w:val="000000"/>
@@ -10734,6 +11252,7 @@
     </w:tblStylePr>
     <w:tblStylePr w:type="lastRow">
       <w:rPr>
+        <w:rFonts w:eastAsia="黑体"/>
         <w:b/>
         <w:bCs/>
         <w:color w:themeColor="text1" w:val="000000"/>
@@ -10753,6 +11272,7 @@
     </w:tblStylePr>
     <w:tblStylePr w:type="firstCol">
       <w:rPr>
+        <w:rFonts w:eastAsia="黑体"/>
         <w:b/>
         <w:bCs/>
         <w:color w:themeColor="text1" w:val="000000"/>
@@ -10772,6 +11292,7 @@
     </w:tblStylePr>
     <w:tblStylePr w:type="lastCol">
       <w:rPr>
+        <w:rFonts w:eastAsia="黑体"/>
         <w:b w:val="0"/>
         <w:bCs w:val="0"/>
         <w:color w:themeColor="text1" w:val="000000"/>
@@ -10821,7 +11342,7 @@
       <w:spacing w:after="0" w:line="240" w:lineRule="auto"/>
     </w:pPr>
     <w:rPr>
-      <w:rFonts w:asciiTheme="majorHAnsi" w:cstheme="majorBidi" w:eastAsiaTheme="majorEastAsia" w:hAnsiTheme="majorHAnsi"/>
+      <w:rFonts w:asciiTheme="majorHAnsi" w:cstheme="majorBidi" w:hAnsiTheme="majorHAnsi" w:eastAsia="黑体"/>
       <w:color w:themeColor="text1" w:val="000000"/>
     </w:rPr>
     <w:tblPr>
@@ -10848,6 +11369,7 @@
     </w:tcPr>
     <w:tblStylePr w:type="firstRow">
       <w:rPr>
+        <w:rFonts w:eastAsia="黑体"/>
         <w:b/>
         <w:bCs/>
         <w:color w:themeColor="text1" w:val="000000"/>
@@ -10859,6 +11381,7 @@
     </w:tblStylePr>
     <w:tblStylePr w:type="lastRow">
       <w:rPr>
+        <w:rFonts w:eastAsia="黑体"/>
         <w:b/>
         <w:bCs/>
         <w:color w:themeColor="text1" w:val="000000"/>
@@ -10878,6 +11401,7 @@
     </w:tblStylePr>
     <w:tblStylePr w:type="firstCol">
       <w:rPr>
+        <w:rFonts w:eastAsia="黑体"/>
         <w:b/>
         <w:bCs/>
         <w:color w:themeColor="text1" w:val="000000"/>
@@ -10897,6 +11421,7 @@
     </w:tblStylePr>
     <w:tblStylePr w:type="lastCol">
       <w:rPr>
+        <w:rFonts w:eastAsia="黑体"/>
         <w:b w:val="0"/>
         <w:bCs w:val="0"/>
         <w:color w:themeColor="text1" w:val="000000"/>
@@ -10946,7 +11471,7 @@
       <w:spacing w:after="0" w:line="240" w:lineRule="auto"/>
     </w:pPr>
     <w:rPr>
-      <w:rFonts w:asciiTheme="majorHAnsi" w:cstheme="majorBidi" w:eastAsiaTheme="majorEastAsia" w:hAnsiTheme="majorHAnsi"/>
+      <w:rFonts w:asciiTheme="majorHAnsi" w:cstheme="majorBidi" w:hAnsiTheme="majorHAnsi" w:eastAsia="黑体"/>
       <w:color w:themeColor="text1" w:val="000000"/>
     </w:rPr>
     <w:tblPr>
@@ -10973,6 +11498,7 @@
     </w:tcPr>
     <w:tblStylePr w:type="firstRow">
       <w:rPr>
+        <w:rFonts w:eastAsia="黑体"/>
         <w:b/>
         <w:bCs/>
         <w:color w:themeColor="text1" w:val="000000"/>
@@ -10984,6 +11510,7 @@
     </w:tblStylePr>
     <w:tblStylePr w:type="lastRow">
       <w:rPr>
+        <w:rFonts w:eastAsia="黑体"/>
         <w:b/>
         <w:bCs/>
         <w:color w:themeColor="text1" w:val="000000"/>
@@ -11003,6 +11530,7 @@
     </w:tblStylePr>
     <w:tblStylePr w:type="firstCol">
       <w:rPr>
+        <w:rFonts w:eastAsia="黑体"/>
         <w:b/>
         <w:bCs/>
         <w:color w:themeColor="text1" w:val="000000"/>
@@ -11022,6 +11550,7 @@
     </w:tblStylePr>
     <w:tblStylePr w:type="lastCol">
       <w:rPr>
+        <w:rFonts w:eastAsia="黑体"/>
         <w:b w:val="0"/>
         <w:bCs w:val="0"/>
         <w:color w:themeColor="text1" w:val="000000"/>
@@ -11071,7 +11600,7 @@
       <w:spacing w:after="0" w:line="240" w:lineRule="auto"/>
     </w:pPr>
     <w:rPr>
-      <w:rFonts w:asciiTheme="majorHAnsi" w:cstheme="majorBidi" w:eastAsiaTheme="majorEastAsia" w:hAnsiTheme="majorHAnsi"/>
+      <w:rFonts w:asciiTheme="majorHAnsi" w:cstheme="majorBidi" w:hAnsiTheme="majorHAnsi" w:eastAsia="黑体"/>
       <w:color w:themeColor="text1" w:val="000000"/>
     </w:rPr>
     <w:tblPr>
@@ -11098,6 +11627,7 @@
     </w:tcPr>
     <w:tblStylePr w:type="firstRow">
       <w:rPr>
+        <w:rFonts w:eastAsia="黑体"/>
         <w:b/>
         <w:bCs/>
         <w:color w:themeColor="text1" w:val="000000"/>
@@ -11109,6 +11639,7 @@
     </w:tblStylePr>
     <w:tblStylePr w:type="lastRow">
       <w:rPr>
+        <w:rFonts w:eastAsia="黑体"/>
         <w:b/>
         <w:bCs/>
         <w:color w:themeColor="text1" w:val="000000"/>
@@ -11128,6 +11659,7 @@
     </w:tblStylePr>
     <w:tblStylePr w:type="firstCol">
       <w:rPr>
+        <w:rFonts w:eastAsia="黑体"/>
         <w:b/>
         <w:bCs/>
         <w:color w:themeColor="text1" w:val="000000"/>
@@ -11147,6 +11679,7 @@
     </w:tblStylePr>
     <w:tblStylePr w:type="lastCol">
       <w:rPr>
+        <w:rFonts w:eastAsia="黑体"/>
         <w:b w:val="0"/>
         <w:bCs w:val="0"/>
         <w:color w:themeColor="text1" w:val="000000"/>
@@ -11196,7 +11729,7 @@
       <w:spacing w:after="0" w:line="240" w:lineRule="auto"/>
     </w:pPr>
     <w:rPr>
-      <w:rFonts w:asciiTheme="majorHAnsi" w:cstheme="majorBidi" w:eastAsiaTheme="majorEastAsia" w:hAnsiTheme="majorHAnsi"/>
+      <w:rFonts w:asciiTheme="majorHAnsi" w:cstheme="majorBidi" w:hAnsiTheme="majorHAnsi" w:eastAsia="黑体"/>
       <w:color w:themeColor="text1" w:val="000000"/>
     </w:rPr>
     <w:tblPr>
@@ -11223,6 +11756,7 @@
     </w:tcPr>
     <w:tblStylePr w:type="firstRow">
       <w:rPr>
+        <w:rFonts w:eastAsia="黑体"/>
         <w:b/>
         <w:bCs/>
         <w:color w:themeColor="text1" w:val="000000"/>
@@ -11234,6 +11768,7 @@
     </w:tblStylePr>
     <w:tblStylePr w:type="lastRow">
       <w:rPr>
+        <w:rFonts w:eastAsia="黑体"/>
         <w:b/>
         <w:bCs/>
         <w:color w:themeColor="text1" w:val="000000"/>
@@ -11253,6 +11788,7 @@
     </w:tblStylePr>
     <w:tblStylePr w:type="firstCol">
       <w:rPr>
+        <w:rFonts w:eastAsia="黑体"/>
         <w:b/>
         <w:bCs/>
         <w:color w:themeColor="text1" w:val="000000"/>
@@ -11272,6 +11808,7 @@
     </w:tblStylePr>
     <w:tblStylePr w:type="lastCol">
       <w:rPr>
+        <w:rFonts w:eastAsia="黑体"/>
         <w:b w:val="0"/>
         <w:bCs w:val="0"/>
         <w:color w:themeColor="text1" w:val="000000"/>
@@ -11321,7 +11858,7 @@
       <w:spacing w:after="0" w:line="240" w:lineRule="auto"/>
     </w:pPr>
     <w:rPr>
-      <w:rFonts w:asciiTheme="majorHAnsi" w:cstheme="majorBidi" w:eastAsiaTheme="majorEastAsia" w:hAnsiTheme="majorHAnsi"/>
+      <w:rFonts w:asciiTheme="majorHAnsi" w:cstheme="majorBidi" w:hAnsiTheme="majorHAnsi" w:eastAsia="黑体"/>
       <w:color w:themeColor="text1" w:val="000000"/>
     </w:rPr>
     <w:tblPr>
@@ -11348,6 +11885,7 @@
     </w:tcPr>
     <w:tblStylePr w:type="firstRow">
       <w:rPr>
+        <w:rFonts w:eastAsia="黑体"/>
         <w:b/>
         <w:bCs/>
         <w:color w:themeColor="text1" w:val="000000"/>
@@ -11359,6 +11897,7 @@
     </w:tblStylePr>
     <w:tblStylePr w:type="lastRow">
       <w:rPr>
+        <w:rFonts w:eastAsia="黑体"/>
         <w:b/>
         <w:bCs/>
         <w:color w:themeColor="text1" w:val="000000"/>
@@ -11378,6 +11917,7 @@
     </w:tblStylePr>
     <w:tblStylePr w:type="firstCol">
       <w:rPr>
+        <w:rFonts w:eastAsia="黑体"/>
         <w:b/>
         <w:bCs/>
         <w:color w:themeColor="text1" w:val="000000"/>
@@ -11397,6 +11937,7 @@
     </w:tblStylePr>
     <w:tblStylePr w:type="lastCol">
       <w:rPr>
+        <w:rFonts w:eastAsia="黑体"/>
         <w:b w:val="0"/>
         <w:bCs w:val="0"/>
         <w:color w:themeColor="text1" w:val="000000"/>
@@ -11446,7 +11987,7 @@
       <w:spacing w:after="0" w:line="240" w:lineRule="auto"/>
     </w:pPr>
     <w:rPr>
-      <w:rFonts w:asciiTheme="majorHAnsi" w:cstheme="majorBidi" w:eastAsiaTheme="majorEastAsia" w:hAnsiTheme="majorHAnsi"/>
+      <w:rFonts w:asciiTheme="majorHAnsi" w:cstheme="majorBidi" w:hAnsiTheme="majorHAnsi" w:eastAsia="黑体"/>
       <w:color w:themeColor="text1" w:val="000000"/>
     </w:rPr>
     <w:tblPr>
@@ -11473,6 +12014,7 @@
     </w:tcPr>
     <w:tblStylePr w:type="firstRow">
       <w:rPr>
+        <w:rFonts w:eastAsia="黑体"/>
         <w:b/>
         <w:bCs/>
         <w:color w:themeColor="text1" w:val="000000"/>
@@ -11484,6 +12026,7 @@
     </w:tblStylePr>
     <w:tblStylePr w:type="lastRow">
       <w:rPr>
+        <w:rFonts w:eastAsia="黑体"/>
         <w:b/>
         <w:bCs/>
         <w:color w:themeColor="text1" w:val="000000"/>
@@ -11503,6 +12046,7 @@
     </w:tblStylePr>
     <w:tblStylePr w:type="firstCol">
       <w:rPr>
+        <w:rFonts w:eastAsia="黑体"/>
         <w:b/>
         <w:bCs/>
         <w:color w:themeColor="text1" w:val="000000"/>
@@ -11522,6 +12066,7 @@
     </w:tblStylePr>
     <w:tblStylePr w:type="lastCol">
       <w:rPr>
+        <w:rFonts w:eastAsia="黑体"/>
         <w:b w:val="0"/>
         <w:bCs w:val="0"/>
         <w:color w:themeColor="text1" w:val="000000"/>
@@ -11594,6 +12139,7 @@
     </w:tcPr>
     <w:tblStylePr w:type="firstRow">
       <w:rPr>
+        <w:rFonts w:eastAsia="黑体"/>
         <w:b/>
         <w:bCs/>
         <w:i w:val="0"/>
@@ -11615,6 +12161,7 @@
     </w:tblStylePr>
     <w:tblStylePr w:type="lastRow">
       <w:rPr>
+        <w:rFonts w:eastAsia="黑体"/>
         <w:b/>
         <w:bCs/>
         <w:i w:val="0"/>
@@ -11636,6 +12183,7 @@
     </w:tblStylePr>
     <w:tblStylePr w:type="firstCol">
       <w:rPr>
+        <w:rFonts w:eastAsia="黑体"/>
         <w:b/>
         <w:bCs/>
         <w:i w:val="0"/>
@@ -11655,6 +12203,7 @@
     </w:tblStylePr>
     <w:tblStylePr w:type="lastCol">
       <w:rPr>
+        <w:rFonts w:eastAsia="黑体"/>
         <w:b/>
         <w:bCs/>
         <w:i w:val="0"/>
@@ -11735,6 +12284,7 @@
     </w:tcPr>
     <w:tblStylePr w:type="firstRow">
       <w:rPr>
+        <w:rFonts w:eastAsia="黑体"/>
         <w:b/>
         <w:bCs/>
         <w:i w:val="0"/>
@@ -11756,6 +12306,7 @@
     </w:tblStylePr>
     <w:tblStylePr w:type="lastRow">
       <w:rPr>
+        <w:rFonts w:eastAsia="黑体"/>
         <w:b/>
         <w:bCs/>
         <w:i w:val="0"/>
@@ -11777,6 +12328,7 @@
     </w:tblStylePr>
     <w:tblStylePr w:type="firstCol">
       <w:rPr>
+        <w:rFonts w:eastAsia="黑体"/>
         <w:b/>
         <w:bCs/>
         <w:i w:val="0"/>
@@ -11796,6 +12348,7 @@
     </w:tblStylePr>
     <w:tblStylePr w:type="lastCol">
       <w:rPr>
+        <w:rFonts w:eastAsia="黑体"/>
         <w:b/>
         <w:bCs/>
         <w:i w:val="0"/>
@@ -11876,6 +12429,7 @@
     </w:tcPr>
     <w:tblStylePr w:type="firstRow">
       <w:rPr>
+        <w:rFonts w:eastAsia="黑体"/>
         <w:b/>
         <w:bCs/>
         <w:i w:val="0"/>
@@ -11897,6 +12451,7 @@
     </w:tblStylePr>
     <w:tblStylePr w:type="lastRow">
       <w:rPr>
+        <w:rFonts w:eastAsia="黑体"/>
         <w:b/>
         <w:bCs/>
         <w:i w:val="0"/>
@@ -11918,6 +12473,7 @@
     </w:tblStylePr>
     <w:tblStylePr w:type="firstCol">
       <w:rPr>
+        <w:rFonts w:eastAsia="黑体"/>
         <w:b/>
         <w:bCs/>
         <w:i w:val="0"/>
@@ -11937,6 +12493,7 @@
     </w:tblStylePr>
     <w:tblStylePr w:type="lastCol">
       <w:rPr>
+        <w:rFonts w:eastAsia="黑体"/>
         <w:b/>
         <w:bCs/>
         <w:i w:val="0"/>
@@ -12017,6 +12574,7 @@
     </w:tcPr>
     <w:tblStylePr w:type="firstRow">
       <w:rPr>
+        <w:rFonts w:eastAsia="黑体"/>
         <w:b/>
         <w:bCs/>
         <w:i w:val="0"/>
@@ -12038,6 +12596,7 @@
     </w:tblStylePr>
     <w:tblStylePr w:type="lastRow">
       <w:rPr>
+        <w:rFonts w:eastAsia="黑体"/>
         <w:b/>
         <w:bCs/>
         <w:i w:val="0"/>
@@ -12059,6 +12618,7 @@
     </w:tblStylePr>
     <w:tblStylePr w:type="firstCol">
       <w:rPr>
+        <w:rFonts w:eastAsia="黑体"/>
         <w:b/>
         <w:bCs/>
         <w:i w:val="0"/>
@@ -12078,6 +12638,7 @@
     </w:tblStylePr>
     <w:tblStylePr w:type="lastCol">
       <w:rPr>
+        <w:rFonts w:eastAsia="黑体"/>
         <w:b/>
         <w:bCs/>
         <w:i w:val="0"/>
@@ -12158,6 +12719,7 @@
     </w:tcPr>
     <w:tblStylePr w:type="firstRow">
       <w:rPr>
+        <w:rFonts w:eastAsia="黑体"/>
         <w:b/>
         <w:bCs/>
         <w:i w:val="0"/>
@@ -12179,6 +12741,7 @@
     </w:tblStylePr>
     <w:tblStylePr w:type="lastRow">
       <w:rPr>
+        <w:rFonts w:eastAsia="黑体"/>
         <w:b/>
         <w:bCs/>
         <w:i w:val="0"/>
@@ -12200,6 +12763,7 @@
     </w:tblStylePr>
     <w:tblStylePr w:type="firstCol">
       <w:rPr>
+        <w:rFonts w:eastAsia="黑体"/>
         <w:b/>
         <w:bCs/>
         <w:i w:val="0"/>
@@ -12219,6 +12783,7 @@
     </w:tblStylePr>
     <w:tblStylePr w:type="lastCol">
       <w:rPr>
+        <w:rFonts w:eastAsia="黑体"/>
         <w:b/>
         <w:bCs/>
         <w:i w:val="0"/>
@@ -12299,6 +12864,7 @@
     </w:tcPr>
     <w:tblStylePr w:type="firstRow">
       <w:rPr>
+        <w:rFonts w:eastAsia="黑体"/>
         <w:b/>
         <w:bCs/>
         <w:i w:val="0"/>
@@ -12320,6 +12886,7 @@
     </w:tblStylePr>
     <w:tblStylePr w:type="lastRow">
       <w:rPr>
+        <w:rFonts w:eastAsia="黑体"/>
         <w:b/>
         <w:bCs/>
         <w:i w:val="0"/>
@@ -12341,6 +12908,7 @@
     </w:tblStylePr>
     <w:tblStylePr w:type="firstCol">
       <w:rPr>
+        <w:rFonts w:eastAsia="黑体"/>
         <w:b/>
         <w:bCs/>
         <w:i w:val="0"/>
@@ -12360,6 +12928,7 @@
     </w:tblStylePr>
     <w:tblStylePr w:type="lastCol">
       <w:rPr>
+        <w:rFonts w:eastAsia="黑体"/>
         <w:b/>
         <w:bCs/>
         <w:i w:val="0"/>
@@ -12440,6 +13009,7 @@
     </w:tcPr>
     <w:tblStylePr w:type="firstRow">
       <w:rPr>
+        <w:rFonts w:eastAsia="黑体"/>
         <w:b/>
         <w:bCs/>
         <w:i w:val="0"/>
@@ -12461,6 +13031,7 @@
     </w:tblStylePr>
     <w:tblStylePr w:type="lastRow">
       <w:rPr>
+        <w:rFonts w:eastAsia="黑体"/>
         <w:b/>
         <w:bCs/>
         <w:i w:val="0"/>
@@ -12482,6 +13053,7 @@
     </w:tblStylePr>
     <w:tblStylePr w:type="firstCol">
       <w:rPr>
+        <w:rFonts w:eastAsia="黑体"/>
         <w:b/>
         <w:bCs/>
         <w:i w:val="0"/>
@@ -12501,6 +13073,7 @@
     </w:tblStylePr>
     <w:tblStylePr w:type="lastCol">
       <w:rPr>
+        <w:rFonts w:eastAsia="黑体"/>
         <w:b/>
         <w:bCs/>
         <w:i w:val="0"/>
@@ -12558,6 +13131,7 @@
       <w:spacing w:after="0" w:line="240" w:lineRule="auto"/>
     </w:pPr>
     <w:rPr>
+      <w:rFonts w:eastAsia="黑体"/>
       <w:color w:themeColor="background1" w:val="FFFFFF"/>
     </w:rPr>
     <w:tblPr>
@@ -12576,6 +13150,7 @@
     </w:tcPr>
     <w:tblStylePr w:type="firstRow">
       <w:rPr>
+        <w:rFonts w:eastAsia="黑体"/>
         <w:b/>
         <w:bCs/>
       </w:rPr>
@@ -12672,6 +13247,7 @@
       <w:spacing w:after="0" w:line="240" w:lineRule="auto"/>
     </w:pPr>
     <w:rPr>
+      <w:rFonts w:eastAsia="黑体"/>
       <w:color w:themeColor="background1" w:val="FFFFFF"/>
     </w:rPr>
     <w:tblPr>
@@ -12690,6 +13266,7 @@
     </w:tcPr>
     <w:tblStylePr w:type="firstRow">
       <w:rPr>
+        <w:rFonts w:eastAsia="黑体"/>
         <w:b/>
         <w:bCs/>
       </w:rPr>
@@ -12786,6 +13363,7 @@
       <w:spacing w:after="0" w:line="240" w:lineRule="auto"/>
     </w:pPr>
     <w:rPr>
+      <w:rFonts w:eastAsia="黑体"/>
       <w:color w:themeColor="background1" w:val="FFFFFF"/>
     </w:rPr>
     <w:tblPr>
@@ -12804,6 +13382,7 @@
     </w:tcPr>
     <w:tblStylePr w:type="firstRow">
       <w:rPr>
+        <w:rFonts w:eastAsia="黑体"/>
         <w:b/>
         <w:bCs/>
       </w:rPr>
@@ -12900,6 +13479,7 @@
       <w:spacing w:after="0" w:line="240" w:lineRule="auto"/>
     </w:pPr>
     <w:rPr>
+      <w:rFonts w:eastAsia="黑体"/>
       <w:color w:themeColor="background1" w:val="FFFFFF"/>
     </w:rPr>
     <w:tblPr>
@@ -12918,6 +13498,7 @@
     </w:tcPr>
     <w:tblStylePr w:type="firstRow">
       <w:rPr>
+        <w:rFonts w:eastAsia="黑体"/>
         <w:b/>
         <w:bCs/>
       </w:rPr>
@@ -13014,6 +13595,7 @@
       <w:spacing w:after="0" w:line="240" w:lineRule="auto"/>
     </w:pPr>
     <w:rPr>
+      <w:rFonts w:eastAsia="黑体"/>
       <w:color w:themeColor="background1" w:val="FFFFFF"/>
     </w:rPr>
     <w:tblPr>
@@ -13032,6 +13614,7 @@
     </w:tcPr>
     <w:tblStylePr w:type="firstRow">
       <w:rPr>
+        <w:rFonts w:eastAsia="黑体"/>
         <w:b/>
         <w:bCs/>
       </w:rPr>
@@ -13128,6 +13711,7 @@
       <w:spacing w:after="0" w:line="240" w:lineRule="auto"/>
     </w:pPr>
     <w:rPr>
+      <w:rFonts w:eastAsia="黑体"/>
       <w:color w:themeColor="background1" w:val="FFFFFF"/>
     </w:rPr>
     <w:tblPr>
@@ -13146,6 +13730,7 @@
     </w:tcPr>
     <w:tblStylePr w:type="firstRow">
       <w:rPr>
+        <w:rFonts w:eastAsia="黑体"/>
         <w:b/>
         <w:bCs/>
       </w:rPr>
@@ -13242,6 +13827,7 @@
       <w:spacing w:after="0" w:line="240" w:lineRule="auto"/>
     </w:pPr>
     <w:rPr>
+      <w:rFonts w:eastAsia="黑体"/>
       <w:color w:themeColor="background1" w:val="FFFFFF"/>
     </w:rPr>
     <w:tblPr>
@@ -13260,6 +13846,7 @@
     </w:tcPr>
     <w:tblStylePr w:type="firstRow">
       <w:rPr>
+        <w:rFonts w:eastAsia="黑体"/>
         <w:b/>
         <w:bCs/>
       </w:rPr>
@@ -13356,6 +13943,7 @@
       <w:spacing w:after="0" w:line="240" w:lineRule="auto"/>
     </w:pPr>
     <w:rPr>
+      <w:rFonts w:eastAsia="黑体"/>
       <w:color w:themeColor="text1" w:val="000000"/>
     </w:rPr>
     <w:tblPr>
@@ -13382,6 +13970,7 @@
     </w:tcPr>
     <w:tblStylePr w:type="firstRow">
       <w:rPr>
+        <w:rFonts w:eastAsia="黑体"/>
         <w:b/>
         <w:bCs/>
       </w:rPr>
@@ -13400,6 +13989,7 @@
     </w:tblStylePr>
     <w:tblStylePr w:type="lastRow">
       <w:rPr>
+        <w:rFonts w:eastAsia="黑体"/>
         <w:b/>
         <w:bCs/>
         <w:color w:themeColor="background1" w:val="FFFFFF"/>
@@ -13414,6 +14004,7 @@
     </w:tblStylePr>
     <w:tblStylePr w:type="firstCol">
       <w:rPr>
+        <w:rFonts w:eastAsia="黑体"/>
         <w:color w:themeColor="background1" w:val="FFFFFF"/>
       </w:rPr>
       <w:tblPr/>
@@ -13431,6 +14022,7 @@
     </w:tblStylePr>
     <w:tblStylePr w:type="lastCol">
       <w:rPr>
+        <w:rFonts w:eastAsia="黑体"/>
         <w:color w:themeColor="background1" w:val="FFFFFF"/>
       </w:rPr>
       <w:tblPr/>
@@ -13460,11 +14052,13 @@
     </w:tblStylePr>
     <w:tblStylePr w:type="neCell">
       <w:rPr>
+        <w:rFonts w:eastAsia="黑体"/>
         <w:color w:themeColor="text1" w:val="000000"/>
       </w:rPr>
     </w:tblStylePr>
     <w:tblStylePr w:type="nwCell">
       <w:rPr>
+        <w:rFonts w:eastAsia="黑体"/>
         <w:color w:themeColor="text1" w:val="000000"/>
       </w:rPr>
     </w:tblStylePr>
@@ -13478,6 +14072,7 @@
       <w:spacing w:after="0" w:line="240" w:lineRule="auto"/>
     </w:pPr>
     <w:rPr>
+      <w:rFonts w:eastAsia="黑体"/>
       <w:color w:themeColor="text1" w:val="000000"/>
     </w:rPr>
     <w:tblPr>
@@ -13504,6 +14099,7 @@
     </w:tcPr>
     <w:tblStylePr w:type="firstRow">
       <w:rPr>
+        <w:rFonts w:eastAsia="黑体"/>
         <w:b/>
         <w:bCs/>
       </w:rPr>
@@ -13522,6 +14118,7 @@
     </w:tblStylePr>
     <w:tblStylePr w:type="lastRow">
       <w:rPr>
+        <w:rFonts w:eastAsia="黑体"/>
         <w:b/>
         <w:bCs/>
         <w:color w:themeColor="background1" w:val="FFFFFF"/>
@@ -13536,6 +14133,7 @@
     </w:tblStylePr>
     <w:tblStylePr w:type="firstCol">
       <w:rPr>
+        <w:rFonts w:eastAsia="黑体"/>
         <w:color w:themeColor="background1" w:val="FFFFFF"/>
       </w:rPr>
       <w:tblPr/>
@@ -13553,6 +14151,7 @@
     </w:tblStylePr>
     <w:tblStylePr w:type="lastCol">
       <w:rPr>
+        <w:rFonts w:eastAsia="黑体"/>
         <w:color w:themeColor="background1" w:val="FFFFFF"/>
       </w:rPr>
       <w:tblPr/>
@@ -13582,11 +14181,13 @@
     </w:tblStylePr>
     <w:tblStylePr w:type="neCell">
       <w:rPr>
+        <w:rFonts w:eastAsia="黑体"/>
         <w:color w:themeColor="text1" w:val="000000"/>
       </w:rPr>
     </w:tblStylePr>
     <w:tblStylePr w:type="nwCell">
       <w:rPr>
+        <w:rFonts w:eastAsia="黑体"/>
         <w:color w:themeColor="text1" w:val="000000"/>
       </w:rPr>
     </w:tblStylePr>
@@ -13600,6 +14201,7 @@
       <w:spacing w:after="0" w:line="240" w:lineRule="auto"/>
     </w:pPr>
     <w:rPr>
+      <w:rFonts w:eastAsia="黑体"/>
       <w:color w:themeColor="text1" w:val="000000"/>
     </w:rPr>
     <w:tblPr>
@@ -13626,6 +14228,7 @@
     </w:tcPr>
     <w:tblStylePr w:type="firstRow">
       <w:rPr>
+        <w:rFonts w:eastAsia="黑体"/>
         <w:b/>
         <w:bCs/>
       </w:rPr>
@@ -13644,6 +14247,7 @@
     </w:tblStylePr>
     <w:tblStylePr w:type="lastRow">
       <w:rPr>
+        <w:rFonts w:eastAsia="黑体"/>
         <w:b/>
         <w:bCs/>
         <w:color w:themeColor="background1" w:val="FFFFFF"/>
@@ -13658,6 +14262,7 @@
     </w:tblStylePr>
     <w:tblStylePr w:type="firstCol">
       <w:rPr>
+        <w:rFonts w:eastAsia="黑体"/>
         <w:color w:themeColor="background1" w:val="FFFFFF"/>
       </w:rPr>
       <w:tblPr/>
@@ -13675,6 +14280,7 @@
     </w:tblStylePr>
     <w:tblStylePr w:type="lastCol">
       <w:rPr>
+        <w:rFonts w:eastAsia="黑体"/>
         <w:color w:themeColor="background1" w:val="FFFFFF"/>
       </w:rPr>
       <w:tblPr/>
@@ -13704,11 +14310,13 @@
     </w:tblStylePr>
     <w:tblStylePr w:type="neCell">
       <w:rPr>
+        <w:rFonts w:eastAsia="黑体"/>
         <w:color w:themeColor="text1" w:val="000000"/>
       </w:rPr>
     </w:tblStylePr>
     <w:tblStylePr w:type="nwCell">
       <w:rPr>
+        <w:rFonts w:eastAsia="黑体"/>
         <w:color w:themeColor="text1" w:val="000000"/>
       </w:rPr>
     </w:tblStylePr>
@@ -13722,6 +14330,7 @@
       <w:spacing w:after="0" w:line="240" w:lineRule="auto"/>
     </w:pPr>
     <w:rPr>
+      <w:rFonts w:eastAsia="黑体"/>
       <w:color w:themeColor="text1" w:val="000000"/>
     </w:rPr>
     <w:tblPr>
@@ -13748,6 +14357,7 @@
     </w:tcPr>
     <w:tblStylePr w:type="firstRow">
       <w:rPr>
+        <w:rFonts w:eastAsia="黑体"/>
         <w:b/>
         <w:bCs/>
       </w:rPr>
@@ -13766,6 +14376,7 @@
     </w:tblStylePr>
     <w:tblStylePr w:type="lastRow">
       <w:rPr>
+        <w:rFonts w:eastAsia="黑体"/>
         <w:b/>
         <w:bCs/>
         <w:color w:themeColor="background1" w:val="FFFFFF"/>
@@ -13780,6 +14391,7 @@
     </w:tblStylePr>
     <w:tblStylePr w:type="firstCol">
       <w:rPr>
+        <w:rFonts w:eastAsia="黑体"/>
         <w:color w:themeColor="background1" w:val="FFFFFF"/>
       </w:rPr>
       <w:tblPr/>
@@ -13797,6 +14409,7 @@
     </w:tblStylePr>
     <w:tblStylePr w:type="lastCol">
       <w:rPr>
+        <w:rFonts w:eastAsia="黑体"/>
         <w:color w:themeColor="background1" w:val="FFFFFF"/>
       </w:rPr>
       <w:tblPr/>
@@ -13834,6 +14447,7 @@
       <w:spacing w:after="0" w:line="240" w:lineRule="auto"/>
     </w:pPr>
     <w:rPr>
+      <w:rFonts w:eastAsia="黑体"/>
       <w:color w:themeColor="text1" w:val="000000"/>
     </w:rPr>
     <w:tblPr>
@@ -13860,6 +14474,7 @@
     </w:tcPr>
     <w:tblStylePr w:type="firstRow">
       <w:rPr>
+        <w:rFonts w:eastAsia="黑体"/>
         <w:b/>
         <w:bCs/>
       </w:rPr>
@@ -13878,6 +14493,7 @@
     </w:tblStylePr>
     <w:tblStylePr w:type="lastRow">
       <w:rPr>
+        <w:rFonts w:eastAsia="黑体"/>
         <w:b/>
         <w:bCs/>
         <w:color w:themeColor="background1" w:val="FFFFFF"/>
@@ -13892,6 +14508,7 @@
     </w:tblStylePr>
     <w:tblStylePr w:type="firstCol">
       <w:rPr>
+        <w:rFonts w:eastAsia="黑体"/>
         <w:color w:themeColor="background1" w:val="FFFFFF"/>
       </w:rPr>
       <w:tblPr/>
@@ -13909,6 +14526,7 @@
     </w:tblStylePr>
     <w:tblStylePr w:type="lastCol">
       <w:rPr>
+        <w:rFonts w:eastAsia="黑体"/>
         <w:color w:themeColor="background1" w:val="FFFFFF"/>
       </w:rPr>
       <w:tblPr/>
@@ -13938,11 +14556,13 @@
     </w:tblStylePr>
     <w:tblStylePr w:type="neCell">
       <w:rPr>
+        <w:rFonts w:eastAsia="黑体"/>
         <w:color w:themeColor="text1" w:val="000000"/>
       </w:rPr>
     </w:tblStylePr>
     <w:tblStylePr w:type="nwCell">
       <w:rPr>
+        <w:rFonts w:eastAsia="黑体"/>
         <w:color w:themeColor="text1" w:val="000000"/>
       </w:rPr>
     </w:tblStylePr>
@@ -13956,6 +14576,7 @@
       <w:spacing w:after="0" w:line="240" w:lineRule="auto"/>
     </w:pPr>
     <w:rPr>
+      <w:rFonts w:eastAsia="黑体"/>
       <w:color w:themeColor="text1" w:val="000000"/>
     </w:rPr>
     <w:tblPr>
@@ -13982,6 +14603,7 @@
     </w:tcPr>
     <w:tblStylePr w:type="firstRow">
       <w:rPr>
+        <w:rFonts w:eastAsia="黑体"/>
         <w:b/>
         <w:bCs/>
       </w:rPr>
@@ -14000,6 +14622,7 @@
     </w:tblStylePr>
     <w:tblStylePr w:type="lastRow">
       <w:rPr>
+        <w:rFonts w:eastAsia="黑体"/>
         <w:b/>
         <w:bCs/>
         <w:color w:themeColor="background1" w:val="FFFFFF"/>
@@ -14014,6 +14637,7 @@
     </w:tblStylePr>
     <w:tblStylePr w:type="firstCol">
       <w:rPr>
+        <w:rFonts w:eastAsia="黑体"/>
         <w:color w:themeColor="background1" w:val="FFFFFF"/>
       </w:rPr>
       <w:tblPr/>
@@ -14031,6 +14655,7 @@
     </w:tblStylePr>
     <w:tblStylePr w:type="lastCol">
       <w:rPr>
+        <w:rFonts w:eastAsia="黑体"/>
         <w:color w:themeColor="background1" w:val="FFFFFF"/>
       </w:rPr>
       <w:tblPr/>
@@ -14060,11 +14685,13 @@
     </w:tblStylePr>
     <w:tblStylePr w:type="neCell">
       <w:rPr>
+        <w:rFonts w:eastAsia="黑体"/>
         <w:color w:themeColor="text1" w:val="000000"/>
       </w:rPr>
     </w:tblStylePr>
     <w:tblStylePr w:type="nwCell">
       <w:rPr>
+        <w:rFonts w:eastAsia="黑体"/>
         <w:color w:themeColor="text1" w:val="000000"/>
       </w:rPr>
     </w:tblStylePr>
@@ -14078,6 +14705,7 @@
       <w:spacing w:after="0" w:line="240" w:lineRule="auto"/>
     </w:pPr>
     <w:rPr>
+      <w:rFonts w:eastAsia="黑体"/>
       <w:color w:themeColor="text1" w:val="000000"/>
     </w:rPr>
     <w:tblPr>
@@ -14104,6 +14732,7 @@
     </w:tcPr>
     <w:tblStylePr w:type="firstRow">
       <w:rPr>
+        <w:rFonts w:eastAsia="黑体"/>
         <w:b/>
         <w:bCs/>
       </w:rPr>
@@ -14122,6 +14751,7 @@
     </w:tblStylePr>
     <w:tblStylePr w:type="lastRow">
       <w:rPr>
+        <w:rFonts w:eastAsia="黑体"/>
         <w:b/>
         <w:bCs/>
         <w:color w:themeColor="background1" w:val="FFFFFF"/>
@@ -14136,6 +14766,7 @@
     </w:tblStylePr>
     <w:tblStylePr w:type="firstCol">
       <w:rPr>
+        <w:rFonts w:eastAsia="黑体"/>
         <w:color w:themeColor="background1" w:val="FFFFFF"/>
       </w:rPr>
       <w:tblPr/>
@@ -14153,6 +14784,7 @@
     </w:tblStylePr>
     <w:tblStylePr w:type="lastCol">
       <w:rPr>
+        <w:rFonts w:eastAsia="黑体"/>
         <w:color w:themeColor="background1" w:val="FFFFFF"/>
       </w:rPr>
       <w:tblPr/>
@@ -14182,11 +14814,13 @@
     </w:tblStylePr>
     <w:tblStylePr w:type="neCell">
       <w:rPr>
+        <w:rFonts w:eastAsia="黑体"/>
         <w:color w:themeColor="text1" w:val="000000"/>
       </w:rPr>
     </w:tblStylePr>
     <w:tblStylePr w:type="nwCell">
       <w:rPr>
+        <w:rFonts w:eastAsia="黑体"/>
         <w:color w:themeColor="text1" w:val="000000"/>
       </w:rPr>
     </w:tblStylePr>
@@ -14200,6 +14834,7 @@
       <w:spacing w:after="0" w:line="240" w:lineRule="auto"/>
     </w:pPr>
     <w:rPr>
+      <w:rFonts w:eastAsia="黑体"/>
       <w:color w:themeColor="text1" w:val="000000"/>
     </w:rPr>
     <w:tblPr>
@@ -14218,6 +14853,7 @@
     </w:tcPr>
     <w:tblStylePr w:type="firstRow">
       <w:rPr>
+        <w:rFonts w:eastAsia="黑体"/>
         <w:b/>
         <w:bCs/>
         <w:color w:themeColor="background1" w:val="FFFFFF"/>
@@ -14232,6 +14868,7 @@
     </w:tblStylePr>
     <w:tblStylePr w:type="lastRow">
       <w:rPr>
+        <w:rFonts w:eastAsia="黑体"/>
         <w:b/>
         <w:bCs/>
         <w:color w:themeColor="accent2" w:themeShade="CC" w:val="9E3A38"/>
@@ -14246,12 +14883,14 @@
     </w:tblStylePr>
     <w:tblStylePr w:type="firstCol">
       <w:rPr>
+        <w:rFonts w:eastAsia="黑体"/>
         <w:b/>
         <w:bCs/>
       </w:rPr>
     </w:tblStylePr>
     <w:tblStylePr w:type="lastCol">
       <w:rPr>
+        <w:rFonts w:eastAsia="黑体"/>
         <w:b/>
         <w:bCs/>
       </w:rPr>
@@ -14286,6 +14925,7 @@
       <w:spacing w:after="0" w:line="240" w:lineRule="auto"/>
     </w:pPr>
     <w:rPr>
+      <w:rFonts w:eastAsia="黑体"/>
       <w:color w:themeColor="text1" w:val="000000"/>
     </w:rPr>
     <w:tblPr>
@@ -14304,6 +14944,7 @@
     </w:tcPr>
     <w:tblStylePr w:type="firstRow">
       <w:rPr>
+        <w:rFonts w:eastAsia="黑体"/>
         <w:b/>
         <w:bCs/>
         <w:color w:themeColor="background1" w:val="FFFFFF"/>
@@ -14318,6 +14959,7 @@
     </w:tblStylePr>
     <w:tblStylePr w:type="lastRow">
       <w:rPr>
+        <w:rFonts w:eastAsia="黑体"/>
         <w:b/>
         <w:bCs/>
         <w:color w:themeColor="accent2" w:themeShade="CC" w:val="9E3A38"/>
@@ -14332,12 +14974,14 @@
     </w:tblStylePr>
     <w:tblStylePr w:type="firstCol">
       <w:rPr>
+        <w:rFonts w:eastAsia="黑体"/>
         <w:b/>
         <w:bCs/>
       </w:rPr>
     </w:tblStylePr>
     <w:tblStylePr w:type="lastCol">
       <w:rPr>
+        <w:rFonts w:eastAsia="黑体"/>
         <w:b/>
         <w:bCs/>
       </w:rPr>
@@ -14372,6 +15016,7 @@
       <w:spacing w:after="0" w:line="240" w:lineRule="auto"/>
     </w:pPr>
     <w:rPr>
+      <w:rFonts w:eastAsia="黑体"/>
       <w:color w:themeColor="text1" w:val="000000"/>
     </w:rPr>
     <w:tblPr>
@@ -14390,6 +15035,7 @@
     </w:tcPr>
     <w:tblStylePr w:type="firstRow">
       <w:rPr>
+        <w:rFonts w:eastAsia="黑体"/>
         <w:b/>
         <w:bCs/>
         <w:color w:themeColor="background1" w:val="FFFFFF"/>
@@ -14404,6 +15050,7 @@
     </w:tblStylePr>
     <w:tblStylePr w:type="lastRow">
       <w:rPr>
+        <w:rFonts w:eastAsia="黑体"/>
         <w:b/>
         <w:bCs/>
         <w:color w:themeColor="accent2" w:themeShade="CC" w:val="9E3A38"/>
@@ -14418,12 +15065,14 @@
     </w:tblStylePr>
     <w:tblStylePr w:type="firstCol">
       <w:rPr>
+        <w:rFonts w:eastAsia="黑体"/>
         <w:b/>
         <w:bCs/>
       </w:rPr>
     </w:tblStylePr>
     <w:tblStylePr w:type="lastCol">
       <w:rPr>
+        <w:rFonts w:eastAsia="黑体"/>
         <w:b/>
         <w:bCs/>
       </w:rPr>
@@ -14458,6 +15107,7 @@
       <w:spacing w:after="0" w:line="240" w:lineRule="auto"/>
     </w:pPr>
     <w:rPr>
+      <w:rFonts w:eastAsia="黑体"/>
       <w:color w:themeColor="text1" w:val="000000"/>
     </w:rPr>
     <w:tblPr>
@@ -14476,6 +15126,7 @@
     </w:tcPr>
     <w:tblStylePr w:type="firstRow">
       <w:rPr>
+        <w:rFonts w:eastAsia="黑体"/>
         <w:b/>
         <w:bCs/>
         <w:color w:themeColor="background1" w:val="FFFFFF"/>
@@ -14490,6 +15141,7 @@
     </w:tblStylePr>
     <w:tblStylePr w:type="lastRow">
       <w:rPr>
+        <w:rFonts w:eastAsia="黑体"/>
         <w:b/>
         <w:bCs/>
         <w:color w:themeColor="accent4" w:themeShade="CC" w:val="664E82"/>
@@ -14504,12 +15156,14 @@
     </w:tblStylePr>
     <w:tblStylePr w:type="firstCol">
       <w:rPr>
+        <w:rFonts w:eastAsia="黑体"/>
         <w:b/>
         <w:bCs/>
       </w:rPr>
     </w:tblStylePr>
     <w:tblStylePr w:type="lastCol">
       <w:rPr>
+        <w:rFonts w:eastAsia="黑体"/>
         <w:b/>
         <w:bCs/>
       </w:rPr>
@@ -14544,6 +15198,7 @@
       <w:spacing w:after="0" w:line="240" w:lineRule="auto"/>
     </w:pPr>
     <w:rPr>
+      <w:rFonts w:eastAsia="黑体"/>
       <w:color w:themeColor="text1" w:val="000000"/>
     </w:rPr>
     <w:tblPr>
@@ -14562,6 +15217,7 @@
     </w:tcPr>
     <w:tblStylePr w:type="firstRow">
       <w:rPr>
+        <w:rFonts w:eastAsia="黑体"/>
         <w:b/>
         <w:bCs/>
         <w:color w:themeColor="background1" w:val="FFFFFF"/>
@@ -14576,6 +15232,7 @@
     </w:tblStylePr>
     <w:tblStylePr w:type="lastRow">
       <w:rPr>
+        <w:rFonts w:eastAsia="黑体"/>
         <w:b/>
         <w:bCs/>
         <w:color w:themeColor="accent3" w:themeShade="CC" w:val="7E9C40"/>
@@ -14590,12 +15247,14 @@
     </w:tblStylePr>
     <w:tblStylePr w:type="firstCol">
       <w:rPr>
+        <w:rFonts w:eastAsia="黑体"/>
         <w:b/>
         <w:bCs/>
       </w:rPr>
     </w:tblStylePr>
     <w:tblStylePr w:type="lastCol">
       <w:rPr>
+        <w:rFonts w:eastAsia="黑体"/>
         <w:b/>
         <w:bCs/>
       </w:rPr>
@@ -14630,6 +15289,7 @@
       <w:spacing w:after="0" w:line="240" w:lineRule="auto"/>
     </w:pPr>
     <w:rPr>
+      <w:rFonts w:eastAsia="黑体"/>
       <w:color w:themeColor="text1" w:val="000000"/>
     </w:rPr>
     <w:tblPr>
@@ -14648,6 +15308,7 @@
     </w:tcPr>
     <w:tblStylePr w:type="firstRow">
       <w:rPr>
+        <w:rFonts w:eastAsia="黑体"/>
         <w:b/>
         <w:bCs/>
         <w:color w:themeColor="background1" w:val="FFFFFF"/>
@@ -14662,6 +15323,7 @@
     </w:tblStylePr>
     <w:tblStylePr w:type="lastRow">
       <w:rPr>
+        <w:rFonts w:eastAsia="黑体"/>
         <w:b/>
         <w:bCs/>
         <w:color w:themeColor="accent6" w:themeShade="CC" w:val="F2730A"/>
@@ -14676,12 +15338,14 @@
     </w:tblStylePr>
     <w:tblStylePr w:type="firstCol">
       <w:rPr>
+        <w:rFonts w:eastAsia="黑体"/>
         <w:b/>
         <w:bCs/>
       </w:rPr>
     </w:tblStylePr>
     <w:tblStylePr w:type="lastCol">
       <w:rPr>
+        <w:rFonts w:eastAsia="黑体"/>
         <w:b/>
         <w:bCs/>
       </w:rPr>
@@ -14716,6 +15380,7 @@
       <w:spacing w:after="0" w:line="240" w:lineRule="auto"/>
     </w:pPr>
     <w:rPr>
+      <w:rFonts w:eastAsia="黑体"/>
       <w:color w:themeColor="text1" w:val="000000"/>
     </w:rPr>
     <w:tblPr>
@@ -14734,6 +15399,7 @@
     </w:tcPr>
     <w:tblStylePr w:type="firstRow">
       <w:rPr>
+        <w:rFonts w:eastAsia="黑体"/>
         <w:b/>
         <w:bCs/>
         <w:color w:themeColor="background1" w:val="FFFFFF"/>
@@ -14748,6 +15414,7 @@
     </w:tblStylePr>
     <w:tblStylePr w:type="lastRow">
       <w:rPr>
+        <w:rFonts w:eastAsia="黑体"/>
         <w:b/>
         <w:bCs/>
         <w:color w:themeColor="accent5" w:themeShade="CC" w:val="348DA5"/>
@@ -14762,12 +15429,14 @@
     </w:tblStylePr>
     <w:tblStylePr w:type="firstCol">
       <w:rPr>
+        <w:rFonts w:eastAsia="黑体"/>
         <w:b/>
         <w:bCs/>
       </w:rPr>
     </w:tblStylePr>
     <w:tblStylePr w:type="lastCol">
       <w:rPr>
+        <w:rFonts w:eastAsia="黑体"/>
         <w:b/>
         <w:bCs/>
       </w:rPr>
@@ -14802,6 +15471,7 @@
       <w:spacing w:after="0" w:line="240" w:lineRule="auto"/>
     </w:pPr>
     <w:rPr>
+      <w:rFonts w:eastAsia="黑体"/>
       <w:color w:themeColor="text1" w:val="000000"/>
     </w:rPr>
     <w:tblPr>
@@ -14823,6 +15493,7 @@
     </w:tcPr>
     <w:tblStylePr w:type="firstRow">
       <w:rPr>
+        <w:rFonts w:eastAsia="黑体"/>
         <w:b/>
         <w:bCs/>
       </w:rPr>
@@ -14833,6 +15504,7 @@
     </w:tblStylePr>
     <w:tblStylePr w:type="lastRow">
       <w:rPr>
+        <w:rFonts w:eastAsia="黑体"/>
         <w:b/>
         <w:bCs/>
         <w:color w:themeColor="text1" w:val="000000"/>
@@ -14844,6 +15516,7 @@
     </w:tblStylePr>
     <w:tblStylePr w:type="firstCol">
       <w:rPr>
+        <w:rFonts w:eastAsia="黑体"/>
         <w:color w:themeColor="background1" w:val="FFFFFF"/>
       </w:rPr>
       <w:tblPr/>
@@ -14853,6 +15526,7 @@
     </w:tblStylePr>
     <w:tblStylePr w:type="lastCol">
       <w:rPr>
+        <w:rFonts w:eastAsia="黑体"/>
         <w:color w:themeColor="background1" w:val="FFFFFF"/>
       </w:rPr>
       <w:tblPr/>
@@ -14882,6 +15556,7 @@
       <w:spacing w:after="0" w:line="240" w:lineRule="auto"/>
     </w:pPr>
     <w:rPr>
+      <w:rFonts w:eastAsia="黑体"/>
       <w:color w:themeColor="text1" w:val="000000"/>
     </w:rPr>
     <w:tblPr>
@@ -14903,6 +15578,7 @@
     </w:tcPr>
     <w:tblStylePr w:type="firstRow">
       <w:rPr>
+        <w:rFonts w:eastAsia="黑体"/>
         <w:b/>
         <w:bCs/>
       </w:rPr>
@@ -14913,6 +15589,7 @@
     </w:tblStylePr>
     <w:tblStylePr w:type="lastRow">
       <w:rPr>
+        <w:rFonts w:eastAsia="黑体"/>
         <w:b/>
         <w:bCs/>
         <w:color w:themeColor="text1" w:val="000000"/>
@@ -14924,6 +15601,7 @@
     </w:tblStylePr>
     <w:tblStylePr w:type="firstCol">
       <w:rPr>
+        <w:rFonts w:eastAsia="黑体"/>
         <w:color w:themeColor="background1" w:val="FFFFFF"/>
       </w:rPr>
       <w:tblPr/>
@@ -14933,6 +15611,7 @@
     </w:tblStylePr>
     <w:tblStylePr w:type="lastCol">
       <w:rPr>
+        <w:rFonts w:eastAsia="黑体"/>
         <w:color w:themeColor="background1" w:val="FFFFFF"/>
       </w:rPr>
       <w:tblPr/>
@@ -14962,6 +15641,7 @@
       <w:spacing w:after="0" w:line="240" w:lineRule="auto"/>
     </w:pPr>
     <w:rPr>
+      <w:rFonts w:eastAsia="黑体"/>
       <w:color w:themeColor="text1" w:val="000000"/>
     </w:rPr>
     <w:tblPr>
@@ -14983,6 +15663,7 @@
     </w:tcPr>
     <w:tblStylePr w:type="firstRow">
       <w:rPr>
+        <w:rFonts w:eastAsia="黑体"/>
         <w:b/>
         <w:bCs/>
       </w:rPr>
@@ -14993,6 +15674,7 @@
     </w:tblStylePr>
     <w:tblStylePr w:type="lastRow">
       <w:rPr>
+        <w:rFonts w:eastAsia="黑体"/>
         <w:b/>
         <w:bCs/>
         <w:color w:themeColor="text1" w:val="000000"/>
@@ -15004,6 +15686,7 @@
     </w:tblStylePr>
     <w:tblStylePr w:type="firstCol">
       <w:rPr>
+        <w:rFonts w:eastAsia="黑体"/>
         <w:color w:themeColor="background1" w:val="FFFFFF"/>
       </w:rPr>
       <w:tblPr/>
@@ -15013,6 +15696,7 @@
     </w:tblStylePr>
     <w:tblStylePr w:type="lastCol">
       <w:rPr>
+        <w:rFonts w:eastAsia="黑体"/>
         <w:color w:themeColor="background1" w:val="FFFFFF"/>
       </w:rPr>
       <w:tblPr/>
@@ -15042,6 +15726,7 @@
       <w:spacing w:after="0" w:line="240" w:lineRule="auto"/>
     </w:pPr>
     <w:rPr>
+      <w:rFonts w:eastAsia="黑体"/>
       <w:color w:themeColor="text1" w:val="000000"/>
     </w:rPr>
     <w:tblPr>
@@ -15063,6 +15748,7 @@
     </w:tcPr>
     <w:tblStylePr w:type="firstRow">
       <w:rPr>
+        <w:rFonts w:eastAsia="黑体"/>
         <w:b/>
         <w:bCs/>
       </w:rPr>
@@ -15073,6 +15759,7 @@
     </w:tblStylePr>
     <w:tblStylePr w:type="lastRow">
       <w:rPr>
+        <w:rFonts w:eastAsia="黑体"/>
         <w:b/>
         <w:bCs/>
         <w:color w:themeColor="text1" w:val="000000"/>
@@ -15084,6 +15771,7 @@
     </w:tblStylePr>
     <w:tblStylePr w:type="firstCol">
       <w:rPr>
+        <w:rFonts w:eastAsia="黑体"/>
         <w:color w:themeColor="background1" w:val="FFFFFF"/>
       </w:rPr>
       <w:tblPr/>
@@ -15093,6 +15781,7 @@
     </w:tblStylePr>
     <w:tblStylePr w:type="lastCol">
       <w:rPr>
+        <w:rFonts w:eastAsia="黑体"/>
         <w:color w:themeColor="background1" w:val="FFFFFF"/>
       </w:rPr>
       <w:tblPr/>
@@ -15122,6 +15811,7 @@
       <w:spacing w:after="0" w:line="240" w:lineRule="auto"/>
     </w:pPr>
     <w:rPr>
+      <w:rFonts w:eastAsia="黑体"/>
       <w:color w:themeColor="text1" w:val="000000"/>
     </w:rPr>
     <w:tblPr>
@@ -15143,6 +15833,7 @@
     </w:tcPr>
     <w:tblStylePr w:type="firstRow">
       <w:rPr>
+        <w:rFonts w:eastAsia="黑体"/>
         <w:b/>
         <w:bCs/>
       </w:rPr>
@@ -15153,6 +15844,7 @@
     </w:tblStylePr>
     <w:tblStylePr w:type="lastRow">
       <w:rPr>
+        <w:rFonts w:eastAsia="黑体"/>
         <w:b/>
         <w:bCs/>
         <w:color w:themeColor="text1" w:val="000000"/>
@@ -15164,6 +15856,7 @@
     </w:tblStylePr>
     <w:tblStylePr w:type="firstCol">
       <w:rPr>
+        <w:rFonts w:eastAsia="黑体"/>
         <w:color w:themeColor="background1" w:val="FFFFFF"/>
       </w:rPr>
       <w:tblPr/>
@@ -15173,6 +15866,7 @@
     </w:tblStylePr>
     <w:tblStylePr w:type="lastCol">
       <w:rPr>
+        <w:rFonts w:eastAsia="黑体"/>
         <w:color w:themeColor="background1" w:val="FFFFFF"/>
       </w:rPr>
       <w:tblPr/>
@@ -15202,6 +15896,7 @@
       <w:spacing w:after="0" w:line="240" w:lineRule="auto"/>
     </w:pPr>
     <w:rPr>
+      <w:rFonts w:eastAsia="黑体"/>
       <w:color w:themeColor="text1" w:val="000000"/>
     </w:rPr>
     <w:tblPr>
@@ -15223,6 +15918,7 @@
     </w:tcPr>
     <w:tblStylePr w:type="firstRow">
       <w:rPr>
+        <w:rFonts w:eastAsia="黑体"/>
         <w:b/>
         <w:bCs/>
       </w:rPr>
@@ -15233,6 +15929,7 @@
     </w:tblStylePr>
     <w:tblStylePr w:type="lastRow">
       <w:rPr>
+        <w:rFonts w:eastAsia="黑体"/>
         <w:b/>
         <w:bCs/>
         <w:color w:themeColor="text1" w:val="000000"/>
@@ -15244,6 +15941,7 @@
     </w:tblStylePr>
     <w:tblStylePr w:type="firstCol">
       <w:rPr>
+        <w:rFonts w:eastAsia="黑体"/>
         <w:color w:themeColor="background1" w:val="FFFFFF"/>
       </w:rPr>
       <w:tblPr/>
@@ -15253,6 +15951,7 @@
     </w:tblStylePr>
     <w:tblStylePr w:type="lastCol">
       <w:rPr>
+        <w:rFonts w:eastAsia="黑体"/>
         <w:color w:themeColor="background1" w:val="FFFFFF"/>
       </w:rPr>
       <w:tblPr/>
@@ -15282,6 +15981,7 @@
       <w:spacing w:after="0" w:line="240" w:lineRule="auto"/>
     </w:pPr>
     <w:rPr>
+      <w:rFonts w:eastAsia="黑体"/>
       <w:color w:themeColor="text1" w:val="000000"/>
     </w:rPr>
     <w:tblPr>
@@ -15303,6 +16003,7 @@
     </w:tcPr>
     <w:tblStylePr w:type="firstRow">
       <w:rPr>
+        <w:rFonts w:eastAsia="黑体"/>
         <w:b/>
         <w:bCs/>
       </w:rPr>
@@ -15313,6 +16014,7 @@
     </w:tblStylePr>
     <w:tblStylePr w:type="lastRow">
       <w:rPr>
+        <w:rFonts w:eastAsia="黑体"/>
         <w:b/>
         <w:bCs/>
         <w:color w:themeColor="text1" w:val="000000"/>
@@ -15324,6 +16026,7 @@
     </w:tblStylePr>
     <w:tblStylePr w:type="firstCol">
       <w:rPr>
+        <w:rFonts w:eastAsia="黑体"/>
         <w:color w:themeColor="background1" w:val="FFFFFF"/>
       </w:rPr>
       <w:tblPr/>
@@ -15333,6 +16036,7 @@
     </w:tblStylePr>
     <w:tblStylePr w:type="lastCol">
       <w:rPr>
+        <w:rFonts w:eastAsia="黑体"/>
         <w:color w:themeColor="background1" w:val="FFFFFF"/>
       </w:rPr>
       <w:tblPr/>
@@ -15365,6 +16069,7 @@
     <w:name w:val="KeywordTok"/>
     <w:basedOn w:val="VerbatimChar"/>
     <w:rPr>
+      <w:rFonts w:eastAsia="黑体"/>
       <w:b/>
       <w:color w:val="007020"/>
     </w:rPr>
@@ -15373,6 +16078,7 @@
     <w:name w:val="DataTypeTok"/>
     <w:basedOn w:val="VerbatimChar"/>
     <w:rPr>
+      <w:rFonts w:eastAsia="黑体"/>
       <w:color w:val="902000"/>
     </w:rPr>
   </w:style>
@@ -15380,6 +16086,7 @@
     <w:name w:val="DecValTok"/>
     <w:basedOn w:val="VerbatimChar"/>
     <w:rPr>
+      <w:rFonts w:eastAsia="黑体"/>
       <w:color w:val="40a070"/>
     </w:rPr>
   </w:style>
@@ -15387,6 +16094,7 @@
     <w:name w:val="BaseNTok"/>
     <w:basedOn w:val="VerbatimChar"/>
     <w:rPr>
+      <w:rFonts w:eastAsia="黑体"/>
       <w:color w:val="40a070"/>
     </w:rPr>
   </w:style>
@@ -15394,6 +16102,7 @@
     <w:name w:val="FloatTok"/>
     <w:basedOn w:val="VerbatimChar"/>
     <w:rPr>
+      <w:rFonts w:eastAsia="黑体"/>
       <w:color w:val="40a070"/>
     </w:rPr>
   </w:style>
@@ -15401,6 +16110,7 @@
     <w:name w:val="ConstantTok"/>
     <w:basedOn w:val="VerbatimChar"/>
     <w:rPr>
+      <w:rFonts w:eastAsia="黑体"/>
       <w:color w:val="880000"/>
     </w:rPr>
   </w:style>
@@ -15408,6 +16118,7 @@
     <w:name w:val="CharTok"/>
     <w:basedOn w:val="VerbatimChar"/>
     <w:rPr>
+      <w:rFonts w:eastAsia="黑体"/>
       <w:color w:val="4070a0"/>
     </w:rPr>
   </w:style>
@@ -15415,6 +16126,7 @@
     <w:name w:val="SpecialCharTok"/>
     <w:basedOn w:val="VerbatimChar"/>
     <w:rPr>
+      <w:rFonts w:eastAsia="黑体"/>
       <w:color w:val="4070a0"/>
     </w:rPr>
   </w:style>
@@ -15422,6 +16134,7 @@
     <w:name w:val="StringTok"/>
     <w:basedOn w:val="VerbatimChar"/>
     <w:rPr>
+      <w:rFonts w:eastAsia="黑体"/>
       <w:color w:val="4070a0"/>
     </w:rPr>
   </w:style>
@@ -15429,6 +16142,7 @@
     <w:name w:val="VerbatimStringTok"/>
     <w:basedOn w:val="VerbatimChar"/>
     <w:rPr>
+      <w:rFonts w:eastAsia="黑体"/>
       <w:color w:val="4070a0"/>
     </w:rPr>
   </w:style>
@@ -15436,6 +16150,7 @@
     <w:name w:val="SpecialStringTok"/>
     <w:basedOn w:val="VerbatimChar"/>
     <w:rPr>
+      <w:rFonts w:eastAsia="黑体"/>
       <w:color w:val="bb6688"/>
     </w:rPr>
   </w:style>
@@ -15443,6 +16158,7 @@
     <w:name w:val="ImportTok"/>
     <w:basedOn w:val="VerbatimChar"/>
     <w:rPr>
+      <w:rFonts w:eastAsia="黑体"/>
       <w:b/>
       <w:color w:val="008000"/>
     </w:rPr>
@@ -15451,6 +16167,7 @@
     <w:name w:val="CommentTok"/>
     <w:basedOn w:val="VerbatimChar"/>
     <w:rPr>
+      <w:rFonts w:eastAsia="黑体"/>
       <w:i/>
       <w:color w:val="60a0b0"/>
     </w:rPr>
@@ -15459,6 +16176,7 @@
     <w:name w:val="DocumentationTok"/>
     <w:basedOn w:val="VerbatimChar"/>
     <w:rPr>
+      <w:rFonts w:eastAsia="黑体"/>
       <w:i/>
       <w:color w:val="ba2121"/>
     </w:rPr>
@@ -15467,6 +16185,7 @@
     <w:name w:val="AnnotationTok"/>
     <w:basedOn w:val="VerbatimChar"/>
     <w:rPr>
+      <w:rFonts w:eastAsia="黑体"/>
       <w:b/>
       <w:i/>
       <w:color w:val="60a0b0"/>
@@ -15476,6 +16195,7 @@
     <w:name w:val="CommentVarTok"/>
     <w:basedOn w:val="VerbatimChar"/>
     <w:rPr>
+      <w:rFonts w:eastAsia="黑体"/>
       <w:b/>
       <w:i/>
       <w:color w:val="60a0b0"/>
@@ -15485,6 +16205,7 @@
     <w:name w:val="OtherTok"/>
     <w:basedOn w:val="VerbatimChar"/>
     <w:rPr>
+      <w:rFonts w:eastAsia="黑体"/>
       <w:color w:val="007020"/>
     </w:rPr>
   </w:style>
@@ -15492,6 +16213,7 @@
     <w:name w:val="FunctionTok"/>
     <w:basedOn w:val="VerbatimChar"/>
     <w:rPr>
+      <w:rFonts w:eastAsia="黑体"/>
       <w:color w:val="06287e"/>
     </w:rPr>
   </w:style>
@@ -15499,6 +16221,7 @@
     <w:name w:val="VariableTok"/>
     <w:basedOn w:val="VerbatimChar"/>
     <w:rPr>
+      <w:rFonts w:eastAsia="黑体"/>
       <w:color w:val="19177c"/>
     </w:rPr>
   </w:style>
@@ -15506,6 +16229,7 @@
     <w:name w:val="ControlFlowTok"/>
     <w:basedOn w:val="VerbatimChar"/>
     <w:rPr>
+      <w:rFonts w:eastAsia="黑体"/>
       <w:b/>
       <w:color w:val="007020"/>
     </w:rPr>
@@ -15514,6 +16238,7 @@
     <w:name w:val="OperatorTok"/>
     <w:basedOn w:val="VerbatimChar"/>
     <w:rPr>
+      <w:rFonts w:eastAsia="黑体"/>
       <w:color w:val="666666"/>
     </w:rPr>
   </w:style>
@@ -15521,18 +16246,22 @@
     <w:name w:val="BuiltInTok"/>
     <w:basedOn w:val="VerbatimChar"/>
     <w:rPr>
+      <w:rFonts w:eastAsia="黑体"/>
       <w:color w:val="008000"/>
     </w:rPr>
   </w:style>
   <w:style w:type="character" w:customStyle="1" w:styleId="ExtensionTok">
     <w:name w:val="ExtensionTok"/>
     <w:basedOn w:val="VerbatimChar"/>
-    <w:rPr/>
+    <w:rPr>
+      <w:rFonts w:eastAsia="黑体"/>
+    </w:rPr>
   </w:style>
   <w:style w:type="character" w:customStyle="1" w:styleId="PreprocessorTok">
     <w:name w:val="PreprocessorTok"/>
     <w:basedOn w:val="VerbatimChar"/>
     <w:rPr>
+      <w:rFonts w:eastAsia="黑体"/>
       <w:color w:val="bc7a00"/>
     </w:rPr>
   </w:style>
@@ -15540,18 +16269,22 @@
     <w:name w:val="AttributeTok"/>
     <w:basedOn w:val="VerbatimChar"/>
     <w:rPr>
+      <w:rFonts w:eastAsia="黑体"/>
       <w:color w:val="7d9029"/>
     </w:rPr>
   </w:style>
   <w:style w:type="character" w:customStyle="1" w:styleId="RegionMarkerTok">
     <w:name w:val="RegionMarkerTok"/>
     <w:basedOn w:val="VerbatimChar"/>
-    <w:rPr/>
+    <w:rPr>
+      <w:rFonts w:eastAsia="黑体"/>
+    </w:rPr>
   </w:style>
   <w:style w:type="character" w:customStyle="1" w:styleId="InformationTok">
     <w:name w:val="InformationTok"/>
     <w:basedOn w:val="VerbatimChar"/>
     <w:rPr>
+      <w:rFonts w:eastAsia="黑体"/>
       <w:b/>
       <w:i/>
       <w:color w:val="60a0b0"/>
@@ -15561,6 +16294,7 @@
     <w:name w:val="WarningTok"/>
     <w:basedOn w:val="VerbatimChar"/>
     <w:rPr>
+      <w:rFonts w:eastAsia="黑体"/>
       <w:b/>
       <w:i/>
       <w:color w:val="60a0b0"/>
@@ -15570,6 +16304,7 @@
     <w:name w:val="AlertTok"/>
     <w:basedOn w:val="VerbatimChar"/>
     <w:rPr>
+      <w:rFonts w:eastAsia="黑体"/>
       <w:b/>
       <w:color w:val="ff0000"/>
     </w:rPr>
@@ -15578,6 +16313,7 @@
     <w:name w:val="ErrorTok"/>
     <w:basedOn w:val="VerbatimChar"/>
     <w:rPr>
+      <w:rFonts w:eastAsia="黑体"/>
       <w:b/>
       <w:color w:val="ff0000"/>
     </w:rPr>
@@ -15585,7 +16321,9 @@
   <w:style w:type="character" w:customStyle="1" w:styleId="NormalTok">
     <w:name w:val="NormalTok"/>
     <w:basedOn w:val="VerbatimChar"/>
-    <w:rPr/>
+    <w:rPr>
+      <w:rFonts w:eastAsia="黑体"/>
+    </w:rPr>
   </w:style>
 </w:styles>
 </file>
@@ -15634,12 +16372,12 @@
     <a:fontScheme name="Office">
       <a:majorFont>
         <a:latin typeface="Calibri"/>
-        <a:ea typeface=""/>
+        <a:ea typeface="黑体"/>
         <a:cs typeface=""/>
         <a:font script="Jpan" typeface="ＭＳ ゴシック"/>
         <a:font script="Hang" typeface="맑은 고딕"/>
-        <a:font script="Hans" typeface="宋体"/>
-        <a:font script="Hant" typeface="新細明體"/>
+        <a:font script="Hans" typeface="黑体"/>
+        <a:font script="Hant" typeface="黑体"/>
         <a:font script="Arab" typeface="Times New Roman"/>
         <a:font script="Hebr" typeface="Times New Roman"/>
         <a:font script="Thai" typeface="Angsana New"/>
@@ -15669,12 +16407,12 @@
       </a:majorFont>
       <a:minorFont>
         <a:latin typeface="Cambria"/>
-        <a:ea typeface=""/>
+        <a:ea typeface="黑体"/>
         <a:cs typeface=""/>
         <a:font script="Jpan" typeface="ＭＳ 明朝"/>
         <a:font script="Hang" typeface="맑은 고딕"/>
-        <a:font script="Hans" typeface="宋体"/>
-        <a:font script="Hant" typeface="新細明體"/>
+        <a:font script="Hans" typeface="黑体"/>
+        <a:font script="Hant" typeface="黑体"/>
         <a:font script="Arab" typeface="Arial"/>
         <a:font script="Hebr" typeface="Arial"/>
         <a:font script="Thai" typeface="Cordia New"/>

--- a/04-滤波电路/01-低通滤波/有源低通滤波电路/有源低通滤波电路.docx
+++ b/04-滤波电路/01-低通滤波/有源低通滤波电路/有源低通滤波电路.docx
@@ -3298,7 +3298,7 @@
           <w:color w:val="555555"/>
           <w:sz w:val="21"/>
         </w:rPr>
-        <w:t>材料收集者：杜文杰，WX手机：19519196569，QQ:3478827729</w:t>
+        <w:t>材料收集者：杜文杰，微信/手机：19519196569，QQ:3478827729</w:t>
       </w:r>
     </w:p>
     <w:sectPr>
